--- a/Rapport projet/Redaction theme projet.docx
+++ b/Rapport projet/Redaction theme projet.docx
@@ -1343,6 +1343,59 @@
           <w:lang w:eastAsia="fr-FR"/>
         </w:rPr>
         <w:t xml:space="preserve"> : suivi logistique et statut d’acheminement</w:t>
+      </w:r>
+      <w:r>
+        <w:rPr>
+          <w:rFonts w:ascii="Times New Roman" w:eastAsia="Times New Roman" w:hAnsi="Times New Roman" w:cs="Times New Roman"/>
+          <w:sz w:val="24"/>
+          <w:szCs w:val="24"/>
+          <w:lang w:eastAsia="fr-FR"/>
+        </w:rPr>
+        <w:t>.</w:t>
+      </w:r>
+    </w:p>
+    <w:p>
+      <w:pPr>
+        <w:numPr>
+          <w:ilvl w:val="0"/>
+          <w:numId w:val="1"/>
+        </w:numPr>
+        <w:spacing w:before="100" w:beforeAutospacing="1" w:after="100" w:afterAutospacing="1" w:line="240" w:lineRule="auto"/>
+        <w:jc w:val="both"/>
+        <w:rPr>
+          <w:rFonts w:ascii="Times New Roman" w:eastAsia="Times New Roman" w:hAnsi="Times New Roman" w:cs="Times New Roman"/>
+          <w:sz w:val="24"/>
+          <w:szCs w:val="24"/>
+          <w:lang w:eastAsia="fr-FR"/>
+        </w:rPr>
+      </w:pPr>
+      <w:r>
+        <w:rPr>
+          <w:rFonts w:ascii="Times New Roman" w:eastAsia="Times New Roman" w:hAnsi="Times New Roman" w:cs="Times New Roman"/>
+          <w:b/>
+          <w:sz w:val="24"/>
+          <w:szCs w:val="24"/>
+          <w:lang w:eastAsia="fr-FR"/>
+        </w:rPr>
+        <w:t>Géolocalisation </w:t>
+      </w:r>
+      <w:r>
+        <w:rPr>
+          <w:rFonts w:ascii="Times New Roman" w:eastAsia="Times New Roman" w:hAnsi="Times New Roman" w:cs="Times New Roman"/>
+          <w:sz w:val="24"/>
+          <w:szCs w:val="24"/>
+          <w:lang w:eastAsia="fr-FR"/>
+        </w:rPr>
+        <w:t xml:space="preserve">: </w:t>
+      </w:r>
+      <w:r>
+        <w:rPr>
+          <w:rFonts w:ascii="Times New Roman" w:eastAsia="Times New Roman" w:hAnsi="Times New Roman" w:cs="Times New Roman"/>
+          <w:sz w:val="24"/>
+          <w:szCs w:val="24"/>
+          <w:lang w:eastAsia="fr-FR"/>
+        </w:rPr>
+        <w:t>Contient les coordonnées géographiques des clients et des fournisseurs pour optimiser la livraison et l’analyse logistique</w:t>
       </w:r>
       <w:r>
         <w:rPr>
@@ -4069,7 +4122,6 @@
       <w:pPr>
         <w:pStyle w:val="Titre3"/>
       </w:pPr>
-      <w:bookmarkStart w:id="0" w:name="_GoBack"/>
       <w:r>
         <w:rPr>
           <w:noProof/>
@@ -4111,7 +4163,6 @@
           </wp:inline>
         </w:drawing>
       </w:r>
-      <w:bookmarkEnd w:id="0"/>
     </w:p>
     <w:p>
       <w:pPr>
@@ -5254,26 +5305,5529 @@
     <w:p>
       <w:pPr>
         <w:pStyle w:val="NormalWeb"/>
-        <w:rPr>
+      </w:pPr>
+      <w:r>
+        <w:t>Les données utilisées dans ce projet sont des données synthétiques générées automatiquement à l’aide de scripts Python exécutés dans un environnement Jupyter Notebook. Elles ont été conçues pour simuler de manière réaliste le fonctionnement d’une plateforme de e-commerce opérant en France.</w:t>
+      </w:r>
+      <w:r>
+        <w:br/>
+        <w:t>Les informations relatives aux clients, fournisseurs, produits, commandes, paiements, livraisons et avis ont été générées de façon aléatoire tout en respectant les contraintes métier et les relations entre les entités.</w:t>
+      </w:r>
+      <w:r>
+        <w:br/>
+        <w:t>Les données géographiques (régions et villes) s’appuient sur des entités administratives françaises réelles, complétées par des coordonnées géographiques, afin de permettre des analyses décisionnelles spatiales.</w:t>
+      </w:r>
+      <w:r>
+        <w:br/>
+        <w:t>Ce choix garantit la cohérence des données, le respect de la confidentialité et la possibilité de réaliser des analyses décisionnelles pertinentes.</w:t>
+      </w:r>
+    </w:p>
+    <w:p>
+      <w:pPr>
+        <w:pStyle w:val="NormalWeb"/>
+      </w:pPr>
+    </w:p>
+    <w:p>
+      <w:pPr>
+        <w:spacing w:before="100" w:beforeAutospacing="1" w:after="100" w:afterAutospacing="1" w:line="240" w:lineRule="auto"/>
+        <w:outlineLvl w:val="1"/>
+        <w:rPr>
+          <w:rFonts w:ascii="Times New Roman" w:eastAsia="Times New Roman" w:hAnsi="Times New Roman" w:cs="Times New Roman"/>
           <w:b/>
           <w:bCs/>
-        </w:rPr>
-      </w:pPr>
-      <w:r>
-        <w:t>Les données utilisées dans ce projet sont des données synthétiques générées automatiquement à l’aide de scripts Python exécutés dans un environnement Jupyter Notebook. Elles ont été conçues pour simuler de manière réaliste le fonctionnement d’une plateforme de e-commerce opérant en France.</w:t>
-      </w:r>
-      <w:r>
+          <w:sz w:val="36"/>
+          <w:szCs w:val="36"/>
+          <w:lang w:eastAsia="fr-FR"/>
+        </w:rPr>
+      </w:pPr>
+      <w:r>
+        <w:rPr>
+          <w:rFonts w:ascii="Segoe UI Symbol" w:eastAsia="Times New Roman" w:hAnsi="Segoe UI Symbol" w:cs="Segoe UI Symbol"/>
+          <w:b/>
+          <w:bCs/>
+          <w:sz w:val="36"/>
+          <w:szCs w:val="36"/>
+          <w:lang w:eastAsia="fr-FR"/>
+        </w:rPr>
+        <w:lastRenderedPageBreak/>
+        <w:t>📦</w:t>
+      </w:r>
+      <w:r>
+        <w:rPr>
+          <w:rFonts w:ascii="Times New Roman" w:eastAsia="Times New Roman" w:hAnsi="Times New Roman" w:cs="Times New Roman"/>
+          <w:b/>
+          <w:bCs/>
+          <w:sz w:val="36"/>
+          <w:szCs w:val="36"/>
+          <w:lang w:eastAsia="fr-FR"/>
+        </w:rPr>
+        <w:t xml:space="preserve"> 1️</w:t>
+      </w:r>
+      <w:r>
+        <w:rPr>
+          <w:rFonts w:ascii="Tahoma" w:eastAsia="Times New Roman" w:hAnsi="Tahoma" w:cs="Tahoma"/>
+          <w:b/>
+          <w:bCs/>
+          <w:sz w:val="36"/>
+          <w:szCs w:val="36"/>
+          <w:lang w:eastAsia="fr-FR"/>
+        </w:rPr>
+        <w:t>⃣</w:t>
+      </w:r>
+      <w:r>
+        <w:rPr>
+          <w:rFonts w:ascii="Times New Roman" w:eastAsia="Times New Roman" w:hAnsi="Times New Roman" w:cs="Times New Roman"/>
+          <w:b/>
+          <w:bCs/>
+          <w:sz w:val="36"/>
+          <w:szCs w:val="36"/>
+          <w:lang w:eastAsia="fr-FR"/>
+        </w:rPr>
+        <w:t xml:space="preserve"> Commande en cours</w:t>
+      </w:r>
+    </w:p>
+    <w:p>
+      <w:pPr>
+        <w:spacing w:before="100" w:beforeAutospacing="1" w:after="100" w:afterAutospacing="1" w:line="240" w:lineRule="auto"/>
+        <w:rPr>
+          <w:rFonts w:ascii="Times New Roman" w:eastAsia="Times New Roman" w:hAnsi="Times New Roman" w:cs="Times New Roman"/>
+          <w:sz w:val="24"/>
+          <w:szCs w:val="24"/>
+          <w:lang w:eastAsia="fr-FR"/>
+        </w:rPr>
+      </w:pPr>
+      <w:r>
+        <w:rPr>
+          <w:rFonts w:ascii="Segoe UI Symbol" w:eastAsia="Times New Roman" w:hAnsi="Segoe UI Symbol" w:cs="Segoe UI Symbol"/>
+          <w:sz w:val="24"/>
+          <w:szCs w:val="24"/>
+          <w:lang w:eastAsia="fr-FR"/>
+        </w:rPr>
+        <w:t>👉</w:t>
+      </w:r>
+      <w:r>
+        <w:rPr>
+          <w:rFonts w:ascii="Times New Roman" w:eastAsia="Times New Roman" w:hAnsi="Times New Roman" w:cs="Times New Roman"/>
+          <w:sz w:val="24"/>
+          <w:szCs w:val="24"/>
+          <w:lang w:eastAsia="fr-FR"/>
+        </w:rPr>
+        <w:t xml:space="preserve"> </w:t>
+      </w:r>
+      <w:r>
+        <w:rPr>
+          <w:rFonts w:ascii="Times New Roman" w:eastAsia="Times New Roman" w:hAnsi="Times New Roman" w:cs="Times New Roman"/>
+          <w:b/>
+          <w:bCs/>
+          <w:sz w:val="24"/>
+          <w:szCs w:val="24"/>
+          <w:lang w:eastAsia="fr-FR"/>
+        </w:rPr>
+        <w:t>Signification</w:t>
+      </w:r>
+      <w:r>
+        <w:rPr>
+          <w:rFonts w:ascii="Times New Roman" w:eastAsia="Times New Roman" w:hAnsi="Times New Roman" w:cs="Times New Roman"/>
+          <w:sz w:val="24"/>
+          <w:szCs w:val="24"/>
+          <w:lang w:eastAsia="fr-FR"/>
+        </w:rPr>
         <w:br/>
-        <w:t>Les informations relatives aux clients, fournisseurs, produits, commandes, paiements, livraisons et avis ont été générées de façon aléatoire tout en respectant les contraintes métier et les relations entre les entités.</w:t>
-      </w:r>
-      <w:r>
+        <w:t xml:space="preserve">La commande a été </w:t>
+      </w:r>
+      <w:r>
+        <w:rPr>
+          <w:rFonts w:ascii="Times New Roman" w:eastAsia="Times New Roman" w:hAnsi="Times New Roman" w:cs="Times New Roman"/>
+          <w:b/>
+          <w:bCs/>
+          <w:sz w:val="24"/>
+          <w:szCs w:val="24"/>
+          <w:lang w:eastAsia="fr-FR"/>
+        </w:rPr>
+        <w:t>créée</w:t>
+      </w:r>
+      <w:r>
+        <w:rPr>
+          <w:rFonts w:ascii="Times New Roman" w:eastAsia="Times New Roman" w:hAnsi="Times New Roman" w:cs="Times New Roman"/>
+          <w:sz w:val="24"/>
+          <w:szCs w:val="24"/>
+          <w:lang w:eastAsia="fr-FR"/>
+        </w:rPr>
+        <w:t xml:space="preserve">, mais elle n’est </w:t>
+      </w:r>
+      <w:r>
+        <w:rPr>
+          <w:rFonts w:ascii="Times New Roman" w:eastAsia="Times New Roman" w:hAnsi="Times New Roman" w:cs="Times New Roman"/>
+          <w:b/>
+          <w:bCs/>
+          <w:sz w:val="24"/>
+          <w:szCs w:val="24"/>
+          <w:lang w:eastAsia="fr-FR"/>
+        </w:rPr>
+        <w:t>pas encore finalisée</w:t>
+      </w:r>
+      <w:r>
+        <w:rPr>
+          <w:rFonts w:ascii="Times New Roman" w:eastAsia="Times New Roman" w:hAnsi="Times New Roman" w:cs="Times New Roman"/>
+          <w:sz w:val="24"/>
+          <w:szCs w:val="24"/>
+          <w:lang w:eastAsia="fr-FR"/>
+        </w:rPr>
+        <w:t>.</w:t>
+      </w:r>
+    </w:p>
+    <w:p>
+      <w:pPr>
+        <w:spacing w:before="100" w:beforeAutospacing="1" w:after="100" w:afterAutospacing="1" w:line="240" w:lineRule="auto"/>
+        <w:rPr>
+          <w:rFonts w:ascii="Times New Roman" w:eastAsia="Times New Roman" w:hAnsi="Times New Roman" w:cs="Times New Roman"/>
+          <w:sz w:val="24"/>
+          <w:szCs w:val="24"/>
+          <w:lang w:eastAsia="fr-FR"/>
+        </w:rPr>
+      </w:pPr>
+      <w:r>
+        <w:rPr>
+          <w:rFonts w:ascii="Segoe UI Symbol" w:eastAsia="Times New Roman" w:hAnsi="Segoe UI Symbol" w:cs="Segoe UI Symbol"/>
+          <w:sz w:val="24"/>
+          <w:szCs w:val="24"/>
+          <w:lang w:eastAsia="fr-FR"/>
+        </w:rPr>
+        <w:t>🔎</w:t>
+      </w:r>
+      <w:r>
+        <w:rPr>
+          <w:rFonts w:ascii="Times New Roman" w:eastAsia="Times New Roman" w:hAnsi="Times New Roman" w:cs="Times New Roman"/>
+          <w:sz w:val="24"/>
+          <w:szCs w:val="24"/>
+          <w:lang w:eastAsia="fr-FR"/>
+        </w:rPr>
+        <w:t xml:space="preserve"> Cela peut vouloir dire :</w:t>
+      </w:r>
+    </w:p>
+    <w:p>
+      <w:pPr>
+        <w:numPr>
+          <w:ilvl w:val="0"/>
+          <w:numId w:val="40"/>
+        </w:numPr>
+        <w:spacing w:before="100" w:beforeAutospacing="1" w:after="100" w:afterAutospacing="1" w:line="240" w:lineRule="auto"/>
+        <w:rPr>
+          <w:rFonts w:ascii="Times New Roman" w:eastAsia="Times New Roman" w:hAnsi="Times New Roman" w:cs="Times New Roman"/>
+          <w:sz w:val="24"/>
+          <w:szCs w:val="24"/>
+          <w:lang w:eastAsia="fr-FR"/>
+        </w:rPr>
+      </w:pPr>
+      <w:r>
+        <w:rPr>
+          <w:rFonts w:ascii="Times New Roman" w:eastAsia="Times New Roman" w:hAnsi="Times New Roman" w:cs="Times New Roman"/>
+          <w:sz w:val="24"/>
+          <w:szCs w:val="24"/>
+          <w:lang w:eastAsia="fr-FR"/>
+        </w:rPr>
+        <w:t>paiement en attente</w:t>
+      </w:r>
+    </w:p>
+    <w:p>
+      <w:pPr>
+        <w:numPr>
+          <w:ilvl w:val="0"/>
+          <w:numId w:val="40"/>
+        </w:numPr>
+        <w:spacing w:before="100" w:beforeAutospacing="1" w:after="100" w:afterAutospacing="1" w:line="240" w:lineRule="auto"/>
+        <w:rPr>
+          <w:rFonts w:ascii="Times New Roman" w:eastAsia="Times New Roman" w:hAnsi="Times New Roman" w:cs="Times New Roman"/>
+          <w:sz w:val="24"/>
+          <w:szCs w:val="24"/>
+          <w:lang w:eastAsia="fr-FR"/>
+        </w:rPr>
+      </w:pPr>
+      <w:r>
+        <w:rPr>
+          <w:rFonts w:ascii="Times New Roman" w:eastAsia="Times New Roman" w:hAnsi="Times New Roman" w:cs="Times New Roman"/>
+          <w:sz w:val="24"/>
+          <w:szCs w:val="24"/>
+          <w:lang w:eastAsia="fr-FR"/>
+        </w:rPr>
+        <w:t>préparation en entrepôt</w:t>
+      </w:r>
+    </w:p>
+    <w:p>
+      <w:pPr>
+        <w:numPr>
+          <w:ilvl w:val="0"/>
+          <w:numId w:val="40"/>
+        </w:numPr>
+        <w:spacing w:before="100" w:beforeAutospacing="1" w:after="100" w:afterAutospacing="1" w:line="240" w:lineRule="auto"/>
+        <w:rPr>
+          <w:rFonts w:ascii="Times New Roman" w:eastAsia="Times New Roman" w:hAnsi="Times New Roman" w:cs="Times New Roman"/>
+          <w:sz w:val="24"/>
+          <w:szCs w:val="24"/>
+          <w:lang w:eastAsia="fr-FR"/>
+        </w:rPr>
+      </w:pPr>
+      <w:r>
+        <w:rPr>
+          <w:rFonts w:ascii="Times New Roman" w:eastAsia="Times New Roman" w:hAnsi="Times New Roman" w:cs="Times New Roman"/>
+          <w:sz w:val="24"/>
+          <w:szCs w:val="24"/>
+          <w:lang w:eastAsia="fr-FR"/>
+        </w:rPr>
+        <w:t>vérifications internes</w:t>
+      </w:r>
+    </w:p>
+    <w:p>
+      <w:pPr>
+        <w:spacing w:before="100" w:beforeAutospacing="1" w:after="100" w:afterAutospacing="1" w:line="240" w:lineRule="auto"/>
+        <w:rPr>
+          <w:rFonts w:ascii="Times New Roman" w:eastAsia="Times New Roman" w:hAnsi="Times New Roman" w:cs="Times New Roman"/>
+          <w:sz w:val="24"/>
+          <w:szCs w:val="24"/>
+          <w:lang w:eastAsia="fr-FR"/>
+        </w:rPr>
+      </w:pPr>
+      <w:r>
+        <w:rPr>
+          <w:rFonts w:ascii="Times New Roman" w:eastAsia="Times New Roman" w:hAnsi="Times New Roman" w:cs="Times New Roman"/>
+          <w:sz w:val="24"/>
+          <w:szCs w:val="24"/>
+          <w:lang w:eastAsia="fr-FR"/>
+        </w:rPr>
+        <w:t>🧠 Exemple</w:t>
+      </w:r>
+    </w:p>
+    <w:p>
+      <w:pPr>
+        <w:spacing w:beforeAutospacing="1" w:after="100" w:afterAutospacing="1" w:line="240" w:lineRule="auto"/>
+        <w:rPr>
+          <w:rFonts w:ascii="Times New Roman" w:eastAsia="Times New Roman" w:hAnsi="Times New Roman" w:cs="Times New Roman"/>
+          <w:sz w:val="24"/>
+          <w:szCs w:val="24"/>
+          <w:lang w:eastAsia="fr-FR"/>
+        </w:rPr>
+      </w:pPr>
+      <w:r>
+        <w:rPr>
+          <w:rFonts w:ascii="Times New Roman" w:eastAsia="Times New Roman" w:hAnsi="Times New Roman" w:cs="Times New Roman"/>
+          <w:sz w:val="24"/>
+          <w:szCs w:val="24"/>
+          <w:lang w:eastAsia="fr-FR"/>
+        </w:rPr>
+        <w:t>Le client vient de passer commande, mais elle n’a pas encore été expédiée.</w:t>
+      </w:r>
+    </w:p>
+    <w:p>
+      <w:pPr>
+        <w:spacing w:after="0" w:line="240" w:lineRule="auto"/>
+        <w:rPr>
+          <w:rFonts w:ascii="Times New Roman" w:eastAsia="Times New Roman" w:hAnsi="Times New Roman" w:cs="Times New Roman"/>
+          <w:sz w:val="24"/>
+          <w:szCs w:val="24"/>
+          <w:lang w:eastAsia="fr-FR"/>
+        </w:rPr>
+      </w:pPr>
+      <w:r>
+        <w:rPr>
+          <w:rFonts w:ascii="Times New Roman" w:eastAsia="Times New Roman" w:hAnsi="Times New Roman" w:cs="Times New Roman"/>
+          <w:sz w:val="24"/>
+          <w:szCs w:val="24"/>
+          <w:lang w:eastAsia="fr-FR"/>
+        </w:rPr>
+        <w:pict>
+          <v:rect id="_x0000_i1033" style="width:0;height:1.5pt" o:hralign="center" o:hrstd="t" o:hr="t" fillcolor="#a0a0a0" stroked="f"/>
+        </w:pict>
+      </w:r>
+    </w:p>
+    <w:p>
+      <w:pPr>
+        <w:spacing w:before="100" w:beforeAutospacing="1" w:after="100" w:afterAutospacing="1" w:line="240" w:lineRule="auto"/>
+        <w:outlineLvl w:val="1"/>
+        <w:rPr>
+          <w:rFonts w:ascii="Times New Roman" w:eastAsia="Times New Roman" w:hAnsi="Times New Roman" w:cs="Times New Roman"/>
+          <w:b/>
+          <w:bCs/>
+          <w:sz w:val="36"/>
+          <w:szCs w:val="36"/>
+          <w:lang w:eastAsia="fr-FR"/>
+        </w:rPr>
+      </w:pPr>
+      <w:r>
+        <w:rPr>
+          <w:rFonts w:ascii="Segoe UI Symbol" w:eastAsia="Times New Roman" w:hAnsi="Segoe UI Symbol" w:cs="Segoe UI Symbol"/>
+          <w:b/>
+          <w:bCs/>
+          <w:sz w:val="36"/>
+          <w:szCs w:val="36"/>
+          <w:lang w:eastAsia="fr-FR"/>
+        </w:rPr>
+        <w:t>🚚</w:t>
+      </w:r>
+      <w:r>
+        <w:rPr>
+          <w:rFonts w:ascii="Times New Roman" w:eastAsia="Times New Roman" w:hAnsi="Times New Roman" w:cs="Times New Roman"/>
+          <w:b/>
+          <w:bCs/>
+          <w:sz w:val="36"/>
+          <w:szCs w:val="36"/>
+          <w:lang w:eastAsia="fr-FR"/>
+        </w:rPr>
+        <w:t xml:space="preserve"> 2️</w:t>
+      </w:r>
+      <w:r>
+        <w:rPr>
+          <w:rFonts w:ascii="Tahoma" w:eastAsia="Times New Roman" w:hAnsi="Tahoma" w:cs="Tahoma"/>
+          <w:b/>
+          <w:bCs/>
+          <w:sz w:val="36"/>
+          <w:szCs w:val="36"/>
+          <w:lang w:eastAsia="fr-FR"/>
+        </w:rPr>
+        <w:t>⃣</w:t>
+      </w:r>
+      <w:r>
+        <w:rPr>
+          <w:rFonts w:ascii="Times New Roman" w:eastAsia="Times New Roman" w:hAnsi="Times New Roman" w:cs="Times New Roman"/>
+          <w:b/>
+          <w:bCs/>
+          <w:sz w:val="36"/>
+          <w:szCs w:val="36"/>
+          <w:lang w:eastAsia="fr-FR"/>
+        </w:rPr>
+        <w:t xml:space="preserve"> Commande expédiée</w:t>
+      </w:r>
+    </w:p>
+    <w:p>
+      <w:pPr>
+        <w:spacing w:before="100" w:beforeAutospacing="1" w:after="100" w:afterAutospacing="1" w:line="240" w:lineRule="auto"/>
+        <w:rPr>
+          <w:rFonts w:ascii="Times New Roman" w:eastAsia="Times New Roman" w:hAnsi="Times New Roman" w:cs="Times New Roman"/>
+          <w:sz w:val="24"/>
+          <w:szCs w:val="24"/>
+          <w:lang w:eastAsia="fr-FR"/>
+        </w:rPr>
+      </w:pPr>
+      <w:r>
+        <w:rPr>
+          <w:rFonts w:ascii="Segoe UI Symbol" w:eastAsia="Times New Roman" w:hAnsi="Segoe UI Symbol" w:cs="Segoe UI Symbol"/>
+          <w:sz w:val="24"/>
+          <w:szCs w:val="24"/>
+          <w:lang w:eastAsia="fr-FR"/>
+        </w:rPr>
+        <w:t>👉</w:t>
+      </w:r>
+      <w:r>
+        <w:rPr>
+          <w:rFonts w:ascii="Times New Roman" w:eastAsia="Times New Roman" w:hAnsi="Times New Roman" w:cs="Times New Roman"/>
+          <w:sz w:val="24"/>
+          <w:szCs w:val="24"/>
+          <w:lang w:eastAsia="fr-FR"/>
+        </w:rPr>
+        <w:t xml:space="preserve"> </w:t>
+      </w:r>
+      <w:r>
+        <w:rPr>
+          <w:rFonts w:ascii="Times New Roman" w:eastAsia="Times New Roman" w:hAnsi="Times New Roman" w:cs="Times New Roman"/>
+          <w:b/>
+          <w:bCs/>
+          <w:sz w:val="24"/>
+          <w:szCs w:val="24"/>
+          <w:lang w:eastAsia="fr-FR"/>
+        </w:rPr>
+        <w:t>Signification</w:t>
+      </w:r>
+      <w:r>
+        <w:rPr>
+          <w:rFonts w:ascii="Times New Roman" w:eastAsia="Times New Roman" w:hAnsi="Times New Roman" w:cs="Times New Roman"/>
+          <w:sz w:val="24"/>
+          <w:szCs w:val="24"/>
+          <w:lang w:eastAsia="fr-FR"/>
+        </w:rPr>
         <w:br/>
-        <w:t>Les données géographiques (régions et villes) s’appuient sur des entités administratives françaises réelles, complétées par des coordonnées géographiques, afin de permettre des analyses décisionnelles spatiales.</w:t>
-      </w:r>
-      <w:r>
+        <w:t xml:space="preserve">La commande a </w:t>
+      </w:r>
+      <w:r>
+        <w:rPr>
+          <w:rFonts w:ascii="Times New Roman" w:eastAsia="Times New Roman" w:hAnsi="Times New Roman" w:cs="Times New Roman"/>
+          <w:b/>
+          <w:bCs/>
+          <w:sz w:val="24"/>
+          <w:szCs w:val="24"/>
+          <w:lang w:eastAsia="fr-FR"/>
+        </w:rPr>
+        <w:t>quitté l’entrepôt</w:t>
+      </w:r>
+      <w:r>
+        <w:rPr>
+          <w:rFonts w:ascii="Times New Roman" w:eastAsia="Times New Roman" w:hAnsi="Times New Roman" w:cs="Times New Roman"/>
+          <w:sz w:val="24"/>
+          <w:szCs w:val="24"/>
+          <w:lang w:eastAsia="fr-FR"/>
+        </w:rPr>
+        <w:t>.</w:t>
+      </w:r>
+    </w:p>
+    <w:p>
+      <w:pPr>
+        <w:spacing w:before="100" w:beforeAutospacing="1" w:after="100" w:afterAutospacing="1" w:line="240" w:lineRule="auto"/>
+        <w:rPr>
+          <w:rFonts w:ascii="Times New Roman" w:eastAsia="Times New Roman" w:hAnsi="Times New Roman" w:cs="Times New Roman"/>
+          <w:sz w:val="24"/>
+          <w:szCs w:val="24"/>
+          <w:lang w:eastAsia="fr-FR"/>
+        </w:rPr>
+      </w:pPr>
+      <w:r>
+        <w:rPr>
+          <w:rFonts w:ascii="Segoe UI Symbol" w:eastAsia="Times New Roman" w:hAnsi="Segoe UI Symbol" w:cs="Segoe UI Symbol"/>
+          <w:sz w:val="24"/>
+          <w:szCs w:val="24"/>
+          <w:lang w:eastAsia="fr-FR"/>
+        </w:rPr>
+        <w:t>✔️</w:t>
+      </w:r>
+      <w:r>
+        <w:rPr>
+          <w:rFonts w:ascii="Times New Roman" w:eastAsia="Times New Roman" w:hAnsi="Times New Roman" w:cs="Times New Roman"/>
+          <w:sz w:val="24"/>
+          <w:szCs w:val="24"/>
+          <w:lang w:eastAsia="fr-FR"/>
+        </w:rPr>
+        <w:t xml:space="preserve"> Le colis est confié au transporteur</w:t>
+      </w:r>
+      <w:r>
+        <w:rPr>
+          <w:rFonts w:ascii="Times New Roman" w:eastAsia="Times New Roman" w:hAnsi="Times New Roman" w:cs="Times New Roman"/>
+          <w:sz w:val="24"/>
+          <w:szCs w:val="24"/>
+          <w:lang w:eastAsia="fr-FR"/>
+        </w:rPr>
         <w:br/>
-        <w:t>Ce choix garantit la cohérence des données, le respect de la confidentialité et la possibilité de réaliser des analyses décisionnelles pertinentes.</w:t>
-      </w:r>
+      </w:r>
+      <w:r>
+        <w:rPr>
+          <w:rFonts w:ascii="Segoe UI Symbol" w:eastAsia="Times New Roman" w:hAnsi="Segoe UI Symbol" w:cs="Segoe UI Symbol"/>
+          <w:sz w:val="24"/>
+          <w:szCs w:val="24"/>
+          <w:lang w:eastAsia="fr-FR"/>
+        </w:rPr>
+        <w:t>❌</w:t>
+      </w:r>
+      <w:r>
+        <w:rPr>
+          <w:rFonts w:ascii="Times New Roman" w:eastAsia="Times New Roman" w:hAnsi="Times New Roman" w:cs="Times New Roman"/>
+          <w:sz w:val="24"/>
+          <w:szCs w:val="24"/>
+          <w:lang w:eastAsia="fr-FR"/>
+        </w:rPr>
+        <w:t xml:space="preserve"> Le client </w:t>
+      </w:r>
+      <w:r>
+        <w:rPr>
+          <w:rFonts w:ascii="Times New Roman" w:eastAsia="Times New Roman" w:hAnsi="Times New Roman" w:cs="Times New Roman"/>
+          <w:b/>
+          <w:bCs/>
+          <w:sz w:val="24"/>
+          <w:szCs w:val="24"/>
+          <w:lang w:eastAsia="fr-FR"/>
+        </w:rPr>
+        <w:t>ne l’a pas encore reçue</w:t>
+      </w:r>
+    </w:p>
+    <w:p>
+      <w:pPr>
+        <w:spacing w:before="100" w:beforeAutospacing="1" w:after="100" w:afterAutospacing="1" w:line="240" w:lineRule="auto"/>
+        <w:rPr>
+          <w:rFonts w:ascii="Times New Roman" w:eastAsia="Times New Roman" w:hAnsi="Times New Roman" w:cs="Times New Roman"/>
+          <w:sz w:val="24"/>
+          <w:szCs w:val="24"/>
+          <w:lang w:eastAsia="fr-FR"/>
+        </w:rPr>
+      </w:pPr>
+      <w:r>
+        <w:rPr>
+          <w:rFonts w:ascii="Times New Roman" w:eastAsia="Times New Roman" w:hAnsi="Times New Roman" w:cs="Times New Roman"/>
+          <w:sz w:val="24"/>
+          <w:szCs w:val="24"/>
+          <w:lang w:eastAsia="fr-FR"/>
+        </w:rPr>
+        <w:t>🧠 Exemple</w:t>
+      </w:r>
+    </w:p>
+    <w:p>
+      <w:pPr>
+        <w:spacing w:beforeAutospacing="1" w:after="100" w:afterAutospacing="1" w:line="240" w:lineRule="auto"/>
+        <w:rPr>
+          <w:rFonts w:ascii="Times New Roman" w:eastAsia="Times New Roman" w:hAnsi="Times New Roman" w:cs="Times New Roman"/>
+          <w:sz w:val="24"/>
+          <w:szCs w:val="24"/>
+          <w:lang w:eastAsia="fr-FR"/>
+        </w:rPr>
+      </w:pPr>
+      <w:r>
+        <w:rPr>
+          <w:rFonts w:ascii="Times New Roman" w:eastAsia="Times New Roman" w:hAnsi="Times New Roman" w:cs="Times New Roman"/>
+          <w:sz w:val="24"/>
+          <w:szCs w:val="24"/>
+          <w:lang w:eastAsia="fr-FR"/>
+        </w:rPr>
+        <w:t>Le colis est chez DHL / Chronopost et en route.</w:t>
+      </w:r>
+    </w:p>
+    <w:p>
+      <w:pPr>
+        <w:spacing w:after="0" w:line="240" w:lineRule="auto"/>
+        <w:rPr>
+          <w:rFonts w:ascii="Times New Roman" w:eastAsia="Times New Roman" w:hAnsi="Times New Roman" w:cs="Times New Roman"/>
+          <w:sz w:val="24"/>
+          <w:szCs w:val="24"/>
+          <w:lang w:eastAsia="fr-FR"/>
+        </w:rPr>
+      </w:pPr>
+      <w:r>
+        <w:rPr>
+          <w:rFonts w:ascii="Times New Roman" w:eastAsia="Times New Roman" w:hAnsi="Times New Roman" w:cs="Times New Roman"/>
+          <w:sz w:val="24"/>
+          <w:szCs w:val="24"/>
+          <w:lang w:eastAsia="fr-FR"/>
+        </w:rPr>
+        <w:pict>
+          <v:rect id="_x0000_i1034" style="width:0;height:1.5pt" o:hralign="center" o:hrstd="t" o:hr="t" fillcolor="#a0a0a0" stroked="f"/>
+        </w:pict>
+      </w:r>
+    </w:p>
+    <w:p>
+      <w:pPr>
+        <w:spacing w:before="100" w:beforeAutospacing="1" w:after="100" w:afterAutospacing="1" w:line="240" w:lineRule="auto"/>
+        <w:outlineLvl w:val="1"/>
+        <w:rPr>
+          <w:rFonts w:ascii="Times New Roman" w:eastAsia="Times New Roman" w:hAnsi="Times New Roman" w:cs="Times New Roman"/>
+          <w:b/>
+          <w:bCs/>
+          <w:sz w:val="36"/>
+          <w:szCs w:val="36"/>
+          <w:lang w:eastAsia="fr-FR"/>
+        </w:rPr>
+      </w:pPr>
+      <w:r>
+        <w:rPr>
+          <w:rFonts w:ascii="Segoe UI Symbol" w:eastAsia="Times New Roman" w:hAnsi="Segoe UI Symbol" w:cs="Segoe UI Symbol"/>
+          <w:b/>
+          <w:bCs/>
+          <w:sz w:val="36"/>
+          <w:szCs w:val="36"/>
+          <w:lang w:eastAsia="fr-FR"/>
+        </w:rPr>
+        <w:t>📬</w:t>
+      </w:r>
+      <w:r>
+        <w:rPr>
+          <w:rFonts w:ascii="Times New Roman" w:eastAsia="Times New Roman" w:hAnsi="Times New Roman" w:cs="Times New Roman"/>
+          <w:b/>
+          <w:bCs/>
+          <w:sz w:val="36"/>
+          <w:szCs w:val="36"/>
+          <w:lang w:eastAsia="fr-FR"/>
+        </w:rPr>
+        <w:t xml:space="preserve"> 3️</w:t>
+      </w:r>
+      <w:r>
+        <w:rPr>
+          <w:rFonts w:ascii="Tahoma" w:eastAsia="Times New Roman" w:hAnsi="Tahoma" w:cs="Tahoma"/>
+          <w:b/>
+          <w:bCs/>
+          <w:sz w:val="36"/>
+          <w:szCs w:val="36"/>
+          <w:lang w:eastAsia="fr-FR"/>
+        </w:rPr>
+        <w:t>⃣</w:t>
+      </w:r>
+      <w:r>
+        <w:rPr>
+          <w:rFonts w:ascii="Times New Roman" w:eastAsia="Times New Roman" w:hAnsi="Times New Roman" w:cs="Times New Roman"/>
+          <w:b/>
+          <w:bCs/>
+          <w:sz w:val="36"/>
+          <w:szCs w:val="36"/>
+          <w:lang w:eastAsia="fr-FR"/>
+        </w:rPr>
+        <w:t xml:space="preserve"> Commande livrée</w:t>
+      </w:r>
+    </w:p>
+    <w:p>
+      <w:pPr>
+        <w:spacing w:before="100" w:beforeAutospacing="1" w:after="100" w:afterAutospacing="1" w:line="240" w:lineRule="auto"/>
+        <w:rPr>
+          <w:rFonts w:ascii="Times New Roman" w:eastAsia="Times New Roman" w:hAnsi="Times New Roman" w:cs="Times New Roman"/>
+          <w:sz w:val="24"/>
+          <w:szCs w:val="24"/>
+          <w:lang w:eastAsia="fr-FR"/>
+        </w:rPr>
+      </w:pPr>
+      <w:r>
+        <w:rPr>
+          <w:rFonts w:ascii="Segoe UI Symbol" w:eastAsia="Times New Roman" w:hAnsi="Segoe UI Symbol" w:cs="Segoe UI Symbol"/>
+          <w:sz w:val="24"/>
+          <w:szCs w:val="24"/>
+          <w:lang w:eastAsia="fr-FR"/>
+        </w:rPr>
+        <w:t>👉</w:t>
+      </w:r>
+      <w:r>
+        <w:rPr>
+          <w:rFonts w:ascii="Times New Roman" w:eastAsia="Times New Roman" w:hAnsi="Times New Roman" w:cs="Times New Roman"/>
+          <w:sz w:val="24"/>
+          <w:szCs w:val="24"/>
+          <w:lang w:eastAsia="fr-FR"/>
+        </w:rPr>
+        <w:t xml:space="preserve"> </w:t>
+      </w:r>
+      <w:r>
+        <w:rPr>
+          <w:rFonts w:ascii="Times New Roman" w:eastAsia="Times New Roman" w:hAnsi="Times New Roman" w:cs="Times New Roman"/>
+          <w:b/>
+          <w:bCs/>
+          <w:sz w:val="24"/>
+          <w:szCs w:val="24"/>
+          <w:lang w:eastAsia="fr-FR"/>
+        </w:rPr>
+        <w:t>Signification</w:t>
+      </w:r>
+      <w:r>
+        <w:rPr>
+          <w:rFonts w:ascii="Times New Roman" w:eastAsia="Times New Roman" w:hAnsi="Times New Roman" w:cs="Times New Roman"/>
+          <w:sz w:val="24"/>
+          <w:szCs w:val="24"/>
+          <w:lang w:eastAsia="fr-FR"/>
+        </w:rPr>
+        <w:br/>
+        <w:t xml:space="preserve">La commande a été </w:t>
+      </w:r>
+      <w:r>
+        <w:rPr>
+          <w:rFonts w:ascii="Times New Roman" w:eastAsia="Times New Roman" w:hAnsi="Times New Roman" w:cs="Times New Roman"/>
+          <w:b/>
+          <w:bCs/>
+          <w:sz w:val="24"/>
+          <w:szCs w:val="24"/>
+          <w:lang w:eastAsia="fr-FR"/>
+        </w:rPr>
+        <w:t>reçue par le client</w:t>
+      </w:r>
+      <w:r>
+        <w:rPr>
+          <w:rFonts w:ascii="Times New Roman" w:eastAsia="Times New Roman" w:hAnsi="Times New Roman" w:cs="Times New Roman"/>
+          <w:sz w:val="24"/>
+          <w:szCs w:val="24"/>
+          <w:lang w:eastAsia="fr-FR"/>
+        </w:rPr>
+        <w:t>.</w:t>
+      </w:r>
+    </w:p>
+    <w:p>
+      <w:pPr>
+        <w:spacing w:before="100" w:beforeAutospacing="1" w:after="100" w:afterAutospacing="1" w:line="240" w:lineRule="auto"/>
+        <w:rPr>
+          <w:rFonts w:ascii="Times New Roman" w:eastAsia="Times New Roman" w:hAnsi="Times New Roman" w:cs="Times New Roman"/>
+          <w:sz w:val="24"/>
+          <w:szCs w:val="24"/>
+          <w:lang w:eastAsia="fr-FR"/>
+        </w:rPr>
+      </w:pPr>
+      <w:r>
+        <w:rPr>
+          <w:rFonts w:ascii="Segoe UI Symbol" w:eastAsia="Times New Roman" w:hAnsi="Segoe UI Symbol" w:cs="Segoe UI Symbol"/>
+          <w:sz w:val="24"/>
+          <w:szCs w:val="24"/>
+          <w:lang w:eastAsia="fr-FR"/>
+        </w:rPr>
+        <w:t>✔️</w:t>
+      </w:r>
+      <w:r>
+        <w:rPr>
+          <w:rFonts w:ascii="Times New Roman" w:eastAsia="Times New Roman" w:hAnsi="Times New Roman" w:cs="Times New Roman"/>
+          <w:sz w:val="24"/>
+          <w:szCs w:val="24"/>
+          <w:lang w:eastAsia="fr-FR"/>
+        </w:rPr>
+        <w:t xml:space="preserve"> Livraison confirmée</w:t>
+      </w:r>
+      <w:r>
+        <w:rPr>
+          <w:rFonts w:ascii="Times New Roman" w:eastAsia="Times New Roman" w:hAnsi="Times New Roman" w:cs="Times New Roman"/>
+          <w:sz w:val="24"/>
+          <w:szCs w:val="24"/>
+          <w:lang w:eastAsia="fr-FR"/>
+        </w:rPr>
+        <w:br/>
+      </w:r>
+      <w:r>
+        <w:rPr>
+          <w:rFonts w:ascii="Segoe UI Symbol" w:eastAsia="Times New Roman" w:hAnsi="Segoe UI Symbol" w:cs="Segoe UI Symbol"/>
+          <w:sz w:val="24"/>
+          <w:szCs w:val="24"/>
+          <w:lang w:eastAsia="fr-FR"/>
+        </w:rPr>
+        <w:t>✔️</w:t>
+      </w:r>
+      <w:r>
+        <w:rPr>
+          <w:rFonts w:ascii="Times New Roman" w:eastAsia="Times New Roman" w:hAnsi="Times New Roman" w:cs="Times New Roman"/>
+          <w:sz w:val="24"/>
+          <w:szCs w:val="24"/>
+          <w:lang w:eastAsia="fr-FR"/>
+        </w:rPr>
+        <w:t xml:space="preserve"> Vente finalisée</w:t>
+      </w:r>
+      <w:r>
+        <w:rPr>
+          <w:rFonts w:ascii="Times New Roman" w:eastAsia="Times New Roman" w:hAnsi="Times New Roman" w:cs="Times New Roman"/>
+          <w:sz w:val="24"/>
+          <w:szCs w:val="24"/>
+          <w:lang w:eastAsia="fr-FR"/>
+        </w:rPr>
+        <w:br/>
+      </w:r>
+      <w:r>
+        <w:rPr>
+          <w:rFonts w:ascii="Segoe UI Symbol" w:eastAsia="Times New Roman" w:hAnsi="Segoe UI Symbol" w:cs="Segoe UI Symbol"/>
+          <w:sz w:val="24"/>
+          <w:szCs w:val="24"/>
+          <w:lang w:eastAsia="fr-FR"/>
+        </w:rPr>
+        <w:t>✔️</w:t>
+      </w:r>
+      <w:r>
+        <w:rPr>
+          <w:rFonts w:ascii="Times New Roman" w:eastAsia="Times New Roman" w:hAnsi="Times New Roman" w:cs="Times New Roman"/>
+          <w:sz w:val="24"/>
+          <w:szCs w:val="24"/>
+          <w:lang w:eastAsia="fr-FR"/>
+        </w:rPr>
+        <w:t xml:space="preserve"> Le chiffre d’affaires est </w:t>
+      </w:r>
+      <w:r>
+        <w:rPr>
+          <w:rFonts w:ascii="Times New Roman" w:eastAsia="Times New Roman" w:hAnsi="Times New Roman" w:cs="Times New Roman"/>
+          <w:b/>
+          <w:bCs/>
+          <w:sz w:val="24"/>
+          <w:szCs w:val="24"/>
+          <w:lang w:eastAsia="fr-FR"/>
+        </w:rPr>
+        <w:t>définitif</w:t>
+      </w:r>
+    </w:p>
+    <w:p>
+      <w:pPr>
+        <w:spacing w:before="100" w:beforeAutospacing="1" w:after="100" w:afterAutospacing="1" w:line="240" w:lineRule="auto"/>
+        <w:rPr>
+          <w:rFonts w:ascii="Times New Roman" w:eastAsia="Times New Roman" w:hAnsi="Times New Roman" w:cs="Times New Roman"/>
+          <w:sz w:val="24"/>
+          <w:szCs w:val="24"/>
+          <w:lang w:eastAsia="fr-FR"/>
+        </w:rPr>
+      </w:pPr>
+      <w:r>
+        <w:rPr>
+          <w:rFonts w:ascii="Times New Roman" w:eastAsia="Times New Roman" w:hAnsi="Times New Roman" w:cs="Times New Roman"/>
+          <w:sz w:val="24"/>
+          <w:szCs w:val="24"/>
+          <w:lang w:eastAsia="fr-FR"/>
+        </w:rPr>
+        <w:t>🧠 Exemple</w:t>
+      </w:r>
+    </w:p>
+    <w:p>
+      <w:pPr>
+        <w:spacing w:beforeAutospacing="1" w:after="100" w:afterAutospacing="1" w:line="240" w:lineRule="auto"/>
+        <w:rPr>
+          <w:rFonts w:ascii="Times New Roman" w:eastAsia="Times New Roman" w:hAnsi="Times New Roman" w:cs="Times New Roman"/>
+          <w:sz w:val="24"/>
+          <w:szCs w:val="24"/>
+          <w:lang w:eastAsia="fr-FR"/>
+        </w:rPr>
+      </w:pPr>
+      <w:r>
+        <w:rPr>
+          <w:rFonts w:ascii="Times New Roman" w:eastAsia="Times New Roman" w:hAnsi="Times New Roman" w:cs="Times New Roman"/>
+          <w:sz w:val="24"/>
+          <w:szCs w:val="24"/>
+          <w:lang w:eastAsia="fr-FR"/>
+        </w:rPr>
+        <w:t>Le client a signé ou confirmé la réception.</w:t>
+      </w:r>
+    </w:p>
+    <w:p>
+      <w:pPr>
+        <w:spacing w:before="100" w:beforeAutospacing="1" w:after="100" w:afterAutospacing="1" w:line="240" w:lineRule="auto"/>
+        <w:rPr>
+          <w:rFonts w:ascii="Times New Roman" w:eastAsia="Times New Roman" w:hAnsi="Times New Roman" w:cs="Times New Roman"/>
+          <w:sz w:val="24"/>
+          <w:szCs w:val="24"/>
+          <w:lang w:eastAsia="fr-FR"/>
+        </w:rPr>
+      </w:pPr>
+      <w:r>
+        <w:rPr>
+          <w:rFonts w:ascii="Segoe UI Symbol" w:eastAsia="Times New Roman" w:hAnsi="Segoe UI Symbol" w:cs="Segoe UI Symbol"/>
+          <w:sz w:val="24"/>
+          <w:szCs w:val="24"/>
+          <w:lang w:eastAsia="fr-FR"/>
+        </w:rPr>
+        <w:t>📊</w:t>
+      </w:r>
+      <w:r>
+        <w:rPr>
+          <w:rFonts w:ascii="Times New Roman" w:eastAsia="Times New Roman" w:hAnsi="Times New Roman" w:cs="Times New Roman"/>
+          <w:sz w:val="24"/>
+          <w:szCs w:val="24"/>
+          <w:lang w:eastAsia="fr-FR"/>
+        </w:rPr>
+        <w:t xml:space="preserve"> </w:t>
+      </w:r>
+      <w:r>
+        <w:rPr>
+          <w:rFonts w:ascii="Times New Roman" w:eastAsia="Times New Roman" w:hAnsi="Times New Roman" w:cs="Times New Roman"/>
+          <w:b/>
+          <w:bCs/>
+          <w:sz w:val="24"/>
+          <w:szCs w:val="24"/>
+          <w:lang w:eastAsia="fr-FR"/>
+        </w:rPr>
+        <w:t>Important pour les statistiques</w:t>
+      </w:r>
+      <w:r>
+        <w:rPr>
+          <w:rFonts w:ascii="Times New Roman" w:eastAsia="Times New Roman" w:hAnsi="Times New Roman" w:cs="Times New Roman"/>
+          <w:sz w:val="24"/>
+          <w:szCs w:val="24"/>
+          <w:lang w:eastAsia="fr-FR"/>
+        </w:rPr>
+        <w:br/>
+      </w:r>
+      <w:r>
+        <w:rPr>
+          <w:rFonts w:ascii="Segoe UI Symbol" w:eastAsia="Times New Roman" w:hAnsi="Segoe UI Symbol" w:cs="Segoe UI Symbol"/>
+          <w:sz w:val="24"/>
+          <w:szCs w:val="24"/>
+          <w:lang w:eastAsia="fr-FR"/>
+        </w:rPr>
+        <w:t>👉</w:t>
+      </w:r>
+      <w:r>
+        <w:rPr>
+          <w:rFonts w:ascii="Times New Roman" w:eastAsia="Times New Roman" w:hAnsi="Times New Roman" w:cs="Times New Roman"/>
+          <w:sz w:val="24"/>
+          <w:szCs w:val="24"/>
+          <w:lang w:eastAsia="fr-FR"/>
+        </w:rPr>
+        <w:t xml:space="preserve"> Seules les commandes </w:t>
+      </w:r>
+      <w:r>
+        <w:rPr>
+          <w:rFonts w:ascii="Times New Roman" w:eastAsia="Times New Roman" w:hAnsi="Times New Roman" w:cs="Times New Roman"/>
+          <w:b/>
+          <w:bCs/>
+          <w:sz w:val="24"/>
+          <w:szCs w:val="24"/>
+          <w:lang w:eastAsia="fr-FR"/>
+        </w:rPr>
+        <w:t>livrées</w:t>
+      </w:r>
+      <w:r>
+        <w:rPr>
+          <w:rFonts w:ascii="Times New Roman" w:eastAsia="Times New Roman" w:hAnsi="Times New Roman" w:cs="Times New Roman"/>
+          <w:sz w:val="24"/>
+          <w:szCs w:val="24"/>
+          <w:lang w:eastAsia="fr-FR"/>
+        </w:rPr>
+        <w:t xml:space="preserve"> sont généralement comptées dans le </w:t>
+      </w:r>
+      <w:r>
+        <w:rPr>
+          <w:rFonts w:ascii="Times New Roman" w:eastAsia="Times New Roman" w:hAnsi="Times New Roman" w:cs="Times New Roman"/>
+          <w:b/>
+          <w:bCs/>
+          <w:sz w:val="24"/>
+          <w:szCs w:val="24"/>
+          <w:lang w:eastAsia="fr-FR"/>
+        </w:rPr>
+        <w:t>chiffre d’affaires réel</w:t>
+      </w:r>
+      <w:r>
+        <w:rPr>
+          <w:rFonts w:ascii="Times New Roman" w:eastAsia="Times New Roman" w:hAnsi="Times New Roman" w:cs="Times New Roman"/>
+          <w:sz w:val="24"/>
+          <w:szCs w:val="24"/>
+          <w:lang w:eastAsia="fr-FR"/>
+        </w:rPr>
+        <w:t>.</w:t>
+      </w:r>
+    </w:p>
+    <w:p>
+      <w:pPr>
+        <w:spacing w:after="0" w:line="240" w:lineRule="auto"/>
+        <w:rPr>
+          <w:rFonts w:ascii="Times New Roman" w:eastAsia="Times New Roman" w:hAnsi="Times New Roman" w:cs="Times New Roman"/>
+          <w:sz w:val="24"/>
+          <w:szCs w:val="24"/>
+          <w:lang w:eastAsia="fr-FR"/>
+        </w:rPr>
+      </w:pPr>
+      <w:r>
+        <w:rPr>
+          <w:rFonts w:ascii="Times New Roman" w:eastAsia="Times New Roman" w:hAnsi="Times New Roman" w:cs="Times New Roman"/>
+          <w:sz w:val="24"/>
+          <w:szCs w:val="24"/>
+          <w:lang w:eastAsia="fr-FR"/>
+        </w:rPr>
+        <w:lastRenderedPageBreak/>
+        <w:pict>
+          <v:rect id="_x0000_i1035" style="width:0;height:1.5pt" o:hralign="center" o:hrstd="t" o:hr="t" fillcolor="#a0a0a0" stroked="f"/>
+        </w:pict>
+      </w:r>
+    </w:p>
+    <w:p>
+      <w:pPr>
+        <w:spacing w:before="100" w:beforeAutospacing="1" w:after="100" w:afterAutospacing="1" w:line="240" w:lineRule="auto"/>
+        <w:outlineLvl w:val="1"/>
+        <w:rPr>
+          <w:rFonts w:ascii="Times New Roman" w:eastAsia="Times New Roman" w:hAnsi="Times New Roman" w:cs="Times New Roman"/>
+          <w:b/>
+          <w:bCs/>
+          <w:sz w:val="36"/>
+          <w:szCs w:val="36"/>
+          <w:lang w:eastAsia="fr-FR"/>
+        </w:rPr>
+      </w:pPr>
+      <w:r>
+        <w:rPr>
+          <w:rFonts w:ascii="Segoe UI Symbol" w:eastAsia="Times New Roman" w:hAnsi="Segoe UI Symbol" w:cs="Segoe UI Symbol"/>
+          <w:b/>
+          <w:bCs/>
+          <w:sz w:val="36"/>
+          <w:szCs w:val="36"/>
+          <w:lang w:eastAsia="fr-FR"/>
+        </w:rPr>
+        <w:t>❌</w:t>
+      </w:r>
+      <w:r>
+        <w:rPr>
+          <w:rFonts w:ascii="Times New Roman" w:eastAsia="Times New Roman" w:hAnsi="Times New Roman" w:cs="Times New Roman"/>
+          <w:b/>
+          <w:bCs/>
+          <w:sz w:val="36"/>
+          <w:szCs w:val="36"/>
+          <w:lang w:eastAsia="fr-FR"/>
+        </w:rPr>
+        <w:t xml:space="preserve"> 4️</w:t>
+      </w:r>
+      <w:r>
+        <w:rPr>
+          <w:rFonts w:ascii="Tahoma" w:eastAsia="Times New Roman" w:hAnsi="Tahoma" w:cs="Tahoma"/>
+          <w:b/>
+          <w:bCs/>
+          <w:sz w:val="36"/>
+          <w:szCs w:val="36"/>
+          <w:lang w:eastAsia="fr-FR"/>
+        </w:rPr>
+        <w:t>⃣</w:t>
+      </w:r>
+      <w:r>
+        <w:rPr>
+          <w:rFonts w:ascii="Times New Roman" w:eastAsia="Times New Roman" w:hAnsi="Times New Roman" w:cs="Times New Roman"/>
+          <w:b/>
+          <w:bCs/>
+          <w:sz w:val="36"/>
+          <w:szCs w:val="36"/>
+          <w:lang w:eastAsia="fr-FR"/>
+        </w:rPr>
+        <w:t xml:space="preserve"> Commande échouée</w:t>
+      </w:r>
+    </w:p>
+    <w:p>
+      <w:pPr>
+        <w:spacing w:before="100" w:beforeAutospacing="1" w:after="100" w:afterAutospacing="1" w:line="240" w:lineRule="auto"/>
+        <w:rPr>
+          <w:rFonts w:ascii="Times New Roman" w:eastAsia="Times New Roman" w:hAnsi="Times New Roman" w:cs="Times New Roman"/>
+          <w:sz w:val="24"/>
+          <w:szCs w:val="24"/>
+          <w:lang w:eastAsia="fr-FR"/>
+        </w:rPr>
+      </w:pPr>
+      <w:r>
+        <w:rPr>
+          <w:rFonts w:ascii="Segoe UI Symbol" w:eastAsia="Times New Roman" w:hAnsi="Segoe UI Symbol" w:cs="Segoe UI Symbol"/>
+          <w:sz w:val="24"/>
+          <w:szCs w:val="24"/>
+          <w:lang w:eastAsia="fr-FR"/>
+        </w:rPr>
+        <w:t>👉</w:t>
+      </w:r>
+      <w:r>
+        <w:rPr>
+          <w:rFonts w:ascii="Times New Roman" w:eastAsia="Times New Roman" w:hAnsi="Times New Roman" w:cs="Times New Roman"/>
+          <w:sz w:val="24"/>
+          <w:szCs w:val="24"/>
+          <w:lang w:eastAsia="fr-FR"/>
+        </w:rPr>
+        <w:t xml:space="preserve"> </w:t>
+      </w:r>
+      <w:r>
+        <w:rPr>
+          <w:rFonts w:ascii="Times New Roman" w:eastAsia="Times New Roman" w:hAnsi="Times New Roman" w:cs="Times New Roman"/>
+          <w:b/>
+          <w:bCs/>
+          <w:sz w:val="24"/>
+          <w:szCs w:val="24"/>
+          <w:lang w:eastAsia="fr-FR"/>
+        </w:rPr>
+        <w:t>Signification</w:t>
+      </w:r>
+      <w:r>
+        <w:rPr>
+          <w:rFonts w:ascii="Times New Roman" w:eastAsia="Times New Roman" w:hAnsi="Times New Roman" w:cs="Times New Roman"/>
+          <w:sz w:val="24"/>
+          <w:szCs w:val="24"/>
+          <w:lang w:eastAsia="fr-FR"/>
+        </w:rPr>
+        <w:br/>
+        <w:t xml:space="preserve">La commande </w:t>
+      </w:r>
+      <w:r>
+        <w:rPr>
+          <w:rFonts w:ascii="Times New Roman" w:eastAsia="Times New Roman" w:hAnsi="Times New Roman" w:cs="Times New Roman"/>
+          <w:b/>
+          <w:bCs/>
+          <w:sz w:val="24"/>
+          <w:szCs w:val="24"/>
+          <w:lang w:eastAsia="fr-FR"/>
+        </w:rPr>
+        <w:t>n’a pas abouti</w:t>
+      </w:r>
+      <w:r>
+        <w:rPr>
+          <w:rFonts w:ascii="Times New Roman" w:eastAsia="Times New Roman" w:hAnsi="Times New Roman" w:cs="Times New Roman"/>
+          <w:sz w:val="24"/>
+          <w:szCs w:val="24"/>
+          <w:lang w:eastAsia="fr-FR"/>
+        </w:rPr>
+        <w:t>.</w:t>
+      </w:r>
+    </w:p>
+    <w:p>
+      <w:pPr>
+        <w:spacing w:before="100" w:beforeAutospacing="1" w:after="100" w:afterAutospacing="1" w:line="240" w:lineRule="auto"/>
+        <w:rPr>
+          <w:rFonts w:ascii="Times New Roman" w:eastAsia="Times New Roman" w:hAnsi="Times New Roman" w:cs="Times New Roman"/>
+          <w:sz w:val="24"/>
+          <w:szCs w:val="24"/>
+          <w:lang w:eastAsia="fr-FR"/>
+        </w:rPr>
+      </w:pPr>
+      <w:r>
+        <w:rPr>
+          <w:rFonts w:ascii="Segoe UI Symbol" w:eastAsia="Times New Roman" w:hAnsi="Segoe UI Symbol" w:cs="Segoe UI Symbol"/>
+          <w:sz w:val="24"/>
+          <w:szCs w:val="24"/>
+          <w:lang w:eastAsia="fr-FR"/>
+        </w:rPr>
+        <w:t>🔎</w:t>
+      </w:r>
+      <w:r>
+        <w:rPr>
+          <w:rFonts w:ascii="Times New Roman" w:eastAsia="Times New Roman" w:hAnsi="Times New Roman" w:cs="Times New Roman"/>
+          <w:sz w:val="24"/>
+          <w:szCs w:val="24"/>
+          <w:lang w:eastAsia="fr-FR"/>
+        </w:rPr>
+        <w:t xml:space="preserve"> Causes possibles :</w:t>
+      </w:r>
+    </w:p>
+    <w:p>
+      <w:pPr>
+        <w:numPr>
+          <w:ilvl w:val="0"/>
+          <w:numId w:val="41"/>
+        </w:numPr>
+        <w:spacing w:before="100" w:beforeAutospacing="1" w:after="100" w:afterAutospacing="1" w:line="240" w:lineRule="auto"/>
+        <w:rPr>
+          <w:rFonts w:ascii="Times New Roman" w:eastAsia="Times New Roman" w:hAnsi="Times New Roman" w:cs="Times New Roman"/>
+          <w:sz w:val="24"/>
+          <w:szCs w:val="24"/>
+          <w:lang w:eastAsia="fr-FR"/>
+        </w:rPr>
+      </w:pPr>
+      <w:r>
+        <w:rPr>
+          <w:rFonts w:ascii="Times New Roman" w:eastAsia="Times New Roman" w:hAnsi="Times New Roman" w:cs="Times New Roman"/>
+          <w:sz w:val="24"/>
+          <w:szCs w:val="24"/>
+          <w:lang w:eastAsia="fr-FR"/>
+        </w:rPr>
+        <w:t>paiement refusé</w:t>
+      </w:r>
+    </w:p>
+    <w:p>
+      <w:pPr>
+        <w:numPr>
+          <w:ilvl w:val="0"/>
+          <w:numId w:val="41"/>
+        </w:numPr>
+        <w:spacing w:before="100" w:beforeAutospacing="1" w:after="100" w:afterAutospacing="1" w:line="240" w:lineRule="auto"/>
+        <w:rPr>
+          <w:rFonts w:ascii="Times New Roman" w:eastAsia="Times New Roman" w:hAnsi="Times New Roman" w:cs="Times New Roman"/>
+          <w:sz w:val="24"/>
+          <w:szCs w:val="24"/>
+          <w:lang w:eastAsia="fr-FR"/>
+        </w:rPr>
+      </w:pPr>
+      <w:r>
+        <w:rPr>
+          <w:rFonts w:ascii="Times New Roman" w:eastAsia="Times New Roman" w:hAnsi="Times New Roman" w:cs="Times New Roman"/>
+          <w:sz w:val="24"/>
+          <w:szCs w:val="24"/>
+          <w:lang w:eastAsia="fr-FR"/>
+        </w:rPr>
+        <w:t>adresse invalide</w:t>
+      </w:r>
+    </w:p>
+    <w:p>
+      <w:pPr>
+        <w:numPr>
+          <w:ilvl w:val="0"/>
+          <w:numId w:val="41"/>
+        </w:numPr>
+        <w:spacing w:before="100" w:beforeAutospacing="1" w:after="100" w:afterAutospacing="1" w:line="240" w:lineRule="auto"/>
+        <w:rPr>
+          <w:rFonts w:ascii="Times New Roman" w:eastAsia="Times New Roman" w:hAnsi="Times New Roman" w:cs="Times New Roman"/>
+          <w:sz w:val="24"/>
+          <w:szCs w:val="24"/>
+          <w:lang w:eastAsia="fr-FR"/>
+        </w:rPr>
+      </w:pPr>
+      <w:r>
+        <w:rPr>
+          <w:rFonts w:ascii="Times New Roman" w:eastAsia="Times New Roman" w:hAnsi="Times New Roman" w:cs="Times New Roman"/>
+          <w:sz w:val="24"/>
+          <w:szCs w:val="24"/>
+          <w:lang w:eastAsia="fr-FR"/>
+        </w:rPr>
+        <w:t>stock insuffisant</w:t>
+      </w:r>
+    </w:p>
+    <w:p>
+      <w:pPr>
+        <w:numPr>
+          <w:ilvl w:val="0"/>
+          <w:numId w:val="41"/>
+        </w:numPr>
+        <w:spacing w:before="100" w:beforeAutospacing="1" w:after="100" w:afterAutospacing="1" w:line="240" w:lineRule="auto"/>
+        <w:rPr>
+          <w:rFonts w:ascii="Times New Roman" w:eastAsia="Times New Roman" w:hAnsi="Times New Roman" w:cs="Times New Roman"/>
+          <w:sz w:val="24"/>
+          <w:szCs w:val="24"/>
+          <w:lang w:eastAsia="fr-FR"/>
+        </w:rPr>
+      </w:pPr>
+      <w:r>
+        <w:rPr>
+          <w:rFonts w:ascii="Times New Roman" w:eastAsia="Times New Roman" w:hAnsi="Times New Roman" w:cs="Times New Roman"/>
+          <w:sz w:val="24"/>
+          <w:szCs w:val="24"/>
+          <w:lang w:eastAsia="fr-FR"/>
+        </w:rPr>
+        <w:t>annulation client</w:t>
+      </w:r>
+    </w:p>
+    <w:p>
+      <w:pPr>
+        <w:numPr>
+          <w:ilvl w:val="0"/>
+          <w:numId w:val="41"/>
+        </w:numPr>
+        <w:spacing w:before="100" w:beforeAutospacing="1" w:after="100" w:afterAutospacing="1" w:line="240" w:lineRule="auto"/>
+        <w:rPr>
+          <w:rFonts w:ascii="Times New Roman" w:eastAsia="Times New Roman" w:hAnsi="Times New Roman" w:cs="Times New Roman"/>
+          <w:sz w:val="24"/>
+          <w:szCs w:val="24"/>
+          <w:lang w:eastAsia="fr-FR"/>
+        </w:rPr>
+      </w:pPr>
+      <w:r>
+        <w:rPr>
+          <w:rFonts w:ascii="Times New Roman" w:eastAsia="Times New Roman" w:hAnsi="Times New Roman" w:cs="Times New Roman"/>
+          <w:sz w:val="24"/>
+          <w:szCs w:val="24"/>
+          <w:lang w:eastAsia="fr-FR"/>
+        </w:rPr>
+        <w:t>retour non récupéré</w:t>
+      </w:r>
+    </w:p>
+    <w:p>
+      <w:pPr>
+        <w:spacing w:before="100" w:beforeAutospacing="1" w:after="100" w:afterAutospacing="1" w:line="240" w:lineRule="auto"/>
+        <w:rPr>
+          <w:rFonts w:ascii="Times New Roman" w:eastAsia="Times New Roman" w:hAnsi="Times New Roman" w:cs="Times New Roman"/>
+          <w:sz w:val="24"/>
+          <w:szCs w:val="24"/>
+          <w:lang w:eastAsia="fr-FR"/>
+        </w:rPr>
+      </w:pPr>
+      <w:r>
+        <w:rPr>
+          <w:rFonts w:ascii="Segoe UI Symbol" w:eastAsia="Times New Roman" w:hAnsi="Segoe UI Symbol" w:cs="Segoe UI Symbol"/>
+          <w:sz w:val="24"/>
+          <w:szCs w:val="24"/>
+          <w:lang w:eastAsia="fr-FR"/>
+        </w:rPr>
+        <w:t>❌</w:t>
+      </w:r>
+      <w:r>
+        <w:rPr>
+          <w:rFonts w:ascii="Times New Roman" w:eastAsia="Times New Roman" w:hAnsi="Times New Roman" w:cs="Times New Roman"/>
+          <w:sz w:val="24"/>
+          <w:szCs w:val="24"/>
+          <w:lang w:eastAsia="fr-FR"/>
+        </w:rPr>
+        <w:t xml:space="preserve"> Pas de livraison</w:t>
+      </w:r>
+      <w:r>
+        <w:rPr>
+          <w:rFonts w:ascii="Times New Roman" w:eastAsia="Times New Roman" w:hAnsi="Times New Roman" w:cs="Times New Roman"/>
+          <w:sz w:val="24"/>
+          <w:szCs w:val="24"/>
+          <w:lang w:eastAsia="fr-FR"/>
+        </w:rPr>
+        <w:br/>
+      </w:r>
+      <w:r>
+        <w:rPr>
+          <w:rFonts w:ascii="Segoe UI Symbol" w:eastAsia="Times New Roman" w:hAnsi="Segoe UI Symbol" w:cs="Segoe UI Symbol"/>
+          <w:sz w:val="24"/>
+          <w:szCs w:val="24"/>
+          <w:lang w:eastAsia="fr-FR"/>
+        </w:rPr>
+        <w:t>❌</w:t>
+      </w:r>
+      <w:r>
+        <w:rPr>
+          <w:rFonts w:ascii="Times New Roman" w:eastAsia="Times New Roman" w:hAnsi="Times New Roman" w:cs="Times New Roman"/>
+          <w:sz w:val="24"/>
+          <w:szCs w:val="24"/>
+          <w:lang w:eastAsia="fr-FR"/>
+        </w:rPr>
+        <w:t xml:space="preserve"> Pas de chiffre d’affaires</w:t>
+      </w:r>
+    </w:p>
+    <w:p>
+      <w:pPr>
+        <w:spacing w:before="100" w:beforeAutospacing="1" w:after="100" w:afterAutospacing="1" w:line="240" w:lineRule="auto"/>
+        <w:rPr>
+          <w:rFonts w:ascii="Times New Roman" w:eastAsia="Times New Roman" w:hAnsi="Times New Roman" w:cs="Times New Roman"/>
+          <w:sz w:val="24"/>
+          <w:szCs w:val="24"/>
+          <w:lang w:eastAsia="fr-FR"/>
+        </w:rPr>
+      </w:pPr>
+      <w:r>
+        <w:rPr>
+          <w:rFonts w:ascii="Times New Roman" w:eastAsia="Times New Roman" w:hAnsi="Times New Roman" w:cs="Times New Roman"/>
+          <w:sz w:val="24"/>
+          <w:szCs w:val="24"/>
+          <w:lang w:eastAsia="fr-FR"/>
+        </w:rPr>
+        <w:t>🧠 Exemple</w:t>
+      </w:r>
+    </w:p>
+    <w:p>
+      <w:pPr>
+        <w:spacing w:beforeAutospacing="1" w:after="100" w:afterAutospacing="1" w:line="240" w:lineRule="auto"/>
+        <w:rPr>
+          <w:rFonts w:ascii="Times New Roman" w:eastAsia="Times New Roman" w:hAnsi="Times New Roman" w:cs="Times New Roman"/>
+          <w:sz w:val="24"/>
+          <w:szCs w:val="24"/>
+          <w:lang w:eastAsia="fr-FR"/>
+        </w:rPr>
+      </w:pPr>
+      <w:r>
+        <w:rPr>
+          <w:rFonts w:ascii="Times New Roman" w:eastAsia="Times New Roman" w:hAnsi="Times New Roman" w:cs="Times New Roman"/>
+          <w:sz w:val="24"/>
+          <w:szCs w:val="24"/>
+          <w:lang w:eastAsia="fr-FR"/>
+        </w:rPr>
+        <w:t>Le paiement a été rejeté, la commande est annulée.</w:t>
+      </w:r>
+    </w:p>
+    <w:p>
+      <w:pPr>
+        <w:spacing w:after="0" w:line="240" w:lineRule="auto"/>
+        <w:rPr>
+          <w:rFonts w:ascii="Times New Roman" w:eastAsia="Times New Roman" w:hAnsi="Times New Roman" w:cs="Times New Roman"/>
+          <w:sz w:val="24"/>
+          <w:szCs w:val="24"/>
+          <w:lang w:eastAsia="fr-FR"/>
+        </w:rPr>
+      </w:pPr>
+      <w:r>
+        <w:rPr>
+          <w:rFonts w:ascii="Times New Roman" w:eastAsia="Times New Roman" w:hAnsi="Times New Roman" w:cs="Times New Roman"/>
+          <w:sz w:val="24"/>
+          <w:szCs w:val="24"/>
+          <w:lang w:eastAsia="fr-FR"/>
+        </w:rPr>
+        <w:pict>
+          <v:rect id="_x0000_i1036" style="width:0;height:1.5pt" o:hralign="center" o:hrstd="t" o:hr="t" fillcolor="#a0a0a0" stroked="f"/>
+        </w:pict>
+      </w:r>
+    </w:p>
+    <w:p>
+      <w:pPr>
+        <w:spacing w:before="100" w:beforeAutospacing="1" w:after="100" w:afterAutospacing="1" w:line="240" w:lineRule="auto"/>
+        <w:outlineLvl w:val="1"/>
+        <w:rPr>
+          <w:rFonts w:ascii="Times New Roman" w:eastAsia="Times New Roman" w:hAnsi="Times New Roman" w:cs="Times New Roman"/>
+          <w:b/>
+          <w:bCs/>
+          <w:sz w:val="36"/>
+          <w:szCs w:val="36"/>
+          <w:lang w:eastAsia="fr-FR"/>
+        </w:rPr>
+      </w:pPr>
+      <w:r>
+        <w:rPr>
+          <w:rFonts w:ascii="Times New Roman" w:eastAsia="Times New Roman" w:hAnsi="Times New Roman" w:cs="Times New Roman"/>
+          <w:b/>
+          <w:bCs/>
+          <w:sz w:val="36"/>
+          <w:szCs w:val="36"/>
+          <w:lang w:eastAsia="fr-FR"/>
+        </w:rPr>
+        <w:t>🧾 Résumé rapide</w:t>
+      </w:r>
+    </w:p>
+    <w:tbl>
+      <w:tblPr>
+        <w:tblW w:w="0" w:type="auto"/>
+        <w:tblCellSpacing w:w="15" w:type="dxa"/>
+        <w:tblCellMar>
+          <w:top w:w="15" w:type="dxa"/>
+          <w:left w:w="15" w:type="dxa"/>
+          <w:bottom w:w="15" w:type="dxa"/>
+          <w:right w:w="15" w:type="dxa"/>
+        </w:tblCellMar>
+        <w:tblLook w:val="04A0" w:firstRow="1" w:lastRow="0" w:firstColumn="1" w:lastColumn="0" w:noHBand="0" w:noVBand="1"/>
+      </w:tblPr>
+      <w:tblGrid>
+        <w:gridCol w:w="928"/>
+        <w:gridCol w:w="2586"/>
+        <w:gridCol w:w="1955"/>
+      </w:tblGrid>
+      <w:tr>
+        <w:trPr>
+          <w:tblHeader/>
+          <w:tblCellSpacing w:w="15" w:type="dxa"/>
+        </w:trPr>
+        <w:tc>
+          <w:tcPr>
+            <w:tcW w:w="0" w:type="auto"/>
+            <w:vAlign w:val="center"/>
+            <w:hideMark/>
+          </w:tcPr>
+          <w:p>
+            <w:pPr>
+              <w:spacing w:after="0" w:line="240" w:lineRule="auto"/>
+              <w:jc w:val="center"/>
+              <w:rPr>
+                <w:rFonts w:ascii="Times New Roman" w:eastAsia="Times New Roman" w:hAnsi="Times New Roman" w:cs="Times New Roman"/>
+                <w:b/>
+                <w:bCs/>
+                <w:sz w:val="24"/>
+                <w:szCs w:val="24"/>
+                <w:lang w:eastAsia="fr-FR"/>
+              </w:rPr>
+            </w:pPr>
+            <w:r>
+              <w:rPr>
+                <w:rFonts w:ascii="Times New Roman" w:eastAsia="Times New Roman" w:hAnsi="Times New Roman" w:cs="Times New Roman"/>
+                <w:b/>
+                <w:bCs/>
+                <w:sz w:val="24"/>
+                <w:szCs w:val="24"/>
+                <w:lang w:eastAsia="fr-FR"/>
+              </w:rPr>
+              <w:t>Statut</w:t>
+            </w:r>
+          </w:p>
+        </w:tc>
+        <w:tc>
+          <w:tcPr>
+            <w:tcW w:w="0" w:type="auto"/>
+            <w:vAlign w:val="center"/>
+            <w:hideMark/>
+          </w:tcPr>
+          <w:p>
+            <w:pPr>
+              <w:spacing w:after="0" w:line="240" w:lineRule="auto"/>
+              <w:jc w:val="center"/>
+              <w:rPr>
+                <w:rFonts w:ascii="Times New Roman" w:eastAsia="Times New Roman" w:hAnsi="Times New Roman" w:cs="Times New Roman"/>
+                <w:b/>
+                <w:bCs/>
+                <w:sz w:val="24"/>
+                <w:szCs w:val="24"/>
+                <w:lang w:eastAsia="fr-FR"/>
+              </w:rPr>
+            </w:pPr>
+            <w:r>
+              <w:rPr>
+                <w:rFonts w:ascii="Times New Roman" w:eastAsia="Times New Roman" w:hAnsi="Times New Roman" w:cs="Times New Roman"/>
+                <w:b/>
+                <w:bCs/>
+                <w:sz w:val="24"/>
+                <w:szCs w:val="24"/>
+                <w:lang w:eastAsia="fr-FR"/>
+              </w:rPr>
+              <w:t>Description</w:t>
+            </w:r>
+          </w:p>
+        </w:tc>
+        <w:tc>
+          <w:tcPr>
+            <w:tcW w:w="0" w:type="auto"/>
+            <w:vAlign w:val="center"/>
+            <w:hideMark/>
+          </w:tcPr>
+          <w:p>
+            <w:pPr>
+              <w:spacing w:after="0" w:line="240" w:lineRule="auto"/>
+              <w:jc w:val="center"/>
+              <w:rPr>
+                <w:rFonts w:ascii="Times New Roman" w:eastAsia="Times New Roman" w:hAnsi="Times New Roman" w:cs="Times New Roman"/>
+                <w:b/>
+                <w:bCs/>
+                <w:sz w:val="24"/>
+                <w:szCs w:val="24"/>
+                <w:lang w:eastAsia="fr-FR"/>
+              </w:rPr>
+            </w:pPr>
+            <w:r>
+              <w:rPr>
+                <w:rFonts w:ascii="Times New Roman" w:eastAsia="Times New Roman" w:hAnsi="Times New Roman" w:cs="Times New Roman"/>
+                <w:b/>
+                <w:bCs/>
+                <w:sz w:val="24"/>
+                <w:szCs w:val="24"/>
+                <w:lang w:eastAsia="fr-FR"/>
+              </w:rPr>
+              <w:t>CA comptabilisé ?</w:t>
+            </w:r>
+          </w:p>
+        </w:tc>
+      </w:tr>
+      <w:tr>
+        <w:trPr>
+          <w:tblCellSpacing w:w="15" w:type="dxa"/>
+        </w:trPr>
+        <w:tc>
+          <w:tcPr>
+            <w:tcW w:w="0" w:type="auto"/>
+            <w:vAlign w:val="center"/>
+            <w:hideMark/>
+          </w:tcPr>
+          <w:p>
+            <w:pPr>
+              <w:spacing w:after="0" w:line="240" w:lineRule="auto"/>
+              <w:rPr>
+                <w:rFonts w:ascii="Times New Roman" w:eastAsia="Times New Roman" w:hAnsi="Times New Roman" w:cs="Times New Roman"/>
+                <w:sz w:val="24"/>
+                <w:szCs w:val="24"/>
+                <w:lang w:eastAsia="fr-FR"/>
+              </w:rPr>
+            </w:pPr>
+            <w:r>
+              <w:rPr>
+                <w:rFonts w:ascii="Times New Roman" w:eastAsia="Times New Roman" w:hAnsi="Times New Roman" w:cs="Times New Roman"/>
+                <w:sz w:val="24"/>
+                <w:szCs w:val="24"/>
+                <w:lang w:eastAsia="fr-FR"/>
+              </w:rPr>
+              <w:t>en cours</w:t>
+            </w:r>
+          </w:p>
+        </w:tc>
+        <w:tc>
+          <w:tcPr>
+            <w:tcW w:w="0" w:type="auto"/>
+            <w:vAlign w:val="center"/>
+            <w:hideMark/>
+          </w:tcPr>
+          <w:p>
+            <w:pPr>
+              <w:spacing w:after="0" w:line="240" w:lineRule="auto"/>
+              <w:rPr>
+                <w:rFonts w:ascii="Times New Roman" w:eastAsia="Times New Roman" w:hAnsi="Times New Roman" w:cs="Times New Roman"/>
+                <w:sz w:val="24"/>
+                <w:szCs w:val="24"/>
+                <w:lang w:eastAsia="fr-FR"/>
+              </w:rPr>
+            </w:pPr>
+            <w:r>
+              <w:rPr>
+                <w:rFonts w:ascii="Times New Roman" w:eastAsia="Times New Roman" w:hAnsi="Times New Roman" w:cs="Times New Roman"/>
+                <w:sz w:val="24"/>
+                <w:szCs w:val="24"/>
+                <w:lang w:eastAsia="fr-FR"/>
+              </w:rPr>
+              <w:t>Créée, en traitement</w:t>
+            </w:r>
+          </w:p>
+        </w:tc>
+        <w:tc>
+          <w:tcPr>
+            <w:tcW w:w="0" w:type="auto"/>
+            <w:vAlign w:val="center"/>
+            <w:hideMark/>
+          </w:tcPr>
+          <w:p>
+            <w:pPr>
+              <w:spacing w:after="0" w:line="240" w:lineRule="auto"/>
+              <w:rPr>
+                <w:rFonts w:ascii="Times New Roman" w:eastAsia="Times New Roman" w:hAnsi="Times New Roman" w:cs="Times New Roman"/>
+                <w:sz w:val="24"/>
+                <w:szCs w:val="24"/>
+                <w:lang w:eastAsia="fr-FR"/>
+              </w:rPr>
+            </w:pPr>
+            <w:r>
+              <w:rPr>
+                <w:rFonts w:ascii="Segoe UI Symbol" w:eastAsia="Times New Roman" w:hAnsi="Segoe UI Symbol" w:cs="Segoe UI Symbol"/>
+                <w:sz w:val="24"/>
+                <w:szCs w:val="24"/>
+                <w:lang w:eastAsia="fr-FR"/>
+              </w:rPr>
+              <w:t>❌</w:t>
+            </w:r>
+            <w:r>
+              <w:rPr>
+                <w:rFonts w:ascii="Times New Roman" w:eastAsia="Times New Roman" w:hAnsi="Times New Roman" w:cs="Times New Roman"/>
+                <w:sz w:val="24"/>
+                <w:szCs w:val="24"/>
+                <w:lang w:eastAsia="fr-FR"/>
+              </w:rPr>
+              <w:t xml:space="preserve"> Non</w:t>
+            </w:r>
+          </w:p>
+        </w:tc>
+      </w:tr>
+      <w:tr>
+        <w:trPr>
+          <w:tblCellSpacing w:w="15" w:type="dxa"/>
+        </w:trPr>
+        <w:tc>
+          <w:tcPr>
+            <w:tcW w:w="0" w:type="auto"/>
+            <w:vAlign w:val="center"/>
+            <w:hideMark/>
+          </w:tcPr>
+          <w:p>
+            <w:pPr>
+              <w:spacing w:after="0" w:line="240" w:lineRule="auto"/>
+              <w:rPr>
+                <w:rFonts w:ascii="Times New Roman" w:eastAsia="Times New Roman" w:hAnsi="Times New Roman" w:cs="Times New Roman"/>
+                <w:sz w:val="24"/>
+                <w:szCs w:val="24"/>
+                <w:lang w:eastAsia="fr-FR"/>
+              </w:rPr>
+            </w:pPr>
+            <w:r>
+              <w:rPr>
+                <w:rFonts w:ascii="Times New Roman" w:eastAsia="Times New Roman" w:hAnsi="Times New Roman" w:cs="Times New Roman"/>
+                <w:sz w:val="24"/>
+                <w:szCs w:val="24"/>
+                <w:lang w:eastAsia="fr-FR"/>
+              </w:rPr>
+              <w:t>expédiée</w:t>
+            </w:r>
+          </w:p>
+        </w:tc>
+        <w:tc>
+          <w:tcPr>
+            <w:tcW w:w="0" w:type="auto"/>
+            <w:vAlign w:val="center"/>
+            <w:hideMark/>
+          </w:tcPr>
+          <w:p>
+            <w:pPr>
+              <w:spacing w:after="0" w:line="240" w:lineRule="auto"/>
+              <w:rPr>
+                <w:rFonts w:ascii="Times New Roman" w:eastAsia="Times New Roman" w:hAnsi="Times New Roman" w:cs="Times New Roman"/>
+                <w:sz w:val="24"/>
+                <w:szCs w:val="24"/>
+                <w:lang w:eastAsia="fr-FR"/>
+              </w:rPr>
+            </w:pPr>
+            <w:r>
+              <w:rPr>
+                <w:rFonts w:ascii="Times New Roman" w:eastAsia="Times New Roman" w:hAnsi="Times New Roman" w:cs="Times New Roman"/>
+                <w:sz w:val="24"/>
+                <w:szCs w:val="24"/>
+                <w:lang w:eastAsia="fr-FR"/>
+              </w:rPr>
+              <w:t>En route vers le client</w:t>
+            </w:r>
+          </w:p>
+        </w:tc>
+        <w:tc>
+          <w:tcPr>
+            <w:tcW w:w="0" w:type="auto"/>
+            <w:vAlign w:val="center"/>
+            <w:hideMark/>
+          </w:tcPr>
+          <w:p>
+            <w:pPr>
+              <w:spacing w:after="0" w:line="240" w:lineRule="auto"/>
+              <w:rPr>
+                <w:rFonts w:ascii="Times New Roman" w:eastAsia="Times New Roman" w:hAnsi="Times New Roman" w:cs="Times New Roman"/>
+                <w:sz w:val="24"/>
+                <w:szCs w:val="24"/>
+                <w:lang w:eastAsia="fr-FR"/>
+              </w:rPr>
+            </w:pPr>
+            <w:r>
+              <w:rPr>
+                <w:rFonts w:ascii="Segoe UI Symbol" w:eastAsia="Times New Roman" w:hAnsi="Segoe UI Symbol" w:cs="Segoe UI Symbol"/>
+                <w:sz w:val="24"/>
+                <w:szCs w:val="24"/>
+                <w:lang w:eastAsia="fr-FR"/>
+              </w:rPr>
+              <w:t>❌</w:t>
+            </w:r>
+            <w:r>
+              <w:rPr>
+                <w:rFonts w:ascii="Times New Roman" w:eastAsia="Times New Roman" w:hAnsi="Times New Roman" w:cs="Times New Roman"/>
+                <w:sz w:val="24"/>
+                <w:szCs w:val="24"/>
+                <w:lang w:eastAsia="fr-FR"/>
+              </w:rPr>
+              <w:t xml:space="preserve"> Non</w:t>
+            </w:r>
+          </w:p>
+        </w:tc>
+      </w:tr>
+      <w:tr>
+        <w:trPr>
+          <w:tblCellSpacing w:w="15" w:type="dxa"/>
+        </w:trPr>
+        <w:tc>
+          <w:tcPr>
+            <w:tcW w:w="0" w:type="auto"/>
+            <w:vAlign w:val="center"/>
+            <w:hideMark/>
+          </w:tcPr>
+          <w:p>
+            <w:pPr>
+              <w:spacing w:after="0" w:line="240" w:lineRule="auto"/>
+              <w:rPr>
+                <w:rFonts w:ascii="Times New Roman" w:eastAsia="Times New Roman" w:hAnsi="Times New Roman" w:cs="Times New Roman"/>
+                <w:sz w:val="24"/>
+                <w:szCs w:val="24"/>
+                <w:lang w:eastAsia="fr-FR"/>
+              </w:rPr>
+            </w:pPr>
+            <w:r>
+              <w:rPr>
+                <w:rFonts w:ascii="Times New Roman" w:eastAsia="Times New Roman" w:hAnsi="Times New Roman" w:cs="Times New Roman"/>
+                <w:sz w:val="24"/>
+                <w:szCs w:val="24"/>
+                <w:lang w:eastAsia="fr-FR"/>
+              </w:rPr>
+              <w:t>livrée</w:t>
+            </w:r>
+          </w:p>
+        </w:tc>
+        <w:tc>
+          <w:tcPr>
+            <w:tcW w:w="0" w:type="auto"/>
+            <w:vAlign w:val="center"/>
+            <w:hideMark/>
+          </w:tcPr>
+          <w:p>
+            <w:pPr>
+              <w:spacing w:after="0" w:line="240" w:lineRule="auto"/>
+              <w:rPr>
+                <w:rFonts w:ascii="Times New Roman" w:eastAsia="Times New Roman" w:hAnsi="Times New Roman" w:cs="Times New Roman"/>
+                <w:sz w:val="24"/>
+                <w:szCs w:val="24"/>
+                <w:lang w:eastAsia="fr-FR"/>
+              </w:rPr>
+            </w:pPr>
+            <w:r>
+              <w:rPr>
+                <w:rFonts w:ascii="Times New Roman" w:eastAsia="Times New Roman" w:hAnsi="Times New Roman" w:cs="Times New Roman"/>
+                <w:sz w:val="24"/>
+                <w:szCs w:val="24"/>
+                <w:lang w:eastAsia="fr-FR"/>
+              </w:rPr>
+              <w:t>Reçue par le client</w:t>
+            </w:r>
+          </w:p>
+        </w:tc>
+        <w:tc>
+          <w:tcPr>
+            <w:tcW w:w="0" w:type="auto"/>
+            <w:vAlign w:val="center"/>
+            <w:hideMark/>
+          </w:tcPr>
+          <w:p>
+            <w:pPr>
+              <w:spacing w:after="0" w:line="240" w:lineRule="auto"/>
+              <w:rPr>
+                <w:rFonts w:ascii="Times New Roman" w:eastAsia="Times New Roman" w:hAnsi="Times New Roman" w:cs="Times New Roman"/>
+                <w:sz w:val="24"/>
+                <w:szCs w:val="24"/>
+                <w:lang w:eastAsia="fr-FR"/>
+              </w:rPr>
+            </w:pPr>
+            <w:r>
+              <w:rPr>
+                <w:rFonts w:ascii="Segoe UI Symbol" w:eastAsia="Times New Roman" w:hAnsi="Segoe UI Symbol" w:cs="Segoe UI Symbol"/>
+                <w:sz w:val="24"/>
+                <w:szCs w:val="24"/>
+                <w:lang w:eastAsia="fr-FR"/>
+              </w:rPr>
+              <w:t>✅</w:t>
+            </w:r>
+            <w:r>
+              <w:rPr>
+                <w:rFonts w:ascii="Times New Roman" w:eastAsia="Times New Roman" w:hAnsi="Times New Roman" w:cs="Times New Roman"/>
+                <w:sz w:val="24"/>
+                <w:szCs w:val="24"/>
+                <w:lang w:eastAsia="fr-FR"/>
+              </w:rPr>
+              <w:t xml:space="preserve"> Oui</w:t>
+            </w:r>
+          </w:p>
+        </w:tc>
+      </w:tr>
+      <w:tr>
+        <w:trPr>
+          <w:tblCellSpacing w:w="15" w:type="dxa"/>
+        </w:trPr>
+        <w:tc>
+          <w:tcPr>
+            <w:tcW w:w="0" w:type="auto"/>
+            <w:vAlign w:val="center"/>
+            <w:hideMark/>
+          </w:tcPr>
+          <w:p>
+            <w:pPr>
+              <w:spacing w:after="0" w:line="240" w:lineRule="auto"/>
+              <w:rPr>
+                <w:rFonts w:ascii="Times New Roman" w:eastAsia="Times New Roman" w:hAnsi="Times New Roman" w:cs="Times New Roman"/>
+                <w:sz w:val="24"/>
+                <w:szCs w:val="24"/>
+                <w:lang w:eastAsia="fr-FR"/>
+              </w:rPr>
+            </w:pPr>
+            <w:r>
+              <w:rPr>
+                <w:rFonts w:ascii="Times New Roman" w:eastAsia="Times New Roman" w:hAnsi="Times New Roman" w:cs="Times New Roman"/>
+                <w:sz w:val="24"/>
+                <w:szCs w:val="24"/>
+                <w:lang w:eastAsia="fr-FR"/>
+              </w:rPr>
+              <w:t>échouée</w:t>
+            </w:r>
+          </w:p>
+        </w:tc>
+        <w:tc>
+          <w:tcPr>
+            <w:tcW w:w="0" w:type="auto"/>
+            <w:vAlign w:val="center"/>
+            <w:hideMark/>
+          </w:tcPr>
+          <w:p>
+            <w:pPr>
+              <w:spacing w:after="0" w:line="240" w:lineRule="auto"/>
+              <w:rPr>
+                <w:rFonts w:ascii="Times New Roman" w:eastAsia="Times New Roman" w:hAnsi="Times New Roman" w:cs="Times New Roman"/>
+                <w:sz w:val="24"/>
+                <w:szCs w:val="24"/>
+                <w:lang w:eastAsia="fr-FR"/>
+              </w:rPr>
+            </w:pPr>
+            <w:r>
+              <w:rPr>
+                <w:rFonts w:ascii="Times New Roman" w:eastAsia="Times New Roman" w:hAnsi="Times New Roman" w:cs="Times New Roman"/>
+                <w:sz w:val="24"/>
+                <w:szCs w:val="24"/>
+                <w:lang w:eastAsia="fr-FR"/>
+              </w:rPr>
+              <w:t>Annulée / paiement refusé</w:t>
+            </w:r>
+          </w:p>
+        </w:tc>
+        <w:tc>
+          <w:tcPr>
+            <w:tcW w:w="0" w:type="auto"/>
+            <w:vAlign w:val="center"/>
+            <w:hideMark/>
+          </w:tcPr>
+          <w:p>
+            <w:pPr>
+              <w:spacing w:after="0" w:line="240" w:lineRule="auto"/>
+              <w:rPr>
+                <w:rFonts w:ascii="Times New Roman" w:eastAsia="Times New Roman" w:hAnsi="Times New Roman" w:cs="Times New Roman"/>
+                <w:sz w:val="24"/>
+                <w:szCs w:val="24"/>
+                <w:lang w:eastAsia="fr-FR"/>
+              </w:rPr>
+            </w:pPr>
+            <w:r>
+              <w:rPr>
+                <w:rFonts w:ascii="Segoe UI Symbol" w:eastAsia="Times New Roman" w:hAnsi="Segoe UI Symbol" w:cs="Segoe UI Symbol"/>
+                <w:sz w:val="24"/>
+                <w:szCs w:val="24"/>
+                <w:lang w:eastAsia="fr-FR"/>
+              </w:rPr>
+              <w:t>❌</w:t>
+            </w:r>
+            <w:r>
+              <w:rPr>
+                <w:rFonts w:ascii="Times New Roman" w:eastAsia="Times New Roman" w:hAnsi="Times New Roman" w:cs="Times New Roman"/>
+                <w:sz w:val="24"/>
+                <w:szCs w:val="24"/>
+                <w:lang w:eastAsia="fr-FR"/>
+              </w:rPr>
+              <w:t xml:space="preserve"> Non</w:t>
+            </w:r>
+          </w:p>
+        </w:tc>
+      </w:tr>
+    </w:tbl>
+    <w:p>
+      <w:pPr>
+        <w:spacing w:before="100" w:beforeAutospacing="1" w:after="100" w:afterAutospacing="1" w:line="240" w:lineRule="auto"/>
+        <w:outlineLvl w:val="1"/>
+        <w:rPr>
+          <w:rFonts w:ascii="Times New Roman" w:eastAsia="Times New Roman" w:hAnsi="Times New Roman" w:cs="Times New Roman"/>
+          <w:b/>
+          <w:bCs/>
+          <w:sz w:val="36"/>
+          <w:szCs w:val="36"/>
+          <w:lang w:eastAsia="fr-FR"/>
+        </w:rPr>
+      </w:pPr>
+      <w:r>
+        <w:rPr>
+          <w:rFonts w:ascii="Times New Roman" w:eastAsia="Times New Roman" w:hAnsi="Times New Roman" w:cs="Times New Roman"/>
+          <w:b/>
+          <w:bCs/>
+          <w:sz w:val="36"/>
+          <w:szCs w:val="36"/>
+          <w:lang w:eastAsia="fr-FR"/>
+        </w:rPr>
+        <w:t>1️</w:t>
+      </w:r>
+      <w:r>
+        <w:rPr>
+          <w:rFonts w:ascii="Tahoma" w:eastAsia="Times New Roman" w:hAnsi="Tahoma" w:cs="Tahoma"/>
+          <w:b/>
+          <w:bCs/>
+          <w:sz w:val="36"/>
+          <w:szCs w:val="36"/>
+          <w:lang w:eastAsia="fr-FR"/>
+        </w:rPr>
+        <w:t>⃣</w:t>
+      </w:r>
+      <w:r>
+        <w:rPr>
+          <w:rFonts w:ascii="Times New Roman" w:eastAsia="Times New Roman" w:hAnsi="Times New Roman" w:cs="Times New Roman"/>
+          <w:b/>
+          <w:bCs/>
+          <w:sz w:val="36"/>
+          <w:szCs w:val="36"/>
+          <w:lang w:eastAsia="fr-FR"/>
+        </w:rPr>
+        <w:t xml:space="preserve"> Différence entre client actif et inactif</w:t>
+      </w:r>
+    </w:p>
+    <w:p>
+      <w:pPr>
+        <w:spacing w:before="100" w:beforeAutospacing="1" w:after="100" w:afterAutospacing="1" w:line="240" w:lineRule="auto"/>
+        <w:outlineLvl w:val="2"/>
+        <w:rPr>
+          <w:rFonts w:ascii="Times New Roman" w:eastAsia="Times New Roman" w:hAnsi="Times New Roman" w:cs="Times New Roman"/>
+          <w:b/>
+          <w:bCs/>
+          <w:sz w:val="27"/>
+          <w:szCs w:val="27"/>
+          <w:lang w:eastAsia="fr-FR"/>
+        </w:rPr>
+      </w:pPr>
+      <w:r>
+        <w:rPr>
+          <w:rFonts w:ascii="Times New Roman" w:eastAsia="Times New Roman" w:hAnsi="Times New Roman" w:cs="Times New Roman"/>
+          <w:b/>
+          <w:bCs/>
+          <w:sz w:val="27"/>
+          <w:szCs w:val="27"/>
+          <w:lang w:eastAsia="fr-FR"/>
+        </w:rPr>
+        <w:t>🟢 Client actif</w:t>
+      </w:r>
+    </w:p>
+    <w:p>
+      <w:pPr>
+        <w:spacing w:before="100" w:beforeAutospacing="1" w:after="100" w:afterAutospacing="1" w:line="240" w:lineRule="auto"/>
+        <w:rPr>
+          <w:rFonts w:ascii="Times New Roman" w:eastAsia="Times New Roman" w:hAnsi="Times New Roman" w:cs="Times New Roman"/>
+          <w:sz w:val="24"/>
+          <w:szCs w:val="24"/>
+          <w:lang w:eastAsia="fr-FR"/>
+        </w:rPr>
+      </w:pPr>
+      <w:r>
+        <w:rPr>
+          <w:rFonts w:ascii="Times New Roman" w:eastAsia="Times New Roman" w:hAnsi="Times New Roman" w:cs="Times New Roman"/>
+          <w:sz w:val="24"/>
+          <w:szCs w:val="24"/>
+          <w:lang w:eastAsia="fr-FR"/>
+        </w:rPr>
+        <w:t xml:space="preserve">Un client est considéré comme </w:t>
+      </w:r>
+      <w:r>
+        <w:rPr>
+          <w:rFonts w:ascii="Times New Roman" w:eastAsia="Times New Roman" w:hAnsi="Times New Roman" w:cs="Times New Roman"/>
+          <w:b/>
+          <w:bCs/>
+          <w:sz w:val="24"/>
+          <w:szCs w:val="24"/>
+          <w:lang w:eastAsia="fr-FR"/>
+        </w:rPr>
+        <w:t>actif</w:t>
+      </w:r>
+      <w:r>
+        <w:rPr>
+          <w:rFonts w:ascii="Times New Roman" w:eastAsia="Times New Roman" w:hAnsi="Times New Roman" w:cs="Times New Roman"/>
+          <w:sz w:val="24"/>
+          <w:szCs w:val="24"/>
+          <w:lang w:eastAsia="fr-FR"/>
+        </w:rPr>
+        <w:t xml:space="preserve"> lorsqu’il :</w:t>
+      </w:r>
+    </w:p>
+    <w:p>
+      <w:pPr>
+        <w:numPr>
+          <w:ilvl w:val="0"/>
+          <w:numId w:val="42"/>
+        </w:numPr>
+        <w:spacing w:before="100" w:beforeAutospacing="1" w:after="100" w:afterAutospacing="1" w:line="240" w:lineRule="auto"/>
+        <w:rPr>
+          <w:rFonts w:ascii="Times New Roman" w:eastAsia="Times New Roman" w:hAnsi="Times New Roman" w:cs="Times New Roman"/>
+          <w:sz w:val="24"/>
+          <w:szCs w:val="24"/>
+          <w:lang w:eastAsia="fr-FR"/>
+        </w:rPr>
+      </w:pPr>
+      <w:r>
+        <w:rPr>
+          <w:rFonts w:ascii="Times New Roman" w:eastAsia="Times New Roman" w:hAnsi="Times New Roman" w:cs="Times New Roman"/>
+          <w:sz w:val="24"/>
+          <w:szCs w:val="24"/>
+          <w:lang w:eastAsia="fr-FR"/>
+        </w:rPr>
+        <w:t xml:space="preserve">a passé </w:t>
+      </w:r>
+      <w:r>
+        <w:rPr>
+          <w:rFonts w:ascii="Times New Roman" w:eastAsia="Times New Roman" w:hAnsi="Times New Roman" w:cs="Times New Roman"/>
+          <w:b/>
+          <w:bCs/>
+          <w:sz w:val="24"/>
+          <w:szCs w:val="24"/>
+          <w:lang w:eastAsia="fr-FR"/>
+        </w:rPr>
+        <w:t>au moins une commande</w:t>
+      </w:r>
+      <w:r>
+        <w:rPr>
+          <w:rFonts w:ascii="Times New Roman" w:eastAsia="Times New Roman" w:hAnsi="Times New Roman" w:cs="Times New Roman"/>
+          <w:sz w:val="24"/>
+          <w:szCs w:val="24"/>
+          <w:lang w:eastAsia="fr-FR"/>
+        </w:rPr>
+        <w:t xml:space="preserve"> sur une période donnée (ex : 6 ou 12 derniers mois), </w:t>
+      </w:r>
+      <w:r>
+        <w:rPr>
+          <w:rFonts w:ascii="Times New Roman" w:eastAsia="Times New Roman" w:hAnsi="Times New Roman" w:cs="Times New Roman"/>
+          <w:b/>
+          <w:bCs/>
+          <w:sz w:val="24"/>
+          <w:szCs w:val="24"/>
+          <w:lang w:eastAsia="fr-FR"/>
+        </w:rPr>
+        <w:t>OU</w:t>
+      </w:r>
+    </w:p>
+    <w:p>
+      <w:pPr>
+        <w:numPr>
+          <w:ilvl w:val="0"/>
+          <w:numId w:val="42"/>
+        </w:numPr>
+        <w:spacing w:before="100" w:beforeAutospacing="1" w:after="100" w:afterAutospacing="1" w:line="240" w:lineRule="auto"/>
+        <w:rPr>
+          <w:rFonts w:ascii="Times New Roman" w:eastAsia="Times New Roman" w:hAnsi="Times New Roman" w:cs="Times New Roman"/>
+          <w:sz w:val="24"/>
+          <w:szCs w:val="24"/>
+          <w:lang w:eastAsia="fr-FR"/>
+        </w:rPr>
+      </w:pPr>
+      <w:r>
+        <w:rPr>
+          <w:rFonts w:ascii="Times New Roman" w:eastAsia="Times New Roman" w:hAnsi="Times New Roman" w:cs="Times New Roman"/>
+          <w:sz w:val="24"/>
+          <w:szCs w:val="24"/>
+          <w:lang w:eastAsia="fr-FR"/>
+        </w:rPr>
+        <w:t xml:space="preserve">possède un </w:t>
+      </w:r>
+      <w:r>
+        <w:rPr>
+          <w:rFonts w:ascii="Times New Roman" w:eastAsia="Times New Roman" w:hAnsi="Times New Roman" w:cs="Times New Roman"/>
+          <w:b/>
+          <w:bCs/>
+          <w:sz w:val="24"/>
+          <w:szCs w:val="24"/>
+          <w:lang w:eastAsia="fr-FR"/>
+        </w:rPr>
+        <w:t>statut explicite = 'ACTIVE'</w:t>
+      </w:r>
+      <w:r>
+        <w:rPr>
+          <w:rFonts w:ascii="Times New Roman" w:eastAsia="Times New Roman" w:hAnsi="Times New Roman" w:cs="Times New Roman"/>
+          <w:sz w:val="24"/>
+          <w:szCs w:val="24"/>
+          <w:lang w:eastAsia="fr-FR"/>
+        </w:rPr>
+        <w:t xml:space="preserve"> dans la table </w:t>
+      </w:r>
+      <w:r>
+        <w:rPr>
+          <w:rFonts w:ascii="Courier New" w:eastAsia="Times New Roman" w:hAnsi="Courier New" w:cs="Courier New"/>
+          <w:sz w:val="20"/>
+          <w:szCs w:val="20"/>
+          <w:lang w:eastAsia="fr-FR"/>
+        </w:rPr>
+        <w:t>customers</w:t>
+      </w:r>
+      <w:r>
+        <w:rPr>
+          <w:rFonts w:ascii="Times New Roman" w:eastAsia="Times New Roman" w:hAnsi="Times New Roman" w:cs="Times New Roman"/>
+          <w:sz w:val="24"/>
+          <w:szCs w:val="24"/>
+          <w:lang w:eastAsia="fr-FR"/>
+        </w:rPr>
+        <w:t>.</w:t>
+      </w:r>
+    </w:p>
+    <w:p>
+      <w:pPr>
+        <w:spacing w:before="100" w:beforeAutospacing="1" w:after="100" w:afterAutospacing="1" w:line="240" w:lineRule="auto"/>
+        <w:rPr>
+          <w:rFonts w:ascii="Times New Roman" w:eastAsia="Times New Roman" w:hAnsi="Times New Roman" w:cs="Times New Roman"/>
+          <w:sz w:val="24"/>
+          <w:szCs w:val="24"/>
+          <w:lang w:eastAsia="fr-FR"/>
+        </w:rPr>
+      </w:pPr>
+      <w:r>
+        <w:rPr>
+          <w:rFonts w:ascii="Segoe UI Symbol" w:eastAsia="Times New Roman" w:hAnsi="Segoe UI Symbol" w:cs="Segoe UI Symbol"/>
+          <w:sz w:val="24"/>
+          <w:szCs w:val="24"/>
+          <w:lang w:eastAsia="fr-FR"/>
+        </w:rPr>
+        <w:t>👉</w:t>
+      </w:r>
+      <w:r>
+        <w:rPr>
+          <w:rFonts w:ascii="Times New Roman" w:eastAsia="Times New Roman" w:hAnsi="Times New Roman" w:cs="Times New Roman"/>
+          <w:sz w:val="24"/>
+          <w:szCs w:val="24"/>
+          <w:lang w:eastAsia="fr-FR"/>
+        </w:rPr>
+        <w:t xml:space="preserve"> En pratique business :</w:t>
+      </w:r>
+    </w:p>
+    <w:p>
+      <w:pPr>
+        <w:numPr>
+          <w:ilvl w:val="0"/>
+          <w:numId w:val="43"/>
+        </w:numPr>
+        <w:spacing w:before="100" w:beforeAutospacing="1" w:after="100" w:afterAutospacing="1" w:line="240" w:lineRule="auto"/>
+        <w:rPr>
+          <w:rFonts w:ascii="Times New Roman" w:eastAsia="Times New Roman" w:hAnsi="Times New Roman" w:cs="Times New Roman"/>
+          <w:sz w:val="24"/>
+          <w:szCs w:val="24"/>
+          <w:lang w:eastAsia="fr-FR"/>
+        </w:rPr>
+      </w:pPr>
+      <w:r>
+        <w:rPr>
+          <w:rFonts w:ascii="Times New Roman" w:eastAsia="Times New Roman" w:hAnsi="Times New Roman" w:cs="Times New Roman"/>
+          <w:sz w:val="24"/>
+          <w:szCs w:val="24"/>
+          <w:lang w:eastAsia="fr-FR"/>
+        </w:rPr>
+        <w:t>Client engagé</w:t>
+      </w:r>
+    </w:p>
+    <w:p>
+      <w:pPr>
+        <w:numPr>
+          <w:ilvl w:val="0"/>
+          <w:numId w:val="43"/>
+        </w:numPr>
+        <w:spacing w:before="100" w:beforeAutospacing="1" w:after="100" w:afterAutospacing="1" w:line="240" w:lineRule="auto"/>
+        <w:rPr>
+          <w:rFonts w:ascii="Times New Roman" w:eastAsia="Times New Roman" w:hAnsi="Times New Roman" w:cs="Times New Roman"/>
+          <w:sz w:val="24"/>
+          <w:szCs w:val="24"/>
+          <w:lang w:eastAsia="fr-FR"/>
+        </w:rPr>
+      </w:pPr>
+      <w:r>
+        <w:rPr>
+          <w:rFonts w:ascii="Times New Roman" w:eastAsia="Times New Roman" w:hAnsi="Times New Roman" w:cs="Times New Roman"/>
+          <w:sz w:val="24"/>
+          <w:szCs w:val="24"/>
+          <w:lang w:eastAsia="fr-FR"/>
+        </w:rPr>
+        <w:lastRenderedPageBreak/>
+        <w:t>Génère du chiffre d’affaires</w:t>
+      </w:r>
+    </w:p>
+    <w:p>
+      <w:pPr>
+        <w:numPr>
+          <w:ilvl w:val="0"/>
+          <w:numId w:val="43"/>
+        </w:numPr>
+        <w:spacing w:before="100" w:beforeAutospacing="1" w:after="100" w:afterAutospacing="1" w:line="240" w:lineRule="auto"/>
+        <w:rPr>
+          <w:rFonts w:ascii="Times New Roman" w:eastAsia="Times New Roman" w:hAnsi="Times New Roman" w:cs="Times New Roman"/>
+          <w:sz w:val="24"/>
+          <w:szCs w:val="24"/>
+          <w:lang w:eastAsia="fr-FR"/>
+        </w:rPr>
+      </w:pPr>
+      <w:r>
+        <w:rPr>
+          <w:rFonts w:ascii="Times New Roman" w:eastAsia="Times New Roman" w:hAnsi="Times New Roman" w:cs="Times New Roman"/>
+          <w:sz w:val="24"/>
+          <w:szCs w:val="24"/>
+          <w:lang w:eastAsia="fr-FR"/>
+        </w:rPr>
+        <w:t>Cible prioritaire pour fidélisation</w:t>
+      </w:r>
+    </w:p>
+    <w:p>
+      <w:pPr>
+        <w:spacing w:after="0" w:line="240" w:lineRule="auto"/>
+        <w:rPr>
+          <w:rFonts w:ascii="Times New Roman" w:eastAsia="Times New Roman" w:hAnsi="Times New Roman" w:cs="Times New Roman"/>
+          <w:sz w:val="24"/>
+          <w:szCs w:val="24"/>
+          <w:lang w:eastAsia="fr-FR"/>
+        </w:rPr>
+      </w:pPr>
+      <w:r>
+        <w:rPr>
+          <w:rFonts w:ascii="Times New Roman" w:eastAsia="Times New Roman" w:hAnsi="Times New Roman" w:cs="Times New Roman"/>
+          <w:sz w:val="24"/>
+          <w:szCs w:val="24"/>
+          <w:lang w:eastAsia="fr-FR"/>
+        </w:rPr>
+        <w:pict>
+          <v:rect id="_x0000_i1037" style="width:0;height:1.5pt" o:hralign="center" o:hrstd="t" o:hr="t" fillcolor="#a0a0a0" stroked="f"/>
+        </w:pict>
+      </w:r>
+    </w:p>
+    <w:p>
+      <w:pPr>
+        <w:spacing w:before="100" w:beforeAutospacing="1" w:after="100" w:afterAutospacing="1" w:line="240" w:lineRule="auto"/>
+        <w:outlineLvl w:val="2"/>
+        <w:rPr>
+          <w:rFonts w:ascii="Times New Roman" w:eastAsia="Times New Roman" w:hAnsi="Times New Roman" w:cs="Times New Roman"/>
+          <w:b/>
+          <w:bCs/>
+          <w:sz w:val="27"/>
+          <w:szCs w:val="27"/>
+          <w:lang w:eastAsia="fr-FR"/>
+        </w:rPr>
+      </w:pPr>
+      <w:r>
+        <w:rPr>
+          <w:rFonts w:ascii="Segoe UI Symbol" w:eastAsia="Times New Roman" w:hAnsi="Segoe UI Symbol" w:cs="Segoe UI Symbol"/>
+          <w:b/>
+          <w:bCs/>
+          <w:sz w:val="27"/>
+          <w:szCs w:val="27"/>
+          <w:lang w:eastAsia="fr-FR"/>
+        </w:rPr>
+        <w:t>🔴</w:t>
+      </w:r>
+      <w:r>
+        <w:rPr>
+          <w:rFonts w:ascii="Times New Roman" w:eastAsia="Times New Roman" w:hAnsi="Times New Roman" w:cs="Times New Roman"/>
+          <w:b/>
+          <w:bCs/>
+          <w:sz w:val="27"/>
+          <w:szCs w:val="27"/>
+          <w:lang w:eastAsia="fr-FR"/>
+        </w:rPr>
+        <w:t xml:space="preserve"> Client inactif</w:t>
+      </w:r>
+    </w:p>
+    <w:p>
+      <w:pPr>
+        <w:spacing w:before="100" w:beforeAutospacing="1" w:after="100" w:afterAutospacing="1" w:line="240" w:lineRule="auto"/>
+        <w:rPr>
+          <w:rFonts w:ascii="Times New Roman" w:eastAsia="Times New Roman" w:hAnsi="Times New Roman" w:cs="Times New Roman"/>
+          <w:sz w:val="24"/>
+          <w:szCs w:val="24"/>
+          <w:lang w:eastAsia="fr-FR"/>
+        </w:rPr>
+      </w:pPr>
+      <w:r>
+        <w:rPr>
+          <w:rFonts w:ascii="Times New Roman" w:eastAsia="Times New Roman" w:hAnsi="Times New Roman" w:cs="Times New Roman"/>
+          <w:sz w:val="24"/>
+          <w:szCs w:val="24"/>
+          <w:lang w:eastAsia="fr-FR"/>
+        </w:rPr>
+        <w:t xml:space="preserve">Un client est </w:t>
+      </w:r>
+      <w:r>
+        <w:rPr>
+          <w:rFonts w:ascii="Times New Roman" w:eastAsia="Times New Roman" w:hAnsi="Times New Roman" w:cs="Times New Roman"/>
+          <w:b/>
+          <w:bCs/>
+          <w:sz w:val="24"/>
+          <w:szCs w:val="24"/>
+          <w:lang w:eastAsia="fr-FR"/>
+        </w:rPr>
+        <w:t>inactif</w:t>
+      </w:r>
+      <w:r>
+        <w:rPr>
+          <w:rFonts w:ascii="Times New Roman" w:eastAsia="Times New Roman" w:hAnsi="Times New Roman" w:cs="Times New Roman"/>
+          <w:sz w:val="24"/>
+          <w:szCs w:val="24"/>
+          <w:lang w:eastAsia="fr-FR"/>
+        </w:rPr>
+        <w:t xml:space="preserve"> lorsqu’il :</w:t>
+      </w:r>
+    </w:p>
+    <w:p>
+      <w:pPr>
+        <w:numPr>
+          <w:ilvl w:val="0"/>
+          <w:numId w:val="44"/>
+        </w:numPr>
+        <w:spacing w:before="100" w:beforeAutospacing="1" w:after="100" w:afterAutospacing="1" w:line="240" w:lineRule="auto"/>
+        <w:rPr>
+          <w:rFonts w:ascii="Times New Roman" w:eastAsia="Times New Roman" w:hAnsi="Times New Roman" w:cs="Times New Roman"/>
+          <w:sz w:val="24"/>
+          <w:szCs w:val="24"/>
+          <w:lang w:eastAsia="fr-FR"/>
+        </w:rPr>
+      </w:pPr>
+      <w:r>
+        <w:rPr>
+          <w:rFonts w:ascii="Times New Roman" w:eastAsia="Times New Roman" w:hAnsi="Times New Roman" w:cs="Times New Roman"/>
+          <w:sz w:val="24"/>
+          <w:szCs w:val="24"/>
+          <w:lang w:eastAsia="fr-FR"/>
+        </w:rPr>
+        <w:t xml:space="preserve">n’a </w:t>
+      </w:r>
+      <w:r>
+        <w:rPr>
+          <w:rFonts w:ascii="Times New Roman" w:eastAsia="Times New Roman" w:hAnsi="Times New Roman" w:cs="Times New Roman"/>
+          <w:b/>
+          <w:bCs/>
+          <w:sz w:val="24"/>
+          <w:szCs w:val="24"/>
+          <w:lang w:eastAsia="fr-FR"/>
+        </w:rPr>
+        <w:t>jamais passé de commande</w:t>
+      </w:r>
+      <w:r>
+        <w:rPr>
+          <w:rFonts w:ascii="Times New Roman" w:eastAsia="Times New Roman" w:hAnsi="Times New Roman" w:cs="Times New Roman"/>
+          <w:sz w:val="24"/>
+          <w:szCs w:val="24"/>
+          <w:lang w:eastAsia="fr-FR"/>
+        </w:rPr>
+        <w:t xml:space="preserve">, </w:t>
+      </w:r>
+      <w:r>
+        <w:rPr>
+          <w:rFonts w:ascii="Times New Roman" w:eastAsia="Times New Roman" w:hAnsi="Times New Roman" w:cs="Times New Roman"/>
+          <w:b/>
+          <w:bCs/>
+          <w:sz w:val="24"/>
+          <w:szCs w:val="24"/>
+          <w:lang w:eastAsia="fr-FR"/>
+        </w:rPr>
+        <w:t>OU</w:t>
+      </w:r>
+    </w:p>
+    <w:p>
+      <w:pPr>
+        <w:numPr>
+          <w:ilvl w:val="0"/>
+          <w:numId w:val="44"/>
+        </w:numPr>
+        <w:spacing w:before="100" w:beforeAutospacing="1" w:after="100" w:afterAutospacing="1" w:line="240" w:lineRule="auto"/>
+        <w:rPr>
+          <w:rFonts w:ascii="Times New Roman" w:eastAsia="Times New Roman" w:hAnsi="Times New Roman" w:cs="Times New Roman"/>
+          <w:sz w:val="24"/>
+          <w:szCs w:val="24"/>
+          <w:lang w:eastAsia="fr-FR"/>
+        </w:rPr>
+      </w:pPr>
+      <w:r>
+        <w:rPr>
+          <w:rFonts w:ascii="Times New Roman" w:eastAsia="Times New Roman" w:hAnsi="Times New Roman" w:cs="Times New Roman"/>
+          <w:sz w:val="24"/>
+          <w:szCs w:val="24"/>
+          <w:lang w:eastAsia="fr-FR"/>
+        </w:rPr>
+        <w:t xml:space="preserve">n’a plus commandé depuis longtemps, </w:t>
+      </w:r>
+      <w:r>
+        <w:rPr>
+          <w:rFonts w:ascii="Times New Roman" w:eastAsia="Times New Roman" w:hAnsi="Times New Roman" w:cs="Times New Roman"/>
+          <w:b/>
+          <w:bCs/>
+          <w:sz w:val="24"/>
+          <w:szCs w:val="24"/>
+          <w:lang w:eastAsia="fr-FR"/>
+        </w:rPr>
+        <w:t>OU</w:t>
+      </w:r>
+    </w:p>
+    <w:p>
+      <w:pPr>
+        <w:numPr>
+          <w:ilvl w:val="0"/>
+          <w:numId w:val="44"/>
+        </w:numPr>
+        <w:spacing w:before="100" w:beforeAutospacing="1" w:after="100" w:afterAutospacing="1" w:line="240" w:lineRule="auto"/>
+        <w:rPr>
+          <w:rFonts w:ascii="Times New Roman" w:eastAsia="Times New Roman" w:hAnsi="Times New Roman" w:cs="Times New Roman"/>
+          <w:sz w:val="24"/>
+          <w:szCs w:val="24"/>
+          <w:lang w:eastAsia="fr-FR"/>
+        </w:rPr>
+      </w:pPr>
+      <w:r>
+        <w:rPr>
+          <w:rFonts w:ascii="Times New Roman" w:eastAsia="Times New Roman" w:hAnsi="Times New Roman" w:cs="Times New Roman"/>
+          <w:sz w:val="24"/>
+          <w:szCs w:val="24"/>
+          <w:lang w:eastAsia="fr-FR"/>
+        </w:rPr>
+        <w:t xml:space="preserve">a un </w:t>
+      </w:r>
+      <w:r>
+        <w:rPr>
+          <w:rFonts w:ascii="Times New Roman" w:eastAsia="Times New Roman" w:hAnsi="Times New Roman" w:cs="Times New Roman"/>
+          <w:b/>
+          <w:bCs/>
+          <w:sz w:val="24"/>
+          <w:szCs w:val="24"/>
+          <w:lang w:eastAsia="fr-FR"/>
+        </w:rPr>
+        <w:t>statut = 'INACTIVE'</w:t>
+      </w:r>
+      <w:r>
+        <w:rPr>
+          <w:rFonts w:ascii="Times New Roman" w:eastAsia="Times New Roman" w:hAnsi="Times New Roman" w:cs="Times New Roman"/>
+          <w:sz w:val="24"/>
+          <w:szCs w:val="24"/>
+          <w:lang w:eastAsia="fr-FR"/>
+        </w:rPr>
+        <w:t xml:space="preserve"> dans la base.</w:t>
+      </w:r>
+    </w:p>
+    <w:p>
+      <w:pPr>
+        <w:spacing w:before="100" w:beforeAutospacing="1" w:after="100" w:afterAutospacing="1" w:line="240" w:lineRule="auto"/>
+        <w:rPr>
+          <w:rFonts w:ascii="Times New Roman" w:eastAsia="Times New Roman" w:hAnsi="Times New Roman" w:cs="Times New Roman"/>
+          <w:sz w:val="24"/>
+          <w:szCs w:val="24"/>
+          <w:lang w:eastAsia="fr-FR"/>
+        </w:rPr>
+      </w:pPr>
+      <w:r>
+        <w:rPr>
+          <w:rFonts w:ascii="Segoe UI Symbol" w:eastAsia="Times New Roman" w:hAnsi="Segoe UI Symbol" w:cs="Segoe UI Symbol"/>
+          <w:sz w:val="24"/>
+          <w:szCs w:val="24"/>
+          <w:lang w:eastAsia="fr-FR"/>
+        </w:rPr>
+        <w:t>👉</w:t>
+      </w:r>
+      <w:r>
+        <w:rPr>
+          <w:rFonts w:ascii="Times New Roman" w:eastAsia="Times New Roman" w:hAnsi="Times New Roman" w:cs="Times New Roman"/>
+          <w:sz w:val="24"/>
+          <w:szCs w:val="24"/>
+          <w:lang w:eastAsia="fr-FR"/>
+        </w:rPr>
+        <w:t xml:space="preserve"> En pratique business :</w:t>
+      </w:r>
+    </w:p>
+    <w:p>
+      <w:pPr>
+        <w:numPr>
+          <w:ilvl w:val="0"/>
+          <w:numId w:val="45"/>
+        </w:numPr>
+        <w:spacing w:before="100" w:beforeAutospacing="1" w:after="100" w:afterAutospacing="1" w:line="240" w:lineRule="auto"/>
+        <w:rPr>
+          <w:rFonts w:ascii="Times New Roman" w:eastAsia="Times New Roman" w:hAnsi="Times New Roman" w:cs="Times New Roman"/>
+          <w:sz w:val="24"/>
+          <w:szCs w:val="24"/>
+          <w:lang w:eastAsia="fr-FR"/>
+        </w:rPr>
+      </w:pPr>
+      <w:r>
+        <w:rPr>
+          <w:rFonts w:ascii="Times New Roman" w:eastAsia="Times New Roman" w:hAnsi="Times New Roman" w:cs="Times New Roman"/>
+          <w:sz w:val="24"/>
+          <w:szCs w:val="24"/>
+          <w:lang w:eastAsia="fr-FR"/>
+        </w:rPr>
+        <w:t>Client dormant</w:t>
+      </w:r>
+    </w:p>
+    <w:p>
+      <w:pPr>
+        <w:numPr>
+          <w:ilvl w:val="0"/>
+          <w:numId w:val="45"/>
+        </w:numPr>
+        <w:spacing w:before="100" w:beforeAutospacing="1" w:after="100" w:afterAutospacing="1" w:line="240" w:lineRule="auto"/>
+        <w:rPr>
+          <w:rFonts w:ascii="Times New Roman" w:eastAsia="Times New Roman" w:hAnsi="Times New Roman" w:cs="Times New Roman"/>
+          <w:sz w:val="24"/>
+          <w:szCs w:val="24"/>
+          <w:lang w:eastAsia="fr-FR"/>
+        </w:rPr>
+      </w:pPr>
+      <w:r>
+        <w:rPr>
+          <w:rFonts w:ascii="Times New Roman" w:eastAsia="Times New Roman" w:hAnsi="Times New Roman" w:cs="Times New Roman"/>
+          <w:sz w:val="24"/>
+          <w:szCs w:val="24"/>
+          <w:lang w:eastAsia="fr-FR"/>
+        </w:rPr>
+        <w:t>Risque de churn</w:t>
+      </w:r>
+    </w:p>
+    <w:p>
+      <w:pPr>
+        <w:numPr>
+          <w:ilvl w:val="0"/>
+          <w:numId w:val="45"/>
+        </w:numPr>
+        <w:spacing w:before="100" w:beforeAutospacing="1" w:after="100" w:afterAutospacing="1" w:line="240" w:lineRule="auto"/>
+        <w:rPr>
+          <w:rFonts w:ascii="Times New Roman" w:eastAsia="Times New Roman" w:hAnsi="Times New Roman" w:cs="Times New Roman"/>
+          <w:sz w:val="24"/>
+          <w:szCs w:val="24"/>
+          <w:lang w:eastAsia="fr-FR"/>
+        </w:rPr>
+      </w:pPr>
+      <w:r>
+        <w:rPr>
+          <w:rFonts w:ascii="Times New Roman" w:eastAsia="Times New Roman" w:hAnsi="Times New Roman" w:cs="Times New Roman"/>
+          <w:sz w:val="24"/>
+          <w:szCs w:val="24"/>
+          <w:lang w:eastAsia="fr-FR"/>
+        </w:rPr>
+        <w:t>Cible de campagnes de réactivation</w:t>
+      </w:r>
+    </w:p>
+    <w:p>
+      <w:pPr>
+        <w:pStyle w:val="NormalWeb"/>
+        <w:rPr>
+          <w:b/>
+          <w:bCs/>
+        </w:rPr>
+      </w:pPr>
+    </w:p>
+    <w:p>
+      <w:pPr>
+        <w:pStyle w:val="NormalWeb"/>
+        <w:rPr>
+          <w:b/>
+          <w:bCs/>
+        </w:rPr>
+      </w:pPr>
+    </w:p>
+    <w:p>
+      <w:pPr>
+        <w:pStyle w:val="NormalWeb"/>
+        <w:rPr>
+          <w:b/>
+          <w:bCs/>
+        </w:rPr>
+      </w:pPr>
+    </w:p>
+    <w:p>
+      <w:pPr>
+        <w:pStyle w:val="NormalWeb"/>
+        <w:rPr>
+          <w:b/>
+          <w:bCs/>
+        </w:rPr>
+      </w:pPr>
+    </w:p>
+    <w:p>
+      <w:pPr>
+        <w:pStyle w:val="NormalWeb"/>
+        <w:rPr>
+          <w:b/>
+          <w:bCs/>
+        </w:rPr>
+      </w:pPr>
+    </w:p>
+    <w:p>
+      <w:pPr>
+        <w:pStyle w:val="NormalWeb"/>
+        <w:rPr>
+          <w:b/>
+          <w:bCs/>
+        </w:rPr>
+      </w:pPr>
+    </w:p>
+    <w:p>
+      <w:pPr>
+        <w:pStyle w:val="NormalWeb"/>
+        <w:rPr>
+          <w:b/>
+          <w:bCs/>
+        </w:rPr>
+      </w:pPr>
+    </w:p>
+    <w:p>
+      <w:pPr>
+        <w:pStyle w:val="NormalWeb"/>
+        <w:rPr>
+          <w:b/>
+          <w:bCs/>
+        </w:rPr>
+      </w:pPr>
+    </w:p>
+    <w:p>
+      <w:pPr>
+        <w:pStyle w:val="NormalWeb"/>
+        <w:rPr>
+          <w:b/>
+          <w:bCs/>
+        </w:rPr>
+      </w:pPr>
+    </w:p>
+    <w:p>
+      <w:pPr>
+        <w:pStyle w:val="NormalWeb"/>
+        <w:rPr>
+          <w:b/>
+          <w:bCs/>
+        </w:rPr>
+      </w:pPr>
+    </w:p>
+    <w:p>
+      <w:pPr>
+        <w:pStyle w:val="NormalWeb"/>
+        <w:rPr>
+          <w:b/>
+          <w:bCs/>
+        </w:rPr>
+      </w:pPr>
+    </w:p>
+    <w:p>
+      <w:pPr>
+        <w:pStyle w:val="NormalWeb"/>
+        <w:rPr>
+          <w:b/>
+          <w:bCs/>
+        </w:rPr>
+      </w:pPr>
+    </w:p>
+    <w:p>
+      <w:pPr>
+        <w:pStyle w:val="NormalWeb"/>
+        <w:rPr>
+          <w:b/>
+          <w:bCs/>
+        </w:rPr>
+      </w:pPr>
+    </w:p>
+    <w:p>
+      <w:pPr>
+        <w:pStyle w:val="NormalWeb"/>
+        <w:rPr>
+          <w:b/>
+          <w:bCs/>
+        </w:rPr>
+      </w:pPr>
+    </w:p>
+    <w:p>
+      <w:pPr>
+        <w:pStyle w:val="NormalWeb"/>
+        <w:rPr>
+          <w:b/>
+          <w:bCs/>
+        </w:rPr>
+      </w:pPr>
+    </w:p>
+    <w:p>
+      <w:pPr>
+        <w:pStyle w:val="Titre1"/>
+      </w:pPr>
+      <w:r>
+        <w:rPr>
+          <w:rFonts w:ascii="Segoe UI Symbol" w:hAnsi="Segoe UI Symbol" w:cs="Segoe UI Symbol"/>
+        </w:rPr>
+        <w:lastRenderedPageBreak/>
+        <w:t>🎯</w:t>
+      </w:r>
+      <w:r>
+        <w:t xml:space="preserve"> TOP 12 KPIs DÉCISIONNELS POUR TON DASHBOARD E-COMMERCE</w:t>
+      </w:r>
+    </w:p>
+    <w:p>
+      <w:r>
+        <w:pict>
+          <v:rect id="_x0000_i1039" style="width:0;height:1.5pt" o:hralign="center" o:hrstd="t" o:hr="t" fillcolor="#a0a0a0" stroked="f"/>
+        </w:pict>
+      </w:r>
+    </w:p>
+    <w:p>
+      <w:pPr>
+        <w:pStyle w:val="Titre2"/>
+      </w:pPr>
+      <w:r>
+        <w:t>🟦 1. Performance commerciale (CA &amp; ventes)</w:t>
+      </w:r>
+    </w:p>
+    <w:p>
+      <w:pPr>
+        <w:pStyle w:val="Titre3"/>
+      </w:pPr>
+      <w:r>
+        <w:t>1️</w:t>
+      </w:r>
+      <w:r>
+        <w:rPr>
+          <w:rFonts w:ascii="Tahoma" w:hAnsi="Tahoma" w:cs="Tahoma"/>
+        </w:rPr>
+        <w:t>⃣</w:t>
+      </w:r>
+      <w:r>
+        <w:t xml:space="preserve"> Revenu global (CA total)</w:t>
+      </w:r>
+    </w:p>
+    <w:p>
+      <w:pPr>
+        <w:pStyle w:val="NormalWeb"/>
+      </w:pPr>
+      <w:r>
+        <w:rPr>
+          <w:rFonts w:ascii="Segoe UI Symbol" w:hAnsi="Segoe UI Symbol" w:cs="Segoe UI Symbol"/>
+        </w:rPr>
+        <w:t>📌</w:t>
+      </w:r>
+      <w:r>
+        <w:t xml:space="preserve"> </w:t>
+      </w:r>
+      <w:r>
+        <w:rPr>
+          <w:rStyle w:val="lev"/>
+        </w:rPr>
+        <w:t>Pourquoi</w:t>
+      </w:r>
+      <w:r>
+        <w:t xml:space="preserve"> : mesure la performance globale</w:t>
+      </w:r>
+      <w:r>
+        <w:br/>
+      </w:r>
+      <w:r>
+        <w:rPr>
+          <w:rFonts w:ascii="Segoe UI Symbol" w:hAnsi="Segoe UI Symbol" w:cs="Segoe UI Symbol"/>
+        </w:rPr>
+        <w:t>📊</w:t>
+      </w:r>
+      <w:r>
+        <w:t xml:space="preserve"> </w:t>
+      </w:r>
+      <w:r>
+        <w:rPr>
+          <w:rStyle w:val="lev"/>
+        </w:rPr>
+        <w:t>Visuel</w:t>
+      </w:r>
+      <w:r>
+        <w:t xml:space="preserve"> : KPI card</w:t>
+      </w:r>
+    </w:p>
+    <w:p>
+      <w:pPr>
+        <w:pStyle w:val="NormalWeb"/>
+      </w:pPr>
+      <w:r>
+        <w:rPr>
+          <w:rStyle w:val="Accentuation"/>
+        </w:rPr>
+        <w:t>Somme des montants des commandes validées</w:t>
+      </w:r>
+    </w:p>
+    <w:p>
+      <w:r>
+        <w:pict>
+          <v:rect id="_x0000_i1040" style="width:0;height:1.5pt" o:hralign="center" o:hrstd="t" o:hr="t" fillcolor="#a0a0a0" stroked="f"/>
+        </w:pict>
+      </w:r>
+    </w:p>
+    <w:p>
+      <w:pPr>
+        <w:pStyle w:val="Titre3"/>
+      </w:pPr>
+      <w:r>
+        <w:t>2️</w:t>
+      </w:r>
+      <w:r>
+        <w:rPr>
+          <w:rFonts w:ascii="Tahoma" w:hAnsi="Tahoma" w:cs="Tahoma"/>
+        </w:rPr>
+        <w:t>⃣</w:t>
+      </w:r>
+      <w:r>
+        <w:t xml:space="preserve"> Évolution du chiffre d’affaires (mensuelle)</w:t>
+      </w:r>
+    </w:p>
+    <w:p>
+      <w:pPr>
+        <w:pStyle w:val="NormalWeb"/>
+      </w:pPr>
+      <w:r>
+        <w:rPr>
+          <w:rFonts w:ascii="Segoe UI Symbol" w:hAnsi="Segoe UI Symbol" w:cs="Segoe UI Symbol"/>
+        </w:rPr>
+        <w:t>📌</w:t>
+      </w:r>
+      <w:r>
+        <w:t xml:space="preserve"> </w:t>
+      </w:r>
+      <w:r>
+        <w:rPr>
+          <w:rStyle w:val="lev"/>
+        </w:rPr>
+        <w:t>Pourquoi</w:t>
+      </w:r>
+      <w:r>
+        <w:t xml:space="preserve"> : détecter croissance ou baisse</w:t>
+      </w:r>
+      <w:r>
+        <w:br/>
+      </w:r>
+      <w:r>
+        <w:rPr>
+          <w:rFonts w:ascii="Segoe UI Symbol" w:hAnsi="Segoe UI Symbol" w:cs="Segoe UI Symbol"/>
+        </w:rPr>
+        <w:t>📊</w:t>
+      </w:r>
+      <w:r>
+        <w:t xml:space="preserve"> </w:t>
+      </w:r>
+      <w:r>
+        <w:rPr>
+          <w:rStyle w:val="lev"/>
+        </w:rPr>
+        <w:t>Visuel</w:t>
+      </w:r>
+      <w:r>
+        <w:t xml:space="preserve"> : courbe (line chart)</w:t>
+      </w:r>
+    </w:p>
+    <w:p>
+      <w:r>
+        <w:pict>
+          <v:rect id="_x0000_i1041" style="width:0;height:1.5pt" o:hralign="center" o:hrstd="t" o:hr="t" fillcolor="#a0a0a0" stroked="f"/>
+        </w:pict>
+      </w:r>
+    </w:p>
+    <w:p>
+      <w:pPr>
+        <w:pStyle w:val="Titre3"/>
+      </w:pPr>
+      <w:r>
+        <w:t>3️</w:t>
+      </w:r>
+      <w:r>
+        <w:rPr>
+          <w:rFonts w:ascii="Tahoma" w:hAnsi="Tahoma" w:cs="Tahoma"/>
+        </w:rPr>
+        <w:t>⃣</w:t>
+      </w:r>
+      <w:r>
+        <w:t xml:space="preserve"> Volume de commandes mensuel</w:t>
+      </w:r>
+    </w:p>
+    <w:p>
+      <w:pPr>
+        <w:pStyle w:val="NormalWeb"/>
+      </w:pPr>
+      <w:r>
+        <w:rPr>
+          <w:rFonts w:ascii="Segoe UI Symbol" w:hAnsi="Segoe UI Symbol" w:cs="Segoe UI Symbol"/>
+        </w:rPr>
+        <w:t>📌</w:t>
+      </w:r>
+      <w:r>
+        <w:t xml:space="preserve"> </w:t>
+      </w:r>
+      <w:r>
+        <w:rPr>
+          <w:rStyle w:val="lev"/>
+        </w:rPr>
+        <w:t>Pourquoi</w:t>
+      </w:r>
+      <w:r>
+        <w:t xml:space="preserve"> : différencier effet prix vs volume</w:t>
+      </w:r>
+      <w:r>
+        <w:br/>
+      </w:r>
+      <w:r>
+        <w:rPr>
+          <w:rFonts w:ascii="Segoe UI Symbol" w:hAnsi="Segoe UI Symbol" w:cs="Segoe UI Symbol"/>
+        </w:rPr>
+        <w:t>📊</w:t>
+      </w:r>
+      <w:r>
+        <w:t xml:space="preserve"> </w:t>
+      </w:r>
+      <w:r>
+        <w:rPr>
+          <w:rStyle w:val="lev"/>
+        </w:rPr>
+        <w:t>Visuel</w:t>
+      </w:r>
+      <w:r>
+        <w:t xml:space="preserve"> : histogramme</w:t>
+      </w:r>
+    </w:p>
+    <w:p>
+      <w:r>
+        <w:pict>
+          <v:rect id="_x0000_i1042" style="width:0;height:1.5pt" o:hralign="center" o:hrstd="t" o:hr="t" fillcolor="#a0a0a0" stroked="f"/>
+        </w:pict>
+      </w:r>
+    </w:p>
+    <w:p>
+      <w:pPr>
+        <w:pStyle w:val="Titre3"/>
+      </w:pPr>
+      <w:r>
+        <w:t>4️</w:t>
+      </w:r>
+      <w:r>
+        <w:rPr>
+          <w:rFonts w:ascii="Tahoma" w:hAnsi="Tahoma" w:cs="Tahoma"/>
+        </w:rPr>
+        <w:t>⃣</w:t>
+      </w:r>
+      <w:r>
+        <w:t xml:space="preserve"> Taux de croissance du CA (MoM / YoY)</w:t>
+      </w:r>
+    </w:p>
+    <w:p>
+      <w:pPr>
+        <w:pStyle w:val="NormalWeb"/>
+      </w:pPr>
+      <w:r>
+        <w:rPr>
+          <w:rFonts w:ascii="Segoe UI Symbol" w:hAnsi="Segoe UI Symbol" w:cs="Segoe UI Symbol"/>
+        </w:rPr>
+        <w:t>📌</w:t>
+      </w:r>
+      <w:r>
+        <w:t xml:space="preserve"> </w:t>
+      </w:r>
+      <w:r>
+        <w:rPr>
+          <w:rStyle w:val="lev"/>
+        </w:rPr>
+        <w:t>Pourquoi</w:t>
+      </w:r>
+      <w:r>
+        <w:t xml:space="preserve"> : indicateur clé pour direction</w:t>
+      </w:r>
+      <w:r>
+        <w:br/>
+      </w:r>
+      <w:r>
+        <w:rPr>
+          <w:rFonts w:ascii="Segoe UI Symbol" w:hAnsi="Segoe UI Symbol" w:cs="Segoe UI Symbol"/>
+        </w:rPr>
+        <w:t>📊</w:t>
+      </w:r>
+      <w:r>
+        <w:t xml:space="preserve"> </w:t>
+      </w:r>
+      <w:r>
+        <w:rPr>
+          <w:rStyle w:val="lev"/>
+        </w:rPr>
+        <w:t>Visuel</w:t>
+      </w:r>
+      <w:r>
+        <w:t xml:space="preserve"> : KPI + flèche tendance</w:t>
+      </w:r>
+    </w:p>
+    <w:p>
+      <w:r>
+        <w:pict>
+          <v:rect id="_x0000_i1043" style="width:0;height:1.5pt" o:hralign="center" o:hrstd="t" o:hr="t" fillcolor="#a0a0a0" stroked="f"/>
+        </w:pict>
+      </w:r>
+    </w:p>
+    <w:p>
+      <w:pPr>
+        <w:pStyle w:val="Titre2"/>
+      </w:pPr>
+      <w:r>
+        <w:t>🟨 2. Performance opérationnelle &amp; logistique</w:t>
+      </w:r>
+    </w:p>
+    <w:p>
+      <w:pPr>
+        <w:pStyle w:val="Titre3"/>
+      </w:pPr>
+      <w:r>
+        <w:t>5️</w:t>
+      </w:r>
+      <w:r>
+        <w:rPr>
+          <w:rFonts w:ascii="Tahoma" w:hAnsi="Tahoma" w:cs="Tahoma"/>
+        </w:rPr>
+        <w:t>⃣</w:t>
+      </w:r>
+      <w:r>
+        <w:t xml:space="preserve"> Répartition des commandes par statut</w:t>
+      </w:r>
+    </w:p>
+    <w:p>
+      <w:pPr>
+        <w:pStyle w:val="NormalWeb"/>
+      </w:pPr>
+      <w:r>
+        <w:rPr>
+          <w:rFonts w:ascii="Segoe UI Symbol" w:hAnsi="Segoe UI Symbol" w:cs="Segoe UI Symbol"/>
+        </w:rPr>
+        <w:t>📌</w:t>
+      </w:r>
+      <w:r>
+        <w:t xml:space="preserve"> </w:t>
+      </w:r>
+      <w:r>
+        <w:rPr>
+          <w:rStyle w:val="lev"/>
+        </w:rPr>
+        <w:t>Pourquoi</w:t>
+      </w:r>
+      <w:r>
+        <w:t xml:space="preserve"> : identifier blocages opérationnels</w:t>
+      </w:r>
+      <w:r>
+        <w:br/>
+      </w:r>
+      <w:r>
+        <w:rPr>
+          <w:rFonts w:ascii="Segoe UI Symbol" w:hAnsi="Segoe UI Symbol" w:cs="Segoe UI Symbol"/>
+        </w:rPr>
+        <w:t>📊</w:t>
+      </w:r>
+      <w:r>
+        <w:t xml:space="preserve"> </w:t>
+      </w:r>
+      <w:r>
+        <w:rPr>
+          <w:rStyle w:val="lev"/>
+        </w:rPr>
+        <w:t>Visuel</w:t>
+      </w:r>
+      <w:r>
+        <w:t xml:space="preserve"> : donut / bar chart</w:t>
+      </w:r>
+    </w:p>
+    <w:p>
+      <w:pPr>
+        <w:pStyle w:val="NormalWeb"/>
+      </w:pPr>
+      <w:r>
+        <w:t>Statuts :</w:t>
+      </w:r>
+    </w:p>
+    <w:p>
+      <w:pPr>
+        <w:pStyle w:val="NormalWeb"/>
+        <w:numPr>
+          <w:ilvl w:val="0"/>
+          <w:numId w:val="46"/>
+        </w:numPr>
+      </w:pPr>
+      <w:r>
+        <w:t>Livrée</w:t>
+      </w:r>
+    </w:p>
+    <w:p>
+      <w:pPr>
+        <w:pStyle w:val="NormalWeb"/>
+        <w:numPr>
+          <w:ilvl w:val="0"/>
+          <w:numId w:val="46"/>
+        </w:numPr>
+      </w:pPr>
+      <w:r>
+        <w:t>Expédiée</w:t>
+      </w:r>
+    </w:p>
+    <w:p>
+      <w:pPr>
+        <w:pStyle w:val="NormalWeb"/>
+        <w:numPr>
+          <w:ilvl w:val="0"/>
+          <w:numId w:val="46"/>
+        </w:numPr>
+      </w:pPr>
+      <w:r>
+        <w:lastRenderedPageBreak/>
+        <w:t>En cours</w:t>
+      </w:r>
+    </w:p>
+    <w:p>
+      <w:pPr>
+        <w:pStyle w:val="NormalWeb"/>
+        <w:numPr>
+          <w:ilvl w:val="0"/>
+          <w:numId w:val="46"/>
+        </w:numPr>
+      </w:pPr>
+      <w:r>
+        <w:t>Échouée</w:t>
+      </w:r>
+    </w:p>
+    <w:p>
+      <w:r>
+        <w:pict>
+          <v:rect id="_x0000_i1044" style="width:0;height:1.5pt" o:hralign="center" o:hrstd="t" o:hr="t" fillcolor="#a0a0a0" stroked="f"/>
+        </w:pict>
+      </w:r>
+    </w:p>
+    <w:p>
+      <w:pPr>
+        <w:pStyle w:val="Titre3"/>
+      </w:pPr>
+      <w:r>
+        <w:t>6️</w:t>
+      </w:r>
+      <w:r>
+        <w:rPr>
+          <w:rFonts w:ascii="Tahoma" w:hAnsi="Tahoma" w:cs="Tahoma"/>
+        </w:rPr>
+        <w:t>⃣</w:t>
+      </w:r>
+      <w:r>
+        <w:t xml:space="preserve"> Délai moyen de livraison</w:t>
+      </w:r>
+    </w:p>
+    <w:p>
+      <w:pPr>
+        <w:pStyle w:val="NormalWeb"/>
+      </w:pPr>
+      <w:r>
+        <w:rPr>
+          <w:rFonts w:ascii="Segoe UI Symbol" w:hAnsi="Segoe UI Symbol" w:cs="Segoe UI Symbol"/>
+        </w:rPr>
+        <w:t>📌</w:t>
+      </w:r>
+      <w:r>
+        <w:t xml:space="preserve"> </w:t>
+      </w:r>
+      <w:r>
+        <w:rPr>
+          <w:rStyle w:val="lev"/>
+        </w:rPr>
+        <w:t>Pourquoi</w:t>
+      </w:r>
+      <w:r>
+        <w:t xml:space="preserve"> : impact direct sur satisfaction client</w:t>
+      </w:r>
+      <w:r>
+        <w:br/>
+      </w:r>
+      <w:r>
+        <w:rPr>
+          <w:rFonts w:ascii="Segoe UI Symbol" w:hAnsi="Segoe UI Symbol" w:cs="Segoe UI Symbol"/>
+        </w:rPr>
+        <w:t>📊</w:t>
+      </w:r>
+      <w:r>
+        <w:t xml:space="preserve"> </w:t>
+      </w:r>
+      <w:r>
+        <w:rPr>
+          <w:rStyle w:val="lev"/>
+        </w:rPr>
+        <w:t>Visuel</w:t>
+      </w:r>
+      <w:r>
+        <w:t xml:space="preserve"> : KPI card</w:t>
+      </w:r>
+    </w:p>
+    <w:p>
+      <w:r>
+        <w:pict>
+          <v:rect id="_x0000_i1045" style="width:0;height:1.5pt" o:hralign="center" o:hrstd="t" o:hr="t" fillcolor="#a0a0a0" stroked="f"/>
+        </w:pict>
+      </w:r>
+    </w:p>
+    <w:p>
+      <w:pPr>
+        <w:pStyle w:val="Titre3"/>
+      </w:pPr>
+      <w:r>
+        <w:t>7️</w:t>
+      </w:r>
+      <w:r>
+        <w:rPr>
+          <w:rFonts w:ascii="Tahoma" w:hAnsi="Tahoma" w:cs="Tahoma"/>
+        </w:rPr>
+        <w:t>⃣</w:t>
+      </w:r>
+      <w:r>
+        <w:t xml:space="preserve"> Performance par transporteur (délai &amp; taux à temps)</w:t>
+      </w:r>
+    </w:p>
+    <w:p>
+      <w:pPr>
+        <w:pStyle w:val="NormalWeb"/>
+      </w:pPr>
+      <w:r>
+        <w:rPr>
+          <w:rFonts w:ascii="Segoe UI Symbol" w:hAnsi="Segoe UI Symbol" w:cs="Segoe UI Symbol"/>
+        </w:rPr>
+        <w:t>📌</w:t>
+      </w:r>
+      <w:r>
+        <w:t xml:space="preserve"> </w:t>
+      </w:r>
+      <w:r>
+        <w:rPr>
+          <w:rStyle w:val="lev"/>
+        </w:rPr>
+        <w:t>Pourquoi</w:t>
+      </w:r>
+      <w:r>
+        <w:t xml:space="preserve"> : pilotage fournisseurs logistiques</w:t>
+      </w:r>
+      <w:r>
+        <w:br/>
+      </w:r>
+      <w:r>
+        <w:rPr>
+          <w:rFonts w:ascii="Segoe UI Symbol" w:hAnsi="Segoe UI Symbol" w:cs="Segoe UI Symbol"/>
+        </w:rPr>
+        <w:t>📊</w:t>
+      </w:r>
+      <w:r>
+        <w:t xml:space="preserve"> </w:t>
+      </w:r>
+      <w:r>
+        <w:rPr>
+          <w:rStyle w:val="lev"/>
+        </w:rPr>
+        <w:t>Visuel</w:t>
+      </w:r>
+      <w:r>
+        <w:t xml:space="preserve"> : tableau comparatif</w:t>
+      </w:r>
+    </w:p>
+    <w:p>
+      <w:r>
+        <w:pict>
+          <v:rect id="_x0000_i1046" style="width:0;height:1.5pt" o:hralign="center" o:hrstd="t" o:hr="t" fillcolor="#a0a0a0" stroked="f"/>
+        </w:pict>
+      </w:r>
+    </w:p>
+    <w:p>
+      <w:pPr>
+        <w:pStyle w:val="Titre3"/>
+      </w:pPr>
+      <w:r>
+        <w:t>8️</w:t>
+      </w:r>
+      <w:r>
+        <w:rPr>
+          <w:rFonts w:ascii="Tahoma" w:hAnsi="Tahoma" w:cs="Tahoma"/>
+        </w:rPr>
+        <w:t>⃣</w:t>
+      </w:r>
+      <w:r>
+        <w:t xml:space="preserve"> Taux de commandes en retard</w:t>
+      </w:r>
+    </w:p>
+    <w:p>
+      <w:pPr>
+        <w:pStyle w:val="NormalWeb"/>
+      </w:pPr>
+      <w:r>
+        <w:rPr>
+          <w:rFonts w:ascii="Segoe UI Symbol" w:hAnsi="Segoe UI Symbol" w:cs="Segoe UI Symbol"/>
+        </w:rPr>
+        <w:t>📌</w:t>
+      </w:r>
+      <w:r>
+        <w:t xml:space="preserve"> </w:t>
+      </w:r>
+      <w:r>
+        <w:rPr>
+          <w:rStyle w:val="lev"/>
+        </w:rPr>
+        <w:t>Pourquoi</w:t>
+      </w:r>
+      <w:r>
+        <w:t xml:space="preserve"> : détection des points de friction</w:t>
+      </w:r>
+      <w:r>
+        <w:br/>
+      </w:r>
+      <w:r>
+        <w:rPr>
+          <w:rFonts w:ascii="Segoe UI Symbol" w:hAnsi="Segoe UI Symbol" w:cs="Segoe UI Symbol"/>
+        </w:rPr>
+        <w:t>📊</w:t>
+      </w:r>
+      <w:r>
+        <w:t xml:space="preserve"> </w:t>
+      </w:r>
+      <w:r>
+        <w:rPr>
+          <w:rStyle w:val="lev"/>
+        </w:rPr>
+        <w:t>Visuel</w:t>
+      </w:r>
+      <w:r>
+        <w:t xml:space="preserve"> : jauge / KPI %</w:t>
+      </w:r>
+    </w:p>
+    <w:p>
+      <w:r>
+        <w:pict>
+          <v:rect id="_x0000_i1047" style="width:0;height:1.5pt" o:hralign="center" o:hrstd="t" o:hr="t" fillcolor="#a0a0a0" stroked="f"/>
+        </w:pict>
+      </w:r>
+    </w:p>
+    <w:p>
+      <w:pPr>
+        <w:pStyle w:val="Titre2"/>
+      </w:pPr>
+      <w:r>
+        <w:t>🟩 3. Produits &amp; catégories (leviers business)</w:t>
+      </w:r>
+    </w:p>
+    <w:p>
+      <w:pPr>
+        <w:pStyle w:val="Titre3"/>
+      </w:pPr>
+      <w:r>
+        <w:t>9️</w:t>
+      </w:r>
+      <w:r>
+        <w:rPr>
+          <w:rFonts w:ascii="Tahoma" w:hAnsi="Tahoma" w:cs="Tahoma"/>
+        </w:rPr>
+        <w:t>⃣</w:t>
+      </w:r>
+      <w:r>
+        <w:t xml:space="preserve"> Top catégories par revenu</w:t>
+      </w:r>
+    </w:p>
+    <w:p>
+      <w:pPr>
+        <w:pStyle w:val="NormalWeb"/>
+      </w:pPr>
+      <w:r>
+        <w:rPr>
+          <w:rFonts w:ascii="Segoe UI Symbol" w:hAnsi="Segoe UI Symbol" w:cs="Segoe UI Symbol"/>
+        </w:rPr>
+        <w:t>📌</w:t>
+      </w:r>
+      <w:r>
+        <w:t xml:space="preserve"> </w:t>
+      </w:r>
+      <w:r>
+        <w:rPr>
+          <w:rStyle w:val="lev"/>
+        </w:rPr>
+        <w:t>Pourquoi</w:t>
+      </w:r>
+      <w:r>
+        <w:t xml:space="preserve"> : concentrer les investissements</w:t>
+      </w:r>
+      <w:r>
+        <w:br/>
+      </w:r>
+      <w:r>
+        <w:rPr>
+          <w:rFonts w:ascii="Segoe UI Symbol" w:hAnsi="Segoe UI Symbol" w:cs="Segoe UI Symbol"/>
+        </w:rPr>
+        <w:t>📊</w:t>
+      </w:r>
+      <w:r>
+        <w:t xml:space="preserve"> </w:t>
+      </w:r>
+      <w:r>
+        <w:rPr>
+          <w:rStyle w:val="lev"/>
+        </w:rPr>
+        <w:t>Visuel</w:t>
+      </w:r>
+      <w:r>
+        <w:t xml:space="preserve"> : bar chart horizontal</w:t>
+      </w:r>
+    </w:p>
+    <w:p>
+      <w:r>
+        <w:pict>
+          <v:rect id="_x0000_i1048" style="width:0;height:1.5pt" o:hralign="center" o:hrstd="t" o:hr="t" fillcolor="#a0a0a0" stroked="f"/>
+        </w:pict>
+      </w:r>
+    </w:p>
+    <w:p>
+      <w:pPr>
+        <w:pStyle w:val="Titre3"/>
+      </w:pPr>
+      <w:r>
+        <w:rPr>
+          <w:rFonts w:ascii="Segoe UI Symbol" w:hAnsi="Segoe UI Symbol" w:cs="Segoe UI Symbol"/>
+        </w:rPr>
+        <w:t>🔟</w:t>
+      </w:r>
+      <w:r>
+        <w:t xml:space="preserve"> Quantités vendues par catégorie</w:t>
+      </w:r>
+    </w:p>
+    <w:p>
+      <w:pPr>
+        <w:pStyle w:val="NormalWeb"/>
+      </w:pPr>
+      <w:r>
+        <w:rPr>
+          <w:rFonts w:ascii="Segoe UI Symbol" w:hAnsi="Segoe UI Symbol" w:cs="Segoe UI Symbol"/>
+        </w:rPr>
+        <w:t>📌</w:t>
+      </w:r>
+      <w:r>
+        <w:t xml:space="preserve"> </w:t>
+      </w:r>
+      <w:r>
+        <w:rPr>
+          <w:rStyle w:val="lev"/>
+        </w:rPr>
+        <w:t>Pourquoi</w:t>
+      </w:r>
+      <w:r>
+        <w:t xml:space="preserve"> : analyser volume vs valeur</w:t>
+      </w:r>
+      <w:r>
+        <w:br/>
+      </w:r>
+      <w:r>
+        <w:rPr>
+          <w:rFonts w:ascii="Segoe UI Symbol" w:hAnsi="Segoe UI Symbol" w:cs="Segoe UI Symbol"/>
+        </w:rPr>
+        <w:t>📊</w:t>
+      </w:r>
+      <w:r>
+        <w:t xml:space="preserve"> </w:t>
+      </w:r>
+      <w:r>
+        <w:rPr>
+          <w:rStyle w:val="lev"/>
+        </w:rPr>
+        <w:t>Visuel</w:t>
+      </w:r>
+      <w:r>
+        <w:t xml:space="preserve"> : bar chart</w:t>
+      </w:r>
+    </w:p>
+    <w:p>
+      <w:r>
+        <w:pict>
+          <v:rect id="_x0000_i1049" style="width:0;height:1.5pt" o:hralign="center" o:hrstd="t" o:hr="t" fillcolor="#a0a0a0" stroked="f"/>
+        </w:pict>
+      </w:r>
+    </w:p>
+    <w:p>
+      <w:pPr>
+        <w:pStyle w:val="Titre3"/>
+      </w:pPr>
+      <w:r>
+        <w:t>1️</w:t>
+      </w:r>
+      <w:r>
+        <w:rPr>
+          <w:rFonts w:ascii="Tahoma" w:hAnsi="Tahoma" w:cs="Tahoma"/>
+        </w:rPr>
+        <w:t>⃣</w:t>
+      </w:r>
+      <w:r>
+        <w:t>1️</w:t>
+      </w:r>
+      <w:r>
+        <w:rPr>
+          <w:rFonts w:ascii="Tahoma" w:hAnsi="Tahoma" w:cs="Tahoma"/>
+        </w:rPr>
+        <w:t>⃣</w:t>
+      </w:r>
+      <w:r>
+        <w:t xml:space="preserve"> Top 10 produits les plus performants</w:t>
+      </w:r>
+    </w:p>
+    <w:p>
+      <w:pPr>
+        <w:pStyle w:val="NormalWeb"/>
+      </w:pPr>
+      <w:r>
+        <w:rPr>
+          <w:rFonts w:ascii="Segoe UI Symbol" w:hAnsi="Segoe UI Symbol" w:cs="Segoe UI Symbol"/>
+        </w:rPr>
+        <w:t>📌</w:t>
+      </w:r>
+      <w:r>
+        <w:t xml:space="preserve"> </w:t>
+      </w:r>
+      <w:r>
+        <w:rPr>
+          <w:rStyle w:val="lev"/>
+        </w:rPr>
+        <w:t>Pourquoi</w:t>
+      </w:r>
+      <w:r>
+        <w:t xml:space="preserve"> : pilotage catalogue</w:t>
+      </w:r>
+      <w:r>
+        <w:br/>
+      </w:r>
+      <w:r>
+        <w:rPr>
+          <w:rFonts w:ascii="Segoe UI Symbol" w:hAnsi="Segoe UI Symbol" w:cs="Segoe UI Symbol"/>
+        </w:rPr>
+        <w:t>📊</w:t>
+      </w:r>
+      <w:r>
+        <w:t xml:space="preserve"> </w:t>
+      </w:r>
+      <w:r>
+        <w:rPr>
+          <w:rStyle w:val="lev"/>
+        </w:rPr>
+        <w:t>Visuel</w:t>
+      </w:r>
+      <w:r>
+        <w:t xml:space="preserve"> : tableau ou bar chart</w:t>
+      </w:r>
+    </w:p>
+    <w:p>
+      <w:r>
+        <w:lastRenderedPageBreak/>
+        <w:pict>
+          <v:rect id="_x0000_i1050" style="width:0;height:1.5pt" o:hralign="center" o:hrstd="t" o:hr="t" fillcolor="#a0a0a0" stroked="f"/>
+        </w:pict>
+      </w:r>
+    </w:p>
+    <w:p>
+      <w:pPr>
+        <w:pStyle w:val="Titre2"/>
+      </w:pPr>
+      <w:r>
+        <w:t>🟪 4. Satisfaction &amp; expérience client</w:t>
+      </w:r>
+    </w:p>
+    <w:p>
+      <w:pPr>
+        <w:pStyle w:val="Titre3"/>
+      </w:pPr>
+      <w:r>
+        <w:t>1️</w:t>
+      </w:r>
+      <w:r>
+        <w:rPr>
+          <w:rFonts w:ascii="Tahoma" w:hAnsi="Tahoma" w:cs="Tahoma"/>
+        </w:rPr>
+        <w:t>⃣</w:t>
+      </w:r>
+      <w:r>
+        <w:t>2️</w:t>
+      </w:r>
+      <w:r>
+        <w:rPr>
+          <w:rFonts w:ascii="Tahoma" w:hAnsi="Tahoma" w:cs="Tahoma"/>
+        </w:rPr>
+        <w:t>⃣</w:t>
+      </w:r>
+      <w:r>
+        <w:t xml:space="preserve"> Note moyenne par produit</w:t>
+      </w:r>
+    </w:p>
+    <w:p>
+      <w:pPr>
+        <w:pStyle w:val="NormalWeb"/>
+      </w:pPr>
+      <w:r>
+        <w:rPr>
+          <w:rFonts w:ascii="Segoe UI Symbol" w:hAnsi="Segoe UI Symbol" w:cs="Segoe UI Symbol"/>
+        </w:rPr>
+        <w:t>📌</w:t>
+      </w:r>
+      <w:r>
+        <w:t xml:space="preserve"> </w:t>
+      </w:r>
+      <w:r>
+        <w:rPr>
+          <w:rStyle w:val="lev"/>
+        </w:rPr>
+        <w:t>Pourquoi</w:t>
+      </w:r>
+      <w:r>
+        <w:t xml:space="preserve"> : qualité perçue</w:t>
+      </w:r>
+      <w:r>
+        <w:br/>
+      </w:r>
+      <w:r>
+        <w:rPr>
+          <w:rFonts w:ascii="Segoe UI Symbol" w:hAnsi="Segoe UI Symbol" w:cs="Segoe UI Symbol"/>
+        </w:rPr>
+        <w:t>📊</w:t>
+      </w:r>
+      <w:r>
+        <w:t xml:space="preserve"> </w:t>
+      </w:r>
+      <w:r>
+        <w:rPr>
+          <w:rStyle w:val="lev"/>
+        </w:rPr>
+        <w:t>Visuel</w:t>
+      </w:r>
+      <w:r>
+        <w:t xml:space="preserve"> : tableau avec étoiles / score</w:t>
+      </w:r>
+    </w:p>
+    <w:p>
+      <w:r>
+        <w:pict>
+          <v:rect id="_x0000_i1051" style="width:0;height:1.5pt" o:hralign="center" o:hrstd="t" o:hr="t" fillcolor="#a0a0a0" stroked="f"/>
+        </w:pict>
+      </w:r>
+    </w:p>
+    <w:p>
+      <w:pPr>
+        <w:pStyle w:val="Titre3"/>
+      </w:pPr>
+      <w:r>
+        <w:t>1️</w:t>
+      </w:r>
+      <w:r>
+        <w:rPr>
+          <w:rFonts w:ascii="Tahoma" w:hAnsi="Tahoma" w:cs="Tahoma"/>
+        </w:rPr>
+        <w:t>⃣</w:t>
+      </w:r>
+      <w:r>
+        <w:t>3️</w:t>
+      </w:r>
+      <w:r>
+        <w:rPr>
+          <w:rFonts w:ascii="Tahoma" w:hAnsi="Tahoma" w:cs="Tahoma"/>
+        </w:rPr>
+        <w:t>⃣</w:t>
+      </w:r>
+      <w:r>
+        <w:t xml:space="preserve"> Proportion de clients sans avis</w:t>
+      </w:r>
+    </w:p>
+    <w:p>
+      <w:pPr>
+        <w:pStyle w:val="NormalWeb"/>
+      </w:pPr>
+      <w:r>
+        <w:rPr>
+          <w:rFonts w:ascii="Segoe UI Symbol" w:hAnsi="Segoe UI Symbol" w:cs="Segoe UI Symbol"/>
+        </w:rPr>
+        <w:t>📌</w:t>
+      </w:r>
+      <w:r>
+        <w:t xml:space="preserve"> </w:t>
+      </w:r>
+      <w:r>
+        <w:rPr>
+          <w:rStyle w:val="lev"/>
+        </w:rPr>
+        <w:t>Pourquoi</w:t>
+      </w:r>
+      <w:r>
+        <w:t xml:space="preserve"> : mesure de l’engagement</w:t>
+      </w:r>
+      <w:r>
+        <w:br/>
+      </w:r>
+      <w:r>
+        <w:rPr>
+          <w:rFonts w:ascii="Segoe UI Symbol" w:hAnsi="Segoe UI Symbol" w:cs="Segoe UI Symbol"/>
+        </w:rPr>
+        <w:t>📊</w:t>
+      </w:r>
+      <w:r>
+        <w:t xml:space="preserve"> </w:t>
+      </w:r>
+      <w:r>
+        <w:rPr>
+          <w:rStyle w:val="lev"/>
+        </w:rPr>
+        <w:t>Visuel</w:t>
+      </w:r>
+      <w:r>
+        <w:t xml:space="preserve"> : KPI %</w:t>
+      </w:r>
+    </w:p>
+    <w:p>
+      <w:r>
+        <w:pict>
+          <v:rect id="_x0000_i1052" style="width:0;height:1.5pt" o:hralign="center" o:hrstd="t" o:hr="t" fillcolor="#a0a0a0" stroked="f"/>
+        </w:pict>
+      </w:r>
+    </w:p>
+    <w:p>
+      <w:pPr>
+        <w:pStyle w:val="Titre3"/>
+      </w:pPr>
+      <w:r>
+        <w:t>1️</w:t>
+      </w:r>
+      <w:r>
+        <w:rPr>
+          <w:rFonts w:ascii="Tahoma" w:hAnsi="Tahoma" w:cs="Tahoma"/>
+        </w:rPr>
+        <w:t>⃣</w:t>
+      </w:r>
+      <w:r>
+        <w:t>4️</w:t>
+      </w:r>
+      <w:r>
+        <w:rPr>
+          <w:rFonts w:ascii="Tahoma" w:hAnsi="Tahoma" w:cs="Tahoma"/>
+        </w:rPr>
+        <w:t>⃣</w:t>
+      </w:r>
+      <w:r>
+        <w:t xml:space="preserve"> Clients actifs vs inactifs</w:t>
+      </w:r>
+    </w:p>
+    <w:p>
+      <w:pPr>
+        <w:pStyle w:val="NormalWeb"/>
+      </w:pPr>
+      <w:r>
+        <w:rPr>
+          <w:rFonts w:ascii="Segoe UI Symbol" w:hAnsi="Segoe UI Symbol" w:cs="Segoe UI Symbol"/>
+        </w:rPr>
+        <w:t>📌</w:t>
+      </w:r>
+      <w:r>
+        <w:t xml:space="preserve"> </w:t>
+      </w:r>
+      <w:r>
+        <w:rPr>
+          <w:rStyle w:val="lev"/>
+        </w:rPr>
+        <w:t>Pourquoi</w:t>
+      </w:r>
+      <w:r>
+        <w:t xml:space="preserve"> : suivi de la fidélisation</w:t>
+      </w:r>
+      <w:r>
+        <w:br/>
+      </w:r>
+      <w:r>
+        <w:rPr>
+          <w:rFonts w:ascii="Segoe UI Symbol" w:hAnsi="Segoe UI Symbol" w:cs="Segoe UI Symbol"/>
+        </w:rPr>
+        <w:t>📊</w:t>
+      </w:r>
+      <w:r>
+        <w:t xml:space="preserve"> </w:t>
+      </w:r>
+      <w:r>
+        <w:rPr>
+          <w:rStyle w:val="lev"/>
+        </w:rPr>
+        <w:t>Visuel</w:t>
+      </w:r>
+      <w:r>
+        <w:t xml:space="preserve"> : donut</w:t>
+      </w:r>
+    </w:p>
+    <w:p>
+      <w:r>
+        <w:pict>
+          <v:rect id="_x0000_i1053" style="width:0;height:1.5pt" o:hralign="center" o:hrstd="t" o:hr="t" fillcolor="#a0a0a0" stroked="f"/>
+        </w:pict>
+      </w:r>
+    </w:p>
+    <w:p>
+      <w:pPr>
+        <w:pStyle w:val="Titre3"/>
+      </w:pPr>
+      <w:r>
+        <w:t>1️</w:t>
+      </w:r>
+      <w:r>
+        <w:rPr>
+          <w:rFonts w:ascii="Tahoma" w:hAnsi="Tahoma" w:cs="Tahoma"/>
+        </w:rPr>
+        <w:t>⃣</w:t>
+      </w:r>
+      <w:r>
+        <w:t>5️</w:t>
+      </w:r>
+      <w:r>
+        <w:rPr>
+          <w:rFonts w:ascii="Tahoma" w:hAnsi="Tahoma" w:cs="Tahoma"/>
+        </w:rPr>
+        <w:t>⃣</w:t>
+      </w:r>
+      <w:r>
+        <w:t xml:space="preserve"> Taux de rétention client (optionnel bonus)</w:t>
+      </w:r>
+    </w:p>
+    <w:p>
+      <w:pPr>
+        <w:pStyle w:val="NormalWeb"/>
+      </w:pPr>
+      <w:r>
+        <w:rPr>
+          <w:rFonts w:ascii="Segoe UI Symbol" w:hAnsi="Segoe UI Symbol" w:cs="Segoe UI Symbol"/>
+        </w:rPr>
+        <w:t>📌</w:t>
+      </w:r>
+      <w:r>
+        <w:t xml:space="preserve"> </w:t>
+      </w:r>
+      <w:r>
+        <w:rPr>
+          <w:rStyle w:val="lev"/>
+        </w:rPr>
+        <w:t>Pourquoi</w:t>
+      </w:r>
+      <w:r>
+        <w:t xml:space="preserve"> : vision long terme</w:t>
+      </w:r>
+      <w:r>
+        <w:br/>
+      </w:r>
+      <w:r>
+        <w:rPr>
+          <w:rFonts w:ascii="Segoe UI Symbol" w:hAnsi="Segoe UI Symbol" w:cs="Segoe UI Symbol"/>
+        </w:rPr>
+        <w:t>📊</w:t>
+      </w:r>
+      <w:r>
+        <w:t xml:space="preserve"> </w:t>
+      </w:r>
+      <w:r>
+        <w:rPr>
+          <w:rStyle w:val="lev"/>
+        </w:rPr>
+        <w:t>Visuel</w:t>
+      </w:r>
+      <w:r>
+        <w:t xml:space="preserve"> : KPI %</w:t>
+      </w:r>
+    </w:p>
+    <w:p>
+      <w:r>
+        <w:pict>
+          <v:rect id="_x0000_i1054" style="width:0;height:1.5pt" o:hralign="center" o:hrstd="t" o:hr="t" fillcolor="#a0a0a0" stroked="f"/>
+        </w:pict>
+      </w:r>
+    </w:p>
+    <w:p>
+      <w:pPr>
+        <w:pStyle w:val="Titre1"/>
+      </w:pPr>
+      <w:r>
+        <w:rPr>
+          <w:rFonts w:ascii="Calibri Light" w:hAnsi="Calibri Light" w:cs="Calibri Light"/>
+        </w:rPr>
+        <w:t>🧩</w:t>
+      </w:r>
+      <w:r>
+        <w:t xml:space="preserve"> Dashboard recommandé (structure)</w:t>
+      </w:r>
+    </w:p>
+    <w:p>
+      <w:pPr>
+        <w:pStyle w:val="Titre3"/>
+      </w:pPr>
+      <w:r>
+        <w:rPr>
+          <w:rFonts w:ascii="Segoe UI Symbol" w:hAnsi="Segoe UI Symbol" w:cs="Segoe UI Symbol"/>
+        </w:rPr>
+        <w:t>🔹</w:t>
+      </w:r>
+      <w:r>
+        <w:t xml:space="preserve"> Page 1 – Vue exécutive</w:t>
+      </w:r>
+    </w:p>
+    <w:p>
+      <w:pPr>
+        <w:pStyle w:val="NormalWeb"/>
+        <w:numPr>
+          <w:ilvl w:val="0"/>
+          <w:numId w:val="47"/>
+        </w:numPr>
+      </w:pPr>
+      <w:r>
+        <w:t>CA total</w:t>
+      </w:r>
+    </w:p>
+    <w:p>
+      <w:pPr>
+        <w:pStyle w:val="NormalWeb"/>
+        <w:numPr>
+          <w:ilvl w:val="0"/>
+          <w:numId w:val="47"/>
+        </w:numPr>
+      </w:pPr>
+      <w:r>
+        <w:t>Croissance CA</w:t>
+      </w:r>
+    </w:p>
+    <w:p>
+      <w:pPr>
+        <w:pStyle w:val="NormalWeb"/>
+        <w:numPr>
+          <w:ilvl w:val="0"/>
+          <w:numId w:val="47"/>
+        </w:numPr>
+      </w:pPr>
+      <w:r>
+        <w:t>Commandes totales</w:t>
+      </w:r>
+    </w:p>
+    <w:p>
+      <w:pPr>
+        <w:pStyle w:val="NormalWeb"/>
+        <w:numPr>
+          <w:ilvl w:val="0"/>
+          <w:numId w:val="47"/>
+        </w:numPr>
+      </w:pPr>
+      <w:r>
+        <w:t>Délai moyen de livraison</w:t>
+      </w:r>
+    </w:p>
+    <w:p>
+      <w:pPr>
+        <w:pStyle w:val="Titre3"/>
+      </w:pPr>
+      <w:r>
+        <w:rPr>
+          <w:rFonts w:ascii="Segoe UI Symbol" w:hAnsi="Segoe UI Symbol" w:cs="Segoe UI Symbol"/>
+        </w:rPr>
+        <w:t>🔹</w:t>
+      </w:r>
+      <w:r>
+        <w:t xml:space="preserve"> Page 2 – Ventes &amp; produits</w:t>
+      </w:r>
+    </w:p>
+    <w:p>
+      <w:pPr>
+        <w:pStyle w:val="NormalWeb"/>
+        <w:numPr>
+          <w:ilvl w:val="0"/>
+          <w:numId w:val="48"/>
+        </w:numPr>
+      </w:pPr>
+      <w:r>
+        <w:t>CA par catégorie</w:t>
+      </w:r>
+    </w:p>
+    <w:p>
+      <w:pPr>
+        <w:pStyle w:val="NormalWeb"/>
+        <w:numPr>
+          <w:ilvl w:val="0"/>
+          <w:numId w:val="48"/>
+        </w:numPr>
+      </w:pPr>
+      <w:r>
+        <w:t>Quantités vendues</w:t>
+      </w:r>
+    </w:p>
+    <w:p>
+      <w:pPr>
+        <w:pStyle w:val="NormalWeb"/>
+        <w:numPr>
+          <w:ilvl w:val="0"/>
+          <w:numId w:val="48"/>
+        </w:numPr>
+      </w:pPr>
+      <w:r>
+        <w:t>Top produits</w:t>
+      </w:r>
+    </w:p>
+    <w:p>
+      <w:pPr>
+        <w:pStyle w:val="Titre3"/>
+      </w:pPr>
+      <w:r>
+        <w:rPr>
+          <w:rFonts w:ascii="Segoe UI Symbol" w:hAnsi="Segoe UI Symbol" w:cs="Segoe UI Symbol"/>
+        </w:rPr>
+        <w:lastRenderedPageBreak/>
+        <w:t>🔹</w:t>
+      </w:r>
+      <w:r>
+        <w:t xml:space="preserve"> Page 3 – Logistique</w:t>
+      </w:r>
+    </w:p>
+    <w:p>
+      <w:pPr>
+        <w:pStyle w:val="NormalWeb"/>
+        <w:numPr>
+          <w:ilvl w:val="0"/>
+          <w:numId w:val="49"/>
+        </w:numPr>
+      </w:pPr>
+      <w:r>
+        <w:t>Commandes par statut</w:t>
+      </w:r>
+    </w:p>
+    <w:p>
+      <w:pPr>
+        <w:pStyle w:val="NormalWeb"/>
+        <w:numPr>
+          <w:ilvl w:val="0"/>
+          <w:numId w:val="49"/>
+        </w:numPr>
+      </w:pPr>
+      <w:r>
+        <w:t>Performance transporteurs</w:t>
+      </w:r>
+    </w:p>
+    <w:p>
+      <w:pPr>
+        <w:pStyle w:val="NormalWeb"/>
+        <w:numPr>
+          <w:ilvl w:val="0"/>
+          <w:numId w:val="49"/>
+        </w:numPr>
+      </w:pPr>
+      <w:r>
+        <w:t>Retards</w:t>
+      </w:r>
+    </w:p>
+    <w:p>
+      <w:pPr>
+        <w:pStyle w:val="Titre3"/>
+      </w:pPr>
+      <w:r>
+        <w:rPr>
+          <w:rFonts w:ascii="Segoe UI Symbol" w:hAnsi="Segoe UI Symbol" w:cs="Segoe UI Symbol"/>
+        </w:rPr>
+        <w:t>🔹</w:t>
+      </w:r>
+      <w:r>
+        <w:t xml:space="preserve"> Page 4 – Clients &amp; satisfaction</w:t>
+      </w:r>
+    </w:p>
+    <w:p>
+      <w:pPr>
+        <w:pStyle w:val="NormalWeb"/>
+        <w:numPr>
+          <w:ilvl w:val="0"/>
+          <w:numId w:val="50"/>
+        </w:numPr>
+      </w:pPr>
+      <w:r>
+        <w:t>Note moyenne</w:t>
+      </w:r>
+    </w:p>
+    <w:p>
+      <w:pPr>
+        <w:pStyle w:val="NormalWeb"/>
+        <w:numPr>
+          <w:ilvl w:val="0"/>
+          <w:numId w:val="50"/>
+        </w:numPr>
+      </w:pPr>
+      <w:r>
+        <w:t>Clients sans avis</w:t>
+      </w:r>
+    </w:p>
+    <w:p>
+      <w:pPr>
+        <w:pStyle w:val="NormalWeb"/>
+        <w:numPr>
+          <w:ilvl w:val="0"/>
+          <w:numId w:val="50"/>
+        </w:numPr>
+      </w:pPr>
+      <w:r>
+        <w:t>Actifs / inactifs</w:t>
+      </w:r>
+    </w:p>
+    <w:p>
+      <w:pPr>
+        <w:pStyle w:val="NormalWeb"/>
+        <w:rPr>
+          <w:b/>
+          <w:bCs/>
+        </w:rPr>
+      </w:pPr>
+    </w:p>
+    <w:p>
+      <w:pPr>
+        <w:pStyle w:val="NormalWeb"/>
+        <w:rPr>
+          <w:b/>
+          <w:bCs/>
+        </w:rPr>
+      </w:pPr>
+      <w:r>
+        <w:rPr>
+          <w:b/>
+          <w:bCs/>
+        </w:rPr>
+        <w:t xml:space="preserve">// </w:t>
+      </w:r>
+    </w:p>
+    <w:p>
+      <w:pPr>
+        <w:pStyle w:val="NormalWeb"/>
+        <w:rPr>
+          <w:b/>
+          <w:bCs/>
+        </w:rPr>
+      </w:pPr>
+    </w:p>
+    <w:p>
+      <w:pPr>
+        <w:pStyle w:val="Titre1"/>
+      </w:pPr>
+      <w:r>
+        <w:rPr>
+          <w:rFonts w:ascii="Segoe UI Symbol" w:hAnsi="Segoe UI Symbol" w:cs="Segoe UI Symbol"/>
+        </w:rPr>
+        <w:t>🌍</w:t>
+      </w:r>
+      <w:r>
+        <w:t xml:space="preserve"> TOP KPIs DÉCISIONNELS AVEC DIMENSION GÉOLOCALISATION (FRANCE)</w:t>
+      </w:r>
+    </w:p>
+    <w:p>
+      <w:r>
+        <w:pict>
+          <v:rect id="_x0000_i1071" style="width:0;height:1.5pt" o:hralign="center" o:hrstd="t" o:hr="t" fillcolor="#a0a0a0" stroked="f"/>
+        </w:pict>
+      </w:r>
+    </w:p>
+    <w:p>
+      <w:pPr>
+        <w:pStyle w:val="Titre2"/>
+      </w:pPr>
+      <w:r>
+        <w:t>🟦 1. Performance commerciale (Vue nationale &amp; régionale)</w:t>
+      </w:r>
+    </w:p>
+    <w:p>
+      <w:pPr>
+        <w:pStyle w:val="Titre3"/>
+      </w:pPr>
+      <w:r>
+        <w:t>1️</w:t>
+      </w:r>
+      <w:r>
+        <w:rPr>
+          <w:rFonts w:ascii="Tahoma" w:hAnsi="Tahoma" w:cs="Tahoma"/>
+        </w:rPr>
+        <w:t>⃣</w:t>
+      </w:r>
+      <w:r>
+        <w:t xml:space="preserve"> Revenu global (France)</w:t>
+      </w:r>
+    </w:p>
+    <w:p>
+      <w:pPr>
+        <w:pStyle w:val="NormalWeb"/>
+      </w:pPr>
+      <w:r>
+        <w:rPr>
+          <w:rFonts w:ascii="Segoe UI Symbol" w:hAnsi="Segoe UI Symbol" w:cs="Segoe UI Symbol"/>
+        </w:rPr>
+        <w:t>📌</w:t>
+      </w:r>
+      <w:r>
+        <w:t xml:space="preserve"> </w:t>
+      </w:r>
+      <w:r>
+        <w:rPr>
+          <w:rStyle w:val="lev"/>
+        </w:rPr>
+        <w:t>Pourquoi</w:t>
+      </w:r>
+      <w:r>
+        <w:t xml:space="preserve"> : vision macro de l’activité</w:t>
+      </w:r>
+      <w:r>
+        <w:br/>
+      </w:r>
+      <w:r>
+        <w:rPr>
+          <w:rFonts w:ascii="Segoe UI Symbol" w:hAnsi="Segoe UI Symbol" w:cs="Segoe UI Symbol"/>
+        </w:rPr>
+        <w:t>📊</w:t>
+      </w:r>
+      <w:r>
+        <w:t xml:space="preserve"> </w:t>
+      </w:r>
+      <w:r>
+        <w:rPr>
+          <w:rStyle w:val="lev"/>
+        </w:rPr>
+        <w:t>Visuel</w:t>
+      </w:r>
+      <w:r>
+        <w:t xml:space="preserve"> : KPI Card</w:t>
+      </w:r>
+    </w:p>
+    <w:p>
+      <w:r>
+        <w:pict>
+          <v:rect id="_x0000_i1072" style="width:0;height:1.5pt" o:hralign="center" o:hrstd="t" o:hr="t" fillcolor="#a0a0a0" stroked="f"/>
+        </w:pict>
+      </w:r>
+    </w:p>
+    <w:p>
+      <w:pPr>
+        <w:pStyle w:val="Titre3"/>
+      </w:pPr>
+      <w:r>
+        <w:t>2️</w:t>
+      </w:r>
+      <w:r>
+        <w:rPr>
+          <w:rFonts w:ascii="Tahoma" w:hAnsi="Tahoma" w:cs="Tahoma"/>
+        </w:rPr>
+        <w:t>⃣</w:t>
+      </w:r>
+      <w:r>
+        <w:t xml:space="preserve"> Chiffre d’affaires par région</w:t>
+      </w:r>
+    </w:p>
+    <w:p>
+      <w:pPr>
+        <w:pStyle w:val="NormalWeb"/>
+      </w:pPr>
+      <w:r>
+        <w:rPr>
+          <w:rFonts w:ascii="Segoe UI Symbol" w:hAnsi="Segoe UI Symbol" w:cs="Segoe UI Symbol"/>
+        </w:rPr>
+        <w:t>📌</w:t>
+      </w:r>
+      <w:r>
+        <w:t xml:space="preserve"> </w:t>
+      </w:r>
+      <w:r>
+        <w:rPr>
+          <w:rStyle w:val="lev"/>
+        </w:rPr>
+        <w:t>Pourquoi</w:t>
+      </w:r>
+      <w:r>
+        <w:t xml:space="preserve"> : identifier les régions motrices</w:t>
+      </w:r>
+      <w:r>
+        <w:br/>
+      </w:r>
+      <w:r>
+        <w:rPr>
+          <w:rFonts w:ascii="Segoe UI Symbol" w:hAnsi="Segoe UI Symbol" w:cs="Segoe UI Symbol"/>
+        </w:rPr>
+        <w:t>📊</w:t>
+      </w:r>
+      <w:r>
+        <w:t xml:space="preserve"> </w:t>
+      </w:r>
+      <w:r>
+        <w:rPr>
+          <w:rStyle w:val="lev"/>
+        </w:rPr>
+        <w:t>Visuel</w:t>
+      </w:r>
+      <w:r>
+        <w:t xml:space="preserve"> : carte de France / bar chart</w:t>
+      </w:r>
+    </w:p>
+    <w:p>
+      <w:r>
+        <w:pict>
+          <v:rect id="_x0000_i1073" style="width:0;height:1.5pt" o:hralign="center" o:hrstd="t" o:hr="t" fillcolor="#a0a0a0" stroked="f"/>
+        </w:pict>
+      </w:r>
+    </w:p>
+    <w:p>
+      <w:pPr>
+        <w:pStyle w:val="Titre3"/>
+      </w:pPr>
+      <w:r>
+        <w:t>3️</w:t>
+      </w:r>
+      <w:r>
+        <w:rPr>
+          <w:rFonts w:ascii="Tahoma" w:hAnsi="Tahoma" w:cs="Tahoma"/>
+        </w:rPr>
+        <w:t>⃣</w:t>
+      </w:r>
+      <w:r>
+        <w:t xml:space="preserve"> Évolution mensuelle du CA par région</w:t>
+      </w:r>
+    </w:p>
+    <w:p>
+      <w:pPr>
+        <w:pStyle w:val="NormalWeb"/>
+      </w:pPr>
+      <w:r>
+        <w:rPr>
+          <w:rFonts w:ascii="Segoe UI Symbol" w:hAnsi="Segoe UI Symbol" w:cs="Segoe UI Symbol"/>
+        </w:rPr>
+        <w:t>📌</w:t>
+      </w:r>
+      <w:r>
+        <w:t xml:space="preserve"> </w:t>
+      </w:r>
+      <w:r>
+        <w:rPr>
+          <w:rStyle w:val="lev"/>
+        </w:rPr>
+        <w:t>Pourquoi</w:t>
+      </w:r>
+      <w:r>
+        <w:t xml:space="preserve"> : comparer dynamiques régionales</w:t>
+      </w:r>
+      <w:r>
+        <w:br/>
+      </w:r>
+      <w:r>
+        <w:rPr>
+          <w:rFonts w:ascii="Segoe UI Symbol" w:hAnsi="Segoe UI Symbol" w:cs="Segoe UI Symbol"/>
+        </w:rPr>
+        <w:t>📊</w:t>
+      </w:r>
+      <w:r>
+        <w:t xml:space="preserve"> </w:t>
+      </w:r>
+      <w:r>
+        <w:rPr>
+          <w:rStyle w:val="lev"/>
+        </w:rPr>
+        <w:t>Visuel</w:t>
+      </w:r>
+      <w:r>
+        <w:t xml:space="preserve"> : courbes multiples</w:t>
+      </w:r>
+    </w:p>
+    <w:p>
+      <w:r>
+        <w:pict>
+          <v:rect id="_x0000_i1074" style="width:0;height:1.5pt" o:hralign="center" o:hrstd="t" o:hr="t" fillcolor="#a0a0a0" stroked="f"/>
+        </w:pict>
+      </w:r>
+    </w:p>
+    <w:p>
+      <w:pPr>
+        <w:pStyle w:val="Titre3"/>
+      </w:pPr>
+      <w:r>
+        <w:lastRenderedPageBreak/>
+        <w:t>4️</w:t>
+      </w:r>
+      <w:r>
+        <w:rPr>
+          <w:rFonts w:ascii="Tahoma" w:hAnsi="Tahoma" w:cs="Tahoma"/>
+        </w:rPr>
+        <w:t>⃣</w:t>
+      </w:r>
+      <w:r>
+        <w:t xml:space="preserve"> Volume de commandes par ville</w:t>
+      </w:r>
+    </w:p>
+    <w:p>
+      <w:pPr>
+        <w:pStyle w:val="NormalWeb"/>
+      </w:pPr>
+      <w:r>
+        <w:rPr>
+          <w:rFonts w:ascii="Segoe UI Symbol" w:hAnsi="Segoe UI Symbol" w:cs="Segoe UI Symbol"/>
+        </w:rPr>
+        <w:t>📌</w:t>
+      </w:r>
+      <w:r>
+        <w:t xml:space="preserve"> </w:t>
+      </w:r>
+      <w:r>
+        <w:rPr>
+          <w:rStyle w:val="lev"/>
+        </w:rPr>
+        <w:t>Pourquoi</w:t>
+      </w:r>
+      <w:r>
+        <w:t xml:space="preserve"> : détecter les zones à fort potentiel</w:t>
+      </w:r>
+      <w:r>
+        <w:br/>
+      </w:r>
+      <w:r>
+        <w:rPr>
+          <w:rFonts w:ascii="Segoe UI Symbol" w:hAnsi="Segoe UI Symbol" w:cs="Segoe UI Symbol"/>
+        </w:rPr>
+        <w:t>📊</w:t>
+      </w:r>
+      <w:r>
+        <w:t xml:space="preserve"> </w:t>
+      </w:r>
+      <w:r>
+        <w:rPr>
+          <w:rStyle w:val="lev"/>
+        </w:rPr>
+        <w:t>Visuel</w:t>
+      </w:r>
+      <w:r>
+        <w:t xml:space="preserve"> : carte / top villes</w:t>
+      </w:r>
+    </w:p>
+    <w:p>
+      <w:r>
+        <w:pict>
+          <v:rect id="_x0000_i1075" style="width:0;height:1.5pt" o:hralign="center" o:hrstd="t" o:hr="t" fillcolor="#a0a0a0" stroked="f"/>
+        </w:pict>
+      </w:r>
+    </w:p>
+    <w:p>
+      <w:pPr>
+        <w:pStyle w:val="Titre2"/>
+      </w:pPr>
+      <w:r>
+        <w:t>🟨 2. Performance opérationnelle &amp; logistique (géolocalisée)</w:t>
+      </w:r>
+    </w:p>
+    <w:p>
+      <w:pPr>
+        <w:pStyle w:val="Titre3"/>
+      </w:pPr>
+      <w:r>
+        <w:t>5️</w:t>
+      </w:r>
+      <w:r>
+        <w:rPr>
+          <w:rFonts w:ascii="Tahoma" w:hAnsi="Tahoma" w:cs="Tahoma"/>
+        </w:rPr>
+        <w:t>⃣</w:t>
+      </w:r>
+      <w:r>
+        <w:t xml:space="preserve"> Répartition des commandes par statut et par région</w:t>
+      </w:r>
+    </w:p>
+    <w:p>
+      <w:pPr>
+        <w:pStyle w:val="NormalWeb"/>
+      </w:pPr>
+      <w:r>
+        <w:rPr>
+          <w:rFonts w:ascii="Segoe UI Symbol" w:hAnsi="Segoe UI Symbol" w:cs="Segoe UI Symbol"/>
+        </w:rPr>
+        <w:t>📌</w:t>
+      </w:r>
+      <w:r>
+        <w:t xml:space="preserve"> </w:t>
+      </w:r>
+      <w:r>
+        <w:rPr>
+          <w:rStyle w:val="lev"/>
+        </w:rPr>
+        <w:t>Pourquoi</w:t>
+      </w:r>
+      <w:r>
+        <w:t xml:space="preserve"> : détecter anomalies locales</w:t>
+      </w:r>
+      <w:r>
+        <w:br/>
+      </w:r>
+      <w:r>
+        <w:rPr>
+          <w:rFonts w:ascii="Segoe UI Symbol" w:hAnsi="Segoe UI Symbol" w:cs="Segoe UI Symbol"/>
+        </w:rPr>
+        <w:t>📊</w:t>
+      </w:r>
+      <w:r>
+        <w:t xml:space="preserve"> </w:t>
+      </w:r>
+      <w:r>
+        <w:rPr>
+          <w:rStyle w:val="lev"/>
+        </w:rPr>
+        <w:t>Visuel</w:t>
+      </w:r>
+      <w:r>
+        <w:t xml:space="preserve"> : bar chart empilé</w:t>
+      </w:r>
+    </w:p>
+    <w:p>
+      <w:r>
+        <w:pict>
+          <v:rect id="_x0000_i1076" style="width:0;height:1.5pt" o:hralign="center" o:hrstd="t" o:hr="t" fillcolor="#a0a0a0" stroked="f"/>
+        </w:pict>
+      </w:r>
+    </w:p>
+    <w:p>
+      <w:pPr>
+        <w:pStyle w:val="Titre3"/>
+      </w:pPr>
+      <w:r>
+        <w:t>6️</w:t>
+      </w:r>
+      <w:r>
+        <w:rPr>
+          <w:rFonts w:ascii="Tahoma" w:hAnsi="Tahoma" w:cs="Tahoma"/>
+        </w:rPr>
+        <w:t>⃣</w:t>
+      </w:r>
+      <w:r>
+        <w:t xml:space="preserve"> Délai moyen de livraison par région</w:t>
+      </w:r>
+    </w:p>
+    <w:p>
+      <w:pPr>
+        <w:pStyle w:val="NormalWeb"/>
+      </w:pPr>
+      <w:r>
+        <w:rPr>
+          <w:rFonts w:ascii="Segoe UI Symbol" w:hAnsi="Segoe UI Symbol" w:cs="Segoe UI Symbol"/>
+        </w:rPr>
+        <w:t>📌</w:t>
+      </w:r>
+      <w:r>
+        <w:t xml:space="preserve"> </w:t>
+      </w:r>
+      <w:r>
+        <w:rPr>
+          <w:rStyle w:val="lev"/>
+        </w:rPr>
+        <w:t>Pourquoi</w:t>
+      </w:r>
+      <w:r>
+        <w:t xml:space="preserve"> : mesurer la qualité logistique territoriale</w:t>
+      </w:r>
+      <w:r>
+        <w:br/>
+      </w:r>
+      <w:r>
+        <w:rPr>
+          <w:rFonts w:ascii="Segoe UI Symbol" w:hAnsi="Segoe UI Symbol" w:cs="Segoe UI Symbol"/>
+        </w:rPr>
+        <w:t>📊</w:t>
+      </w:r>
+      <w:r>
+        <w:t xml:space="preserve"> </w:t>
+      </w:r>
+      <w:r>
+        <w:rPr>
+          <w:rStyle w:val="lev"/>
+        </w:rPr>
+        <w:t>Visuel</w:t>
+      </w:r>
+      <w:r>
+        <w:t xml:space="preserve"> : carte / bar chart</w:t>
+      </w:r>
+    </w:p>
+    <w:p>
+      <w:r>
+        <w:pict>
+          <v:rect id="_x0000_i1077" style="width:0;height:1.5pt" o:hralign="center" o:hrstd="t" o:hr="t" fillcolor="#a0a0a0" stroked="f"/>
+        </w:pict>
+      </w:r>
+    </w:p>
+    <w:p>
+      <w:pPr>
+        <w:pStyle w:val="Titre3"/>
+      </w:pPr>
+      <w:r>
+        <w:t>7️</w:t>
+      </w:r>
+      <w:r>
+        <w:rPr>
+          <w:rFonts w:ascii="Tahoma" w:hAnsi="Tahoma" w:cs="Tahoma"/>
+        </w:rPr>
+        <w:t>⃣</w:t>
+      </w:r>
+      <w:r>
+        <w:t xml:space="preserve"> Performance des transporteurs par région</w:t>
+      </w:r>
+    </w:p>
+    <w:p>
+      <w:pPr>
+        <w:pStyle w:val="NormalWeb"/>
+      </w:pPr>
+      <w:r>
+        <w:rPr>
+          <w:rFonts w:ascii="Segoe UI Symbol" w:hAnsi="Segoe UI Symbol" w:cs="Segoe UI Symbol"/>
+        </w:rPr>
+        <w:t>📌</w:t>
+      </w:r>
+      <w:r>
+        <w:t xml:space="preserve"> </w:t>
+      </w:r>
+      <w:r>
+        <w:rPr>
+          <w:rStyle w:val="lev"/>
+        </w:rPr>
+        <w:t>Pourquoi</w:t>
+      </w:r>
+      <w:r>
+        <w:t xml:space="preserve"> : comparer les prestataires selon les zones</w:t>
+      </w:r>
+      <w:r>
+        <w:br/>
+      </w:r>
+      <w:r>
+        <w:rPr>
+          <w:rFonts w:ascii="Segoe UI Symbol" w:hAnsi="Segoe UI Symbol" w:cs="Segoe UI Symbol"/>
+        </w:rPr>
+        <w:t>📊</w:t>
+      </w:r>
+      <w:r>
+        <w:t xml:space="preserve"> </w:t>
+      </w:r>
+      <w:r>
+        <w:rPr>
+          <w:rStyle w:val="lev"/>
+        </w:rPr>
+        <w:t>Visuel</w:t>
+      </w:r>
+      <w:r>
+        <w:t xml:space="preserve"> : tableau comparatif</w:t>
+      </w:r>
+    </w:p>
+    <w:p>
+      <w:r>
+        <w:pict>
+          <v:rect id="_x0000_i1078" style="width:0;height:1.5pt" o:hralign="center" o:hrstd="t" o:hr="t" fillcolor="#a0a0a0" stroked="f"/>
+        </w:pict>
+      </w:r>
+    </w:p>
+    <w:p>
+      <w:pPr>
+        <w:pStyle w:val="Titre3"/>
+      </w:pPr>
+      <w:r>
+        <w:t>8️</w:t>
+      </w:r>
+      <w:r>
+        <w:rPr>
+          <w:rFonts w:ascii="Tahoma" w:hAnsi="Tahoma" w:cs="Tahoma"/>
+        </w:rPr>
+        <w:t>⃣</w:t>
+      </w:r>
+      <w:r>
+        <w:t xml:space="preserve"> Taux de retard de livraison par ville</w:t>
+      </w:r>
+    </w:p>
+    <w:p>
+      <w:pPr>
+        <w:pStyle w:val="NormalWeb"/>
+      </w:pPr>
+      <w:r>
+        <w:rPr>
+          <w:rFonts w:ascii="Segoe UI Symbol" w:hAnsi="Segoe UI Symbol" w:cs="Segoe UI Symbol"/>
+        </w:rPr>
+        <w:t>📌</w:t>
+      </w:r>
+      <w:r>
+        <w:t xml:space="preserve"> </w:t>
+      </w:r>
+      <w:r>
+        <w:rPr>
+          <w:rStyle w:val="lev"/>
+        </w:rPr>
+        <w:t>Pourquoi</w:t>
+      </w:r>
+      <w:r>
+        <w:t xml:space="preserve"> : identifier les zones problématiques</w:t>
+      </w:r>
+      <w:r>
+        <w:br/>
+      </w:r>
+      <w:r>
+        <w:rPr>
+          <w:rFonts w:ascii="Segoe UI Symbol" w:hAnsi="Segoe UI Symbol" w:cs="Segoe UI Symbol"/>
+        </w:rPr>
+        <w:t>📊</w:t>
+      </w:r>
+      <w:r>
+        <w:t xml:space="preserve"> </w:t>
+      </w:r>
+      <w:r>
+        <w:rPr>
+          <w:rStyle w:val="lev"/>
+        </w:rPr>
+        <w:t>Visuel</w:t>
+      </w:r>
+      <w:r>
+        <w:t xml:space="preserve"> : heatmap / top villes</w:t>
+      </w:r>
+    </w:p>
+    <w:p>
+      <w:r>
+        <w:pict>
+          <v:rect id="_x0000_i1079" style="width:0;height:1.5pt" o:hralign="center" o:hrstd="t" o:hr="t" fillcolor="#a0a0a0" stroked="f"/>
+        </w:pict>
+      </w:r>
+    </w:p>
+    <w:p>
+      <w:pPr>
+        <w:pStyle w:val="Titre2"/>
+      </w:pPr>
+      <w:r>
+        <w:t>🟩 3. Produits &amp; catégories (analyse territoriale)</w:t>
+      </w:r>
+    </w:p>
+    <w:p>
+      <w:pPr>
+        <w:pStyle w:val="Titre3"/>
+      </w:pPr>
+      <w:r>
+        <w:t>9️</w:t>
+      </w:r>
+      <w:r>
+        <w:rPr>
+          <w:rFonts w:ascii="Tahoma" w:hAnsi="Tahoma" w:cs="Tahoma"/>
+        </w:rPr>
+        <w:t>⃣</w:t>
+      </w:r>
+      <w:r>
+        <w:t xml:space="preserve"> Chiffre d’affaires par catégorie et par région</w:t>
+      </w:r>
+    </w:p>
+    <w:p>
+      <w:pPr>
+        <w:pStyle w:val="NormalWeb"/>
+      </w:pPr>
+      <w:r>
+        <w:rPr>
+          <w:rFonts w:ascii="Segoe UI Symbol" w:hAnsi="Segoe UI Symbol" w:cs="Segoe UI Symbol"/>
+        </w:rPr>
+        <w:t>📌</w:t>
+      </w:r>
+      <w:r>
+        <w:t xml:space="preserve"> </w:t>
+      </w:r>
+      <w:r>
+        <w:rPr>
+          <w:rStyle w:val="lev"/>
+        </w:rPr>
+        <w:t>Pourquoi</w:t>
+      </w:r>
+      <w:r>
+        <w:t xml:space="preserve"> : adapter l’offre localement</w:t>
+      </w:r>
+      <w:r>
+        <w:br/>
+      </w:r>
+      <w:r>
+        <w:rPr>
+          <w:rFonts w:ascii="Segoe UI Symbol" w:hAnsi="Segoe UI Symbol" w:cs="Segoe UI Symbol"/>
+        </w:rPr>
+        <w:t>📊</w:t>
+      </w:r>
+      <w:r>
+        <w:t xml:space="preserve"> </w:t>
+      </w:r>
+      <w:r>
+        <w:rPr>
+          <w:rStyle w:val="lev"/>
+        </w:rPr>
+        <w:t>Visuel</w:t>
+      </w:r>
+      <w:r>
+        <w:t xml:space="preserve"> : bar chart empilé</w:t>
+      </w:r>
+    </w:p>
+    <w:p>
+      <w:r>
+        <w:lastRenderedPageBreak/>
+        <w:pict>
+          <v:rect id="_x0000_i1080" style="width:0;height:1.5pt" o:hralign="center" o:hrstd="t" o:hr="t" fillcolor="#a0a0a0" stroked="f"/>
+        </w:pict>
+      </w:r>
+    </w:p>
+    <w:p>
+      <w:pPr>
+        <w:pStyle w:val="Titre3"/>
+      </w:pPr>
+      <w:r>
+        <w:rPr>
+          <w:rFonts w:ascii="Segoe UI Symbol" w:hAnsi="Segoe UI Symbol" w:cs="Segoe UI Symbol"/>
+        </w:rPr>
+        <w:t>🔟</w:t>
+      </w:r>
+      <w:r>
+        <w:t xml:space="preserve"> Quantités vendues par catégorie et par région</w:t>
+      </w:r>
+    </w:p>
+    <w:p>
+      <w:pPr>
+        <w:pStyle w:val="NormalWeb"/>
+      </w:pPr>
+      <w:r>
+        <w:rPr>
+          <w:rFonts w:ascii="Segoe UI Symbol" w:hAnsi="Segoe UI Symbol" w:cs="Segoe UI Symbol"/>
+        </w:rPr>
+        <w:t>📌</w:t>
+      </w:r>
+      <w:r>
+        <w:t xml:space="preserve"> </w:t>
+      </w:r>
+      <w:r>
+        <w:rPr>
+          <w:rStyle w:val="lev"/>
+        </w:rPr>
+        <w:t>Pourquoi</w:t>
+      </w:r>
+      <w:r>
+        <w:t xml:space="preserve"> : comprendre les préférences locales</w:t>
+      </w:r>
+      <w:r>
+        <w:br/>
+      </w:r>
+      <w:r>
+        <w:rPr>
+          <w:rFonts w:ascii="Segoe UI Symbol" w:hAnsi="Segoe UI Symbol" w:cs="Segoe UI Symbol"/>
+        </w:rPr>
+        <w:t>📊</w:t>
+      </w:r>
+      <w:r>
+        <w:t xml:space="preserve"> </w:t>
+      </w:r>
+      <w:r>
+        <w:rPr>
+          <w:rStyle w:val="lev"/>
+        </w:rPr>
+        <w:t>Visuel</w:t>
+      </w:r>
+      <w:r>
+        <w:t xml:space="preserve"> : tableau / bar chart</w:t>
+      </w:r>
+    </w:p>
+    <w:p>
+      <w:r>
+        <w:pict>
+          <v:rect id="_x0000_i1081" style="width:0;height:1.5pt" o:hralign="center" o:hrstd="t" o:hr="t" fillcolor="#a0a0a0" stroked="f"/>
+        </w:pict>
+      </w:r>
+    </w:p>
+    <w:p>
+      <w:pPr>
+        <w:pStyle w:val="Titre3"/>
+      </w:pPr>
+      <w:r>
+        <w:t>1️</w:t>
+      </w:r>
+      <w:r>
+        <w:rPr>
+          <w:rFonts w:ascii="Tahoma" w:hAnsi="Tahoma" w:cs="Tahoma"/>
+        </w:rPr>
+        <w:t>⃣</w:t>
+      </w:r>
+      <w:r>
+        <w:t>1️</w:t>
+      </w:r>
+      <w:r>
+        <w:rPr>
+          <w:rFonts w:ascii="Tahoma" w:hAnsi="Tahoma" w:cs="Tahoma"/>
+        </w:rPr>
+        <w:t>⃣</w:t>
+      </w:r>
+      <w:r>
+        <w:t xml:space="preserve"> Top produits par région</w:t>
+      </w:r>
+    </w:p>
+    <w:p>
+      <w:pPr>
+        <w:pStyle w:val="NormalWeb"/>
+      </w:pPr>
+      <w:r>
+        <w:rPr>
+          <w:rFonts w:ascii="Segoe UI Symbol" w:hAnsi="Segoe UI Symbol" w:cs="Segoe UI Symbol"/>
+        </w:rPr>
+        <w:t>📌</w:t>
+      </w:r>
+      <w:r>
+        <w:t xml:space="preserve"> </w:t>
+      </w:r>
+      <w:r>
+        <w:rPr>
+          <w:rStyle w:val="lev"/>
+        </w:rPr>
+        <w:t>Pourquoi</w:t>
+      </w:r>
+      <w:r>
+        <w:t xml:space="preserve"> : personnalisation marketing</w:t>
+      </w:r>
+      <w:r>
+        <w:br/>
+      </w:r>
+      <w:r>
+        <w:rPr>
+          <w:rFonts w:ascii="Segoe UI Symbol" w:hAnsi="Segoe UI Symbol" w:cs="Segoe UI Symbol"/>
+        </w:rPr>
+        <w:t>📊</w:t>
+      </w:r>
+      <w:r>
+        <w:t xml:space="preserve"> </w:t>
+      </w:r>
+      <w:r>
+        <w:rPr>
+          <w:rStyle w:val="lev"/>
+        </w:rPr>
+        <w:t>Visuel</w:t>
+      </w:r>
+      <w:r>
+        <w:t xml:space="preserve"> : tableau dynamique</w:t>
+      </w:r>
+    </w:p>
+    <w:p>
+      <w:r>
+        <w:pict>
+          <v:rect id="_x0000_i1082" style="width:0;height:1.5pt" o:hralign="center" o:hrstd="t" o:hr="t" fillcolor="#a0a0a0" stroked="f"/>
+        </w:pict>
+      </w:r>
+    </w:p>
+    <w:p>
+      <w:pPr>
+        <w:pStyle w:val="Titre2"/>
+      </w:pPr>
+      <w:r>
+        <w:t>🟪 4. Clients &amp; satisfaction (dimension géographique)</w:t>
+      </w:r>
+    </w:p>
+    <w:p>
+      <w:pPr>
+        <w:pStyle w:val="Titre3"/>
+      </w:pPr>
+      <w:r>
+        <w:t>1️</w:t>
+      </w:r>
+      <w:r>
+        <w:rPr>
+          <w:rFonts w:ascii="Tahoma" w:hAnsi="Tahoma" w:cs="Tahoma"/>
+        </w:rPr>
+        <w:t>⃣</w:t>
+      </w:r>
+      <w:r>
+        <w:t>2️</w:t>
+      </w:r>
+      <w:r>
+        <w:rPr>
+          <w:rFonts w:ascii="Tahoma" w:hAnsi="Tahoma" w:cs="Tahoma"/>
+        </w:rPr>
+        <w:t>⃣</w:t>
+      </w:r>
+      <w:r>
+        <w:t xml:space="preserve"> Répartition des clients par région</w:t>
+      </w:r>
+    </w:p>
+    <w:p>
+      <w:pPr>
+        <w:pStyle w:val="NormalWeb"/>
+      </w:pPr>
+      <w:r>
+        <w:rPr>
+          <w:rFonts w:ascii="Segoe UI Symbol" w:hAnsi="Segoe UI Symbol" w:cs="Segoe UI Symbol"/>
+        </w:rPr>
+        <w:t>📌</w:t>
+      </w:r>
+      <w:r>
+        <w:t xml:space="preserve"> </w:t>
+      </w:r>
+      <w:r>
+        <w:rPr>
+          <w:rStyle w:val="lev"/>
+        </w:rPr>
+        <w:t>Pourquoi</w:t>
+      </w:r>
+      <w:r>
+        <w:t xml:space="preserve"> : base installée par territoire</w:t>
+      </w:r>
+      <w:r>
+        <w:br/>
+      </w:r>
+      <w:r>
+        <w:rPr>
+          <w:rFonts w:ascii="Segoe UI Symbol" w:hAnsi="Segoe UI Symbol" w:cs="Segoe UI Symbol"/>
+        </w:rPr>
+        <w:t>📊</w:t>
+      </w:r>
+      <w:r>
+        <w:t xml:space="preserve"> </w:t>
+      </w:r>
+      <w:r>
+        <w:rPr>
+          <w:rStyle w:val="lev"/>
+        </w:rPr>
+        <w:t>Visuel</w:t>
+      </w:r>
+      <w:r>
+        <w:t xml:space="preserve"> : carte de France</w:t>
+      </w:r>
+    </w:p>
+    <w:p>
+      <w:r>
+        <w:pict>
+          <v:rect id="_x0000_i1083" style="width:0;height:1.5pt" o:hralign="center" o:hrstd="t" o:hr="t" fillcolor="#a0a0a0" stroked="f"/>
+        </w:pict>
+      </w:r>
+    </w:p>
+    <w:p>
+      <w:pPr>
+        <w:pStyle w:val="Titre3"/>
+      </w:pPr>
+      <w:r>
+        <w:t>1️</w:t>
+      </w:r>
+      <w:r>
+        <w:rPr>
+          <w:rFonts w:ascii="Tahoma" w:hAnsi="Tahoma" w:cs="Tahoma"/>
+        </w:rPr>
+        <w:t>⃣</w:t>
+      </w:r>
+      <w:r>
+        <w:t>3️</w:t>
+      </w:r>
+      <w:r>
+        <w:rPr>
+          <w:rFonts w:ascii="Tahoma" w:hAnsi="Tahoma" w:cs="Tahoma"/>
+        </w:rPr>
+        <w:t>⃣</w:t>
+      </w:r>
+      <w:r>
+        <w:t xml:space="preserve"> Clients actifs vs inactifs par région</w:t>
+      </w:r>
+    </w:p>
+    <w:p>
+      <w:pPr>
+        <w:pStyle w:val="NormalWeb"/>
+      </w:pPr>
+      <w:r>
+        <w:rPr>
+          <w:rFonts w:ascii="Segoe UI Symbol" w:hAnsi="Segoe UI Symbol" w:cs="Segoe UI Symbol"/>
+        </w:rPr>
+        <w:t>📌</w:t>
+      </w:r>
+      <w:r>
+        <w:t xml:space="preserve"> </w:t>
+      </w:r>
+      <w:r>
+        <w:rPr>
+          <w:rStyle w:val="lev"/>
+        </w:rPr>
+        <w:t>Pourquoi</w:t>
+      </w:r>
+      <w:r>
+        <w:t xml:space="preserve"> : fidélisation ciblée</w:t>
+      </w:r>
+      <w:r>
+        <w:br/>
+      </w:r>
+      <w:r>
+        <w:rPr>
+          <w:rFonts w:ascii="Segoe UI Symbol" w:hAnsi="Segoe UI Symbol" w:cs="Segoe UI Symbol"/>
+        </w:rPr>
+        <w:t>📊</w:t>
+      </w:r>
+      <w:r>
+        <w:t xml:space="preserve"> </w:t>
+      </w:r>
+      <w:r>
+        <w:rPr>
+          <w:rStyle w:val="lev"/>
+        </w:rPr>
+        <w:t>Visuel</w:t>
+      </w:r>
+      <w:r>
+        <w:t xml:space="preserve"> : donut / bar chart</w:t>
+      </w:r>
+    </w:p>
+    <w:p>
+      <w:r>
+        <w:pict>
+          <v:rect id="_x0000_i1084" style="width:0;height:1.5pt" o:hralign="center" o:hrstd="t" o:hr="t" fillcolor="#a0a0a0" stroked="f"/>
+        </w:pict>
+      </w:r>
+    </w:p>
+    <w:p>
+      <w:pPr>
+        <w:pStyle w:val="Titre3"/>
+      </w:pPr>
+      <w:r>
+        <w:t>1️</w:t>
+      </w:r>
+      <w:r>
+        <w:rPr>
+          <w:rFonts w:ascii="Tahoma" w:hAnsi="Tahoma" w:cs="Tahoma"/>
+        </w:rPr>
+        <w:t>⃣</w:t>
+      </w:r>
+      <w:r>
+        <w:t>4️</w:t>
+      </w:r>
+      <w:r>
+        <w:rPr>
+          <w:rFonts w:ascii="Tahoma" w:hAnsi="Tahoma" w:cs="Tahoma"/>
+        </w:rPr>
+        <w:t>⃣</w:t>
+      </w:r>
+      <w:r>
+        <w:t xml:space="preserve"> Note moyenne par produit et par région</w:t>
+      </w:r>
+    </w:p>
+    <w:p>
+      <w:pPr>
+        <w:pStyle w:val="NormalWeb"/>
+      </w:pPr>
+      <w:r>
+        <w:rPr>
+          <w:rFonts w:ascii="Segoe UI Symbol" w:hAnsi="Segoe UI Symbol" w:cs="Segoe UI Symbol"/>
+        </w:rPr>
+        <w:t>📌</w:t>
+      </w:r>
+      <w:r>
+        <w:t xml:space="preserve"> </w:t>
+      </w:r>
+      <w:r>
+        <w:rPr>
+          <w:rStyle w:val="lev"/>
+        </w:rPr>
+        <w:t>Pourquoi</w:t>
+      </w:r>
+      <w:r>
+        <w:t xml:space="preserve"> : perception locale des produits</w:t>
+      </w:r>
+      <w:r>
+        <w:br/>
+      </w:r>
+      <w:r>
+        <w:rPr>
+          <w:rFonts w:ascii="Segoe UI Symbol" w:hAnsi="Segoe UI Symbol" w:cs="Segoe UI Symbol"/>
+        </w:rPr>
+        <w:t>📊</w:t>
+      </w:r>
+      <w:r>
+        <w:t xml:space="preserve"> </w:t>
+      </w:r>
+      <w:r>
+        <w:rPr>
+          <w:rStyle w:val="lev"/>
+        </w:rPr>
+        <w:t>Visuel</w:t>
+      </w:r>
+      <w:r>
+        <w:t xml:space="preserve"> : tableau / heatmap</w:t>
+      </w:r>
+    </w:p>
+    <w:p>
+      <w:r>
+        <w:pict>
+          <v:rect id="_x0000_i1085" style="width:0;height:1.5pt" o:hralign="center" o:hrstd="t" o:hr="t" fillcolor="#a0a0a0" stroked="f"/>
+        </w:pict>
+      </w:r>
+    </w:p>
+    <w:p>
+      <w:pPr>
+        <w:pStyle w:val="Titre3"/>
+      </w:pPr>
+      <w:r>
+        <w:t>1️</w:t>
+      </w:r>
+      <w:r>
+        <w:rPr>
+          <w:rFonts w:ascii="Tahoma" w:hAnsi="Tahoma" w:cs="Tahoma"/>
+        </w:rPr>
+        <w:t>⃣</w:t>
+      </w:r>
+      <w:r>
+        <w:t>5️</w:t>
+      </w:r>
+      <w:r>
+        <w:rPr>
+          <w:rFonts w:ascii="Tahoma" w:hAnsi="Tahoma" w:cs="Tahoma"/>
+        </w:rPr>
+        <w:t>⃣</w:t>
+      </w:r>
+      <w:r>
+        <w:t xml:space="preserve"> Proportion de clients sans avis par région</w:t>
+      </w:r>
+    </w:p>
+    <w:p>
+      <w:pPr>
+        <w:pStyle w:val="NormalWeb"/>
+      </w:pPr>
+      <w:r>
+        <w:rPr>
+          <w:rFonts w:ascii="Segoe UI Symbol" w:hAnsi="Segoe UI Symbol" w:cs="Segoe UI Symbol"/>
+        </w:rPr>
+        <w:t>📌</w:t>
+      </w:r>
+      <w:r>
+        <w:t xml:space="preserve"> </w:t>
+      </w:r>
+      <w:r>
+        <w:rPr>
+          <w:rStyle w:val="lev"/>
+        </w:rPr>
+        <w:t>Pourquoi</w:t>
+      </w:r>
+      <w:r>
+        <w:t xml:space="preserve"> : mesurer l’engagement local</w:t>
+      </w:r>
+      <w:r>
+        <w:br/>
+      </w:r>
+      <w:r>
+        <w:rPr>
+          <w:rFonts w:ascii="Segoe UI Symbol" w:hAnsi="Segoe UI Symbol" w:cs="Segoe UI Symbol"/>
+        </w:rPr>
+        <w:t>📊</w:t>
+      </w:r>
+      <w:r>
+        <w:t xml:space="preserve"> </w:t>
+      </w:r>
+      <w:r>
+        <w:rPr>
+          <w:rStyle w:val="lev"/>
+        </w:rPr>
+        <w:t>Visuel</w:t>
+      </w:r>
+      <w:r>
+        <w:t xml:space="preserve"> : KPI % + carte</w:t>
+      </w:r>
+    </w:p>
+    <w:p>
+      <w:r>
+        <w:pict>
+          <v:rect id="_x0000_i1086" style="width:0;height:1.5pt" o:hralign="center" o:hrstd="t" o:hr="t" fillcolor="#a0a0a0" stroked="f"/>
+        </w:pict>
+      </w:r>
+    </w:p>
+    <w:p>
+      <w:pPr>
+        <w:pStyle w:val="Titre1"/>
+      </w:pPr>
+      <w:r>
+        <w:rPr>
+          <w:rFonts w:ascii="Calibri Light" w:hAnsi="Calibri Light" w:cs="Calibri Light"/>
+        </w:rPr>
+        <w:lastRenderedPageBreak/>
+        <w:t>🧩</w:t>
+      </w:r>
+      <w:r>
+        <w:t xml:space="preserve"> Structure de dashboard recommandée (avec géo)</w:t>
+      </w:r>
+    </w:p>
+    <w:p>
+      <w:pPr>
+        <w:pStyle w:val="Titre3"/>
+      </w:pPr>
+      <w:r>
+        <w:rPr>
+          <w:rFonts w:ascii="Segoe UI Symbol" w:hAnsi="Segoe UI Symbol" w:cs="Segoe UI Symbol"/>
+        </w:rPr>
+        <w:t>🔹</w:t>
+      </w:r>
+      <w:r>
+        <w:t xml:space="preserve"> Page 1 – Vue nationale</w:t>
+      </w:r>
+    </w:p>
+    <w:p>
+      <w:pPr>
+        <w:pStyle w:val="NormalWeb"/>
+        <w:numPr>
+          <w:ilvl w:val="0"/>
+          <w:numId w:val="51"/>
+        </w:numPr>
+      </w:pPr>
+      <w:r>
+        <w:t>CA total</w:t>
+      </w:r>
+    </w:p>
+    <w:p>
+      <w:pPr>
+        <w:pStyle w:val="NormalWeb"/>
+        <w:numPr>
+          <w:ilvl w:val="0"/>
+          <w:numId w:val="51"/>
+        </w:numPr>
+      </w:pPr>
+      <w:r>
+        <w:t>Évolution mensuelle</w:t>
+      </w:r>
+    </w:p>
+    <w:p>
+      <w:pPr>
+        <w:pStyle w:val="NormalWeb"/>
+        <w:numPr>
+          <w:ilvl w:val="0"/>
+          <w:numId w:val="51"/>
+        </w:numPr>
+      </w:pPr>
+      <w:r>
+        <w:t>Carte CA par région</w:t>
+      </w:r>
+    </w:p>
+    <w:p>
+      <w:pPr>
+        <w:pStyle w:val="NormalWeb"/>
+        <w:numPr>
+          <w:ilvl w:val="0"/>
+          <w:numId w:val="51"/>
+        </w:numPr>
+      </w:pPr>
+      <w:r>
+        <w:t>Commandes par statut</w:t>
+      </w:r>
+    </w:p>
+    <w:p>
+      <w:r>
+        <w:pict>
+          <v:rect id="_x0000_i1087" style="width:0;height:1.5pt" o:hralign="center" o:hrstd="t" o:hr="t" fillcolor="#a0a0a0" stroked="f"/>
+        </w:pict>
+      </w:r>
+    </w:p>
+    <w:p>
+      <w:pPr>
+        <w:pStyle w:val="Titre3"/>
+      </w:pPr>
+      <w:r>
+        <w:rPr>
+          <w:rFonts w:ascii="Segoe UI Symbol" w:hAnsi="Segoe UI Symbol" w:cs="Segoe UI Symbol"/>
+        </w:rPr>
+        <w:t>🔹</w:t>
+      </w:r>
+      <w:r>
+        <w:t xml:space="preserve"> Page 2 – Analyse régionale</w:t>
+      </w:r>
+    </w:p>
+    <w:p>
+      <w:pPr>
+        <w:pStyle w:val="NormalWeb"/>
+        <w:numPr>
+          <w:ilvl w:val="0"/>
+          <w:numId w:val="52"/>
+        </w:numPr>
+      </w:pPr>
+      <w:r>
+        <w:t>CA par région</w:t>
+      </w:r>
+    </w:p>
+    <w:p>
+      <w:pPr>
+        <w:pStyle w:val="NormalWeb"/>
+        <w:numPr>
+          <w:ilvl w:val="0"/>
+          <w:numId w:val="52"/>
+        </w:numPr>
+      </w:pPr>
+      <w:r>
+        <w:t>Volume commandes par ville</w:t>
+      </w:r>
+    </w:p>
+    <w:p>
+      <w:pPr>
+        <w:pStyle w:val="NormalWeb"/>
+        <w:numPr>
+          <w:ilvl w:val="0"/>
+          <w:numId w:val="52"/>
+        </w:numPr>
+      </w:pPr>
+      <w:r>
+        <w:t>Clients par région</w:t>
+      </w:r>
+    </w:p>
+    <w:p>
+      <w:r>
+        <w:pict>
+          <v:rect id="_x0000_i1088" style="width:0;height:1.5pt" o:hralign="center" o:hrstd="t" o:hr="t" fillcolor="#a0a0a0" stroked="f"/>
+        </w:pict>
+      </w:r>
+    </w:p>
+    <w:p>
+      <w:pPr>
+        <w:pStyle w:val="Titre3"/>
+      </w:pPr>
+      <w:r>
+        <w:rPr>
+          <w:rFonts w:ascii="Segoe UI Symbol" w:hAnsi="Segoe UI Symbol" w:cs="Segoe UI Symbol"/>
+        </w:rPr>
+        <w:t>🔹</w:t>
+      </w:r>
+      <w:r>
+        <w:t xml:space="preserve"> Page 3 – Logistique &amp; transport</w:t>
+      </w:r>
+    </w:p>
+    <w:p>
+      <w:pPr>
+        <w:pStyle w:val="NormalWeb"/>
+        <w:numPr>
+          <w:ilvl w:val="0"/>
+          <w:numId w:val="53"/>
+        </w:numPr>
+      </w:pPr>
+      <w:r>
+        <w:t>Délai moyen par région</w:t>
+      </w:r>
+    </w:p>
+    <w:p>
+      <w:pPr>
+        <w:pStyle w:val="NormalWeb"/>
+        <w:numPr>
+          <w:ilvl w:val="0"/>
+          <w:numId w:val="53"/>
+        </w:numPr>
+      </w:pPr>
+      <w:r>
+        <w:t>Retards par ville</w:t>
+      </w:r>
+    </w:p>
+    <w:p>
+      <w:pPr>
+        <w:pStyle w:val="NormalWeb"/>
+        <w:numPr>
+          <w:ilvl w:val="0"/>
+          <w:numId w:val="53"/>
+        </w:numPr>
+      </w:pPr>
+      <w:r>
+        <w:t>Transporteurs par région</w:t>
+      </w:r>
+    </w:p>
+    <w:p>
+      <w:r>
+        <w:pict>
+          <v:rect id="_x0000_i1089" style="width:0;height:1.5pt" o:hralign="center" o:hrstd="t" o:hr="t" fillcolor="#a0a0a0" stroked="f"/>
+        </w:pict>
+      </w:r>
+    </w:p>
+    <w:p>
+      <w:pPr>
+        <w:pStyle w:val="Titre3"/>
+      </w:pPr>
+      <w:r>
+        <w:rPr>
+          <w:rFonts w:ascii="Segoe UI Symbol" w:hAnsi="Segoe UI Symbol" w:cs="Segoe UI Symbol"/>
+        </w:rPr>
+        <w:t>🔹</w:t>
+      </w:r>
+      <w:r>
+        <w:t xml:space="preserve"> Page 4 – Produits &amp; clients</w:t>
+      </w:r>
+    </w:p>
+    <w:p>
+      <w:pPr>
+        <w:pStyle w:val="NormalWeb"/>
+        <w:numPr>
+          <w:ilvl w:val="0"/>
+          <w:numId w:val="54"/>
+        </w:numPr>
+      </w:pPr>
+      <w:r>
+        <w:t>Catégories par région</w:t>
+      </w:r>
+    </w:p>
+    <w:p>
+      <w:pPr>
+        <w:pStyle w:val="NormalWeb"/>
+        <w:numPr>
+          <w:ilvl w:val="0"/>
+          <w:numId w:val="54"/>
+        </w:numPr>
+      </w:pPr>
+      <w:r>
+        <w:t>Top produits locaux</w:t>
+      </w:r>
+    </w:p>
+    <w:p>
+      <w:pPr>
+        <w:pStyle w:val="NormalWeb"/>
+        <w:numPr>
+          <w:ilvl w:val="0"/>
+          <w:numId w:val="54"/>
+        </w:numPr>
+      </w:pPr>
+      <w:r>
+        <w:t>Satisfaction client par région</w:t>
+      </w:r>
+    </w:p>
+    <w:p>
+      <w:pPr>
+        <w:pStyle w:val="NormalWeb"/>
+        <w:rPr>
+          <w:b/>
+          <w:bCs/>
+        </w:rPr>
+      </w:pPr>
+      <w:bookmarkStart w:id="0" w:name="_GoBack"/>
+      <w:bookmarkEnd w:id="0"/>
     </w:p>
     <w:sectPr>
       <w:pgSz w:w="11906" w:h="16838"/>
@@ -5713,6 +11267,155 @@
     </w:lvl>
   </w:abstractNum>
   <w:abstractNum w:abstractNumId="3" w15:restartNumberingAfterBreak="0">
+    <w:nsid w:val="0ACC6ABB"/>
+    <w:multiLevelType w:val="multilevel"/>
+    <w:tmpl w:val="8AAA312E"/>
+    <w:lvl w:ilvl="0">
+      <w:start w:val="1"/>
+      <w:numFmt w:val="bullet"/>
+      <w:lvlText w:val=""/>
+      <w:lvlJc w:val="left"/>
+      <w:pPr>
+        <w:tabs>
+          <w:tab w:val="num" w:pos="720"/>
+        </w:tabs>
+        <w:ind w:left="720" w:hanging="360"/>
+      </w:pPr>
+      <w:rPr>
+        <w:rFonts w:ascii="Symbol" w:hAnsi="Symbol" w:hint="default"/>
+        <w:sz w:val="20"/>
+      </w:rPr>
+    </w:lvl>
+    <w:lvl w:ilvl="1" w:tentative="1">
+      <w:start w:val="1"/>
+      <w:numFmt w:val="bullet"/>
+      <w:lvlText w:val="o"/>
+      <w:lvlJc w:val="left"/>
+      <w:pPr>
+        <w:tabs>
+          <w:tab w:val="num" w:pos="1440"/>
+        </w:tabs>
+        <w:ind w:left="1440" w:hanging="360"/>
+      </w:pPr>
+      <w:rPr>
+        <w:rFonts w:ascii="Courier New" w:hAnsi="Courier New" w:hint="default"/>
+        <w:sz w:val="20"/>
+      </w:rPr>
+    </w:lvl>
+    <w:lvl w:ilvl="2" w:tentative="1">
+      <w:start w:val="1"/>
+      <w:numFmt w:val="bullet"/>
+      <w:lvlText w:val=""/>
+      <w:lvlJc w:val="left"/>
+      <w:pPr>
+        <w:tabs>
+          <w:tab w:val="num" w:pos="2160"/>
+        </w:tabs>
+        <w:ind w:left="2160" w:hanging="360"/>
+      </w:pPr>
+      <w:rPr>
+        <w:rFonts w:ascii="Wingdings" w:hAnsi="Wingdings" w:hint="default"/>
+        <w:sz w:val="20"/>
+      </w:rPr>
+    </w:lvl>
+    <w:lvl w:ilvl="3" w:tentative="1">
+      <w:start w:val="1"/>
+      <w:numFmt w:val="bullet"/>
+      <w:lvlText w:val=""/>
+      <w:lvlJc w:val="left"/>
+      <w:pPr>
+        <w:tabs>
+          <w:tab w:val="num" w:pos="2880"/>
+        </w:tabs>
+        <w:ind w:left="2880" w:hanging="360"/>
+      </w:pPr>
+      <w:rPr>
+        <w:rFonts w:ascii="Wingdings" w:hAnsi="Wingdings" w:hint="default"/>
+        <w:sz w:val="20"/>
+      </w:rPr>
+    </w:lvl>
+    <w:lvl w:ilvl="4" w:tentative="1">
+      <w:start w:val="1"/>
+      <w:numFmt w:val="bullet"/>
+      <w:lvlText w:val=""/>
+      <w:lvlJc w:val="left"/>
+      <w:pPr>
+        <w:tabs>
+          <w:tab w:val="num" w:pos="3600"/>
+        </w:tabs>
+        <w:ind w:left="3600" w:hanging="360"/>
+      </w:pPr>
+      <w:rPr>
+        <w:rFonts w:ascii="Wingdings" w:hAnsi="Wingdings" w:hint="default"/>
+        <w:sz w:val="20"/>
+      </w:rPr>
+    </w:lvl>
+    <w:lvl w:ilvl="5" w:tentative="1">
+      <w:start w:val="1"/>
+      <w:numFmt w:val="bullet"/>
+      <w:lvlText w:val=""/>
+      <w:lvlJc w:val="left"/>
+      <w:pPr>
+        <w:tabs>
+          <w:tab w:val="num" w:pos="4320"/>
+        </w:tabs>
+        <w:ind w:left="4320" w:hanging="360"/>
+      </w:pPr>
+      <w:rPr>
+        <w:rFonts w:ascii="Wingdings" w:hAnsi="Wingdings" w:hint="default"/>
+        <w:sz w:val="20"/>
+      </w:rPr>
+    </w:lvl>
+    <w:lvl w:ilvl="6" w:tentative="1">
+      <w:start w:val="1"/>
+      <w:numFmt w:val="bullet"/>
+      <w:lvlText w:val=""/>
+      <w:lvlJc w:val="left"/>
+      <w:pPr>
+        <w:tabs>
+          <w:tab w:val="num" w:pos="5040"/>
+        </w:tabs>
+        <w:ind w:left="5040" w:hanging="360"/>
+      </w:pPr>
+      <w:rPr>
+        <w:rFonts w:ascii="Wingdings" w:hAnsi="Wingdings" w:hint="default"/>
+        <w:sz w:val="20"/>
+      </w:rPr>
+    </w:lvl>
+    <w:lvl w:ilvl="7" w:tentative="1">
+      <w:start w:val="1"/>
+      <w:numFmt w:val="bullet"/>
+      <w:lvlText w:val=""/>
+      <w:lvlJc w:val="left"/>
+      <w:pPr>
+        <w:tabs>
+          <w:tab w:val="num" w:pos="5760"/>
+        </w:tabs>
+        <w:ind w:left="5760" w:hanging="360"/>
+      </w:pPr>
+      <w:rPr>
+        <w:rFonts w:ascii="Wingdings" w:hAnsi="Wingdings" w:hint="default"/>
+        <w:sz w:val="20"/>
+      </w:rPr>
+    </w:lvl>
+    <w:lvl w:ilvl="8" w:tentative="1">
+      <w:start w:val="1"/>
+      <w:numFmt w:val="bullet"/>
+      <w:lvlText w:val=""/>
+      <w:lvlJc w:val="left"/>
+      <w:pPr>
+        <w:tabs>
+          <w:tab w:val="num" w:pos="6480"/>
+        </w:tabs>
+        <w:ind w:left="6480" w:hanging="360"/>
+      </w:pPr>
+      <w:rPr>
+        <w:rFonts w:ascii="Wingdings" w:hAnsi="Wingdings" w:hint="default"/>
+        <w:sz w:val="20"/>
+      </w:rPr>
+    </w:lvl>
+  </w:abstractNum>
+  <w:abstractNum w:abstractNumId="4" w15:restartNumberingAfterBreak="0">
     <w:nsid w:val="0CBE16CD"/>
     <w:multiLevelType w:val="multilevel"/>
     <w:tmpl w:val="EEA4D106"/>
@@ -5861,7 +11564,7 @@
       </w:rPr>
     </w:lvl>
   </w:abstractNum>
-  <w:abstractNum w:abstractNumId="4" w15:restartNumberingAfterBreak="0">
+  <w:abstractNum w:abstractNumId="5" w15:restartNumberingAfterBreak="0">
     <w:nsid w:val="0D58179F"/>
     <w:multiLevelType w:val="hybridMultilevel"/>
     <w:tmpl w:val="CF5A56EE"/>
@@ -5974,7 +11677,7 @@
       </w:rPr>
     </w:lvl>
   </w:abstractNum>
-  <w:abstractNum w:abstractNumId="5" w15:restartNumberingAfterBreak="0">
+  <w:abstractNum w:abstractNumId="6" w15:restartNumberingAfterBreak="0">
     <w:nsid w:val="107B7E3B"/>
     <w:multiLevelType w:val="hybridMultilevel"/>
     <w:tmpl w:val="F7CE2E54"/>
@@ -6087,7 +11790,7 @@
       </w:rPr>
     </w:lvl>
   </w:abstractNum>
-  <w:abstractNum w:abstractNumId="6" w15:restartNumberingAfterBreak="0">
+  <w:abstractNum w:abstractNumId="7" w15:restartNumberingAfterBreak="0">
     <w:nsid w:val="151D1BC8"/>
     <w:multiLevelType w:val="multilevel"/>
     <w:tmpl w:val="F49A4A26"/>
@@ -6236,7 +11939,7 @@
       </w:rPr>
     </w:lvl>
   </w:abstractNum>
-  <w:abstractNum w:abstractNumId="7" w15:restartNumberingAfterBreak="0">
+  <w:abstractNum w:abstractNumId="8" w15:restartNumberingAfterBreak="0">
     <w:nsid w:val="16B2694D"/>
     <w:multiLevelType w:val="multilevel"/>
     <w:tmpl w:val="E9B20D8A"/>
@@ -6385,7 +12088,7 @@
       </w:rPr>
     </w:lvl>
   </w:abstractNum>
-  <w:abstractNum w:abstractNumId="8" w15:restartNumberingAfterBreak="0">
+  <w:abstractNum w:abstractNumId="9" w15:restartNumberingAfterBreak="0">
     <w:nsid w:val="18813160"/>
     <w:multiLevelType w:val="hybridMultilevel"/>
     <w:tmpl w:val="E8743800"/>
@@ -6498,7 +12201,7 @@
       </w:rPr>
     </w:lvl>
   </w:abstractNum>
-  <w:abstractNum w:abstractNumId="9" w15:restartNumberingAfterBreak="0">
+  <w:abstractNum w:abstractNumId="10" w15:restartNumberingAfterBreak="0">
     <w:nsid w:val="1A89418B"/>
     <w:multiLevelType w:val="hybridMultilevel"/>
     <w:tmpl w:val="80CC7A5A"/>
@@ -6589,7 +12292,7 @@
       </w:pPr>
     </w:lvl>
   </w:abstractNum>
-  <w:abstractNum w:abstractNumId="10" w15:restartNumberingAfterBreak="0">
+  <w:abstractNum w:abstractNumId="11" w15:restartNumberingAfterBreak="0">
     <w:nsid w:val="1B011C29"/>
     <w:multiLevelType w:val="hybridMultilevel"/>
     <w:tmpl w:val="FC9E026E"/>
@@ -6702,7 +12405,156 @@
       </w:rPr>
     </w:lvl>
   </w:abstractNum>
-  <w:abstractNum w:abstractNumId="11" w15:restartNumberingAfterBreak="0">
+  <w:abstractNum w:abstractNumId="12" w15:restartNumberingAfterBreak="0">
+    <w:nsid w:val="1DC30815"/>
+    <w:multiLevelType w:val="multilevel"/>
+    <w:tmpl w:val="627493E6"/>
+    <w:lvl w:ilvl="0">
+      <w:start w:val="1"/>
+      <w:numFmt w:val="bullet"/>
+      <w:lvlText w:val=""/>
+      <w:lvlJc w:val="left"/>
+      <w:pPr>
+        <w:tabs>
+          <w:tab w:val="num" w:pos="720"/>
+        </w:tabs>
+        <w:ind w:left="720" w:hanging="360"/>
+      </w:pPr>
+      <w:rPr>
+        <w:rFonts w:ascii="Symbol" w:hAnsi="Symbol" w:hint="default"/>
+        <w:sz w:val="20"/>
+      </w:rPr>
+    </w:lvl>
+    <w:lvl w:ilvl="1" w:tentative="1">
+      <w:start w:val="1"/>
+      <w:numFmt w:val="bullet"/>
+      <w:lvlText w:val="o"/>
+      <w:lvlJc w:val="left"/>
+      <w:pPr>
+        <w:tabs>
+          <w:tab w:val="num" w:pos="1440"/>
+        </w:tabs>
+        <w:ind w:left="1440" w:hanging="360"/>
+      </w:pPr>
+      <w:rPr>
+        <w:rFonts w:ascii="Courier New" w:hAnsi="Courier New" w:hint="default"/>
+        <w:sz w:val="20"/>
+      </w:rPr>
+    </w:lvl>
+    <w:lvl w:ilvl="2" w:tentative="1">
+      <w:start w:val="1"/>
+      <w:numFmt w:val="bullet"/>
+      <w:lvlText w:val=""/>
+      <w:lvlJc w:val="left"/>
+      <w:pPr>
+        <w:tabs>
+          <w:tab w:val="num" w:pos="2160"/>
+        </w:tabs>
+        <w:ind w:left="2160" w:hanging="360"/>
+      </w:pPr>
+      <w:rPr>
+        <w:rFonts w:ascii="Wingdings" w:hAnsi="Wingdings" w:hint="default"/>
+        <w:sz w:val="20"/>
+      </w:rPr>
+    </w:lvl>
+    <w:lvl w:ilvl="3" w:tentative="1">
+      <w:start w:val="1"/>
+      <w:numFmt w:val="bullet"/>
+      <w:lvlText w:val=""/>
+      <w:lvlJc w:val="left"/>
+      <w:pPr>
+        <w:tabs>
+          <w:tab w:val="num" w:pos="2880"/>
+        </w:tabs>
+        <w:ind w:left="2880" w:hanging="360"/>
+      </w:pPr>
+      <w:rPr>
+        <w:rFonts w:ascii="Wingdings" w:hAnsi="Wingdings" w:hint="default"/>
+        <w:sz w:val="20"/>
+      </w:rPr>
+    </w:lvl>
+    <w:lvl w:ilvl="4" w:tentative="1">
+      <w:start w:val="1"/>
+      <w:numFmt w:val="bullet"/>
+      <w:lvlText w:val=""/>
+      <w:lvlJc w:val="left"/>
+      <w:pPr>
+        <w:tabs>
+          <w:tab w:val="num" w:pos="3600"/>
+        </w:tabs>
+        <w:ind w:left="3600" w:hanging="360"/>
+      </w:pPr>
+      <w:rPr>
+        <w:rFonts w:ascii="Wingdings" w:hAnsi="Wingdings" w:hint="default"/>
+        <w:sz w:val="20"/>
+      </w:rPr>
+    </w:lvl>
+    <w:lvl w:ilvl="5" w:tentative="1">
+      <w:start w:val="1"/>
+      <w:numFmt w:val="bullet"/>
+      <w:lvlText w:val=""/>
+      <w:lvlJc w:val="left"/>
+      <w:pPr>
+        <w:tabs>
+          <w:tab w:val="num" w:pos="4320"/>
+        </w:tabs>
+        <w:ind w:left="4320" w:hanging="360"/>
+      </w:pPr>
+      <w:rPr>
+        <w:rFonts w:ascii="Wingdings" w:hAnsi="Wingdings" w:hint="default"/>
+        <w:sz w:val="20"/>
+      </w:rPr>
+    </w:lvl>
+    <w:lvl w:ilvl="6" w:tentative="1">
+      <w:start w:val="1"/>
+      <w:numFmt w:val="bullet"/>
+      <w:lvlText w:val=""/>
+      <w:lvlJc w:val="left"/>
+      <w:pPr>
+        <w:tabs>
+          <w:tab w:val="num" w:pos="5040"/>
+        </w:tabs>
+        <w:ind w:left="5040" w:hanging="360"/>
+      </w:pPr>
+      <w:rPr>
+        <w:rFonts w:ascii="Wingdings" w:hAnsi="Wingdings" w:hint="default"/>
+        <w:sz w:val="20"/>
+      </w:rPr>
+    </w:lvl>
+    <w:lvl w:ilvl="7" w:tentative="1">
+      <w:start w:val="1"/>
+      <w:numFmt w:val="bullet"/>
+      <w:lvlText w:val=""/>
+      <w:lvlJc w:val="left"/>
+      <w:pPr>
+        <w:tabs>
+          <w:tab w:val="num" w:pos="5760"/>
+        </w:tabs>
+        <w:ind w:left="5760" w:hanging="360"/>
+      </w:pPr>
+      <w:rPr>
+        <w:rFonts w:ascii="Wingdings" w:hAnsi="Wingdings" w:hint="default"/>
+        <w:sz w:val="20"/>
+      </w:rPr>
+    </w:lvl>
+    <w:lvl w:ilvl="8" w:tentative="1">
+      <w:start w:val="1"/>
+      <w:numFmt w:val="bullet"/>
+      <w:lvlText w:val=""/>
+      <w:lvlJc w:val="left"/>
+      <w:pPr>
+        <w:tabs>
+          <w:tab w:val="num" w:pos="6480"/>
+        </w:tabs>
+        <w:ind w:left="6480" w:hanging="360"/>
+      </w:pPr>
+      <w:rPr>
+        <w:rFonts w:ascii="Wingdings" w:hAnsi="Wingdings" w:hint="default"/>
+        <w:sz w:val="20"/>
+      </w:rPr>
+    </w:lvl>
+  </w:abstractNum>
+  <w:abstractNum w:abstractNumId="13" w15:restartNumberingAfterBreak="0">
     <w:nsid w:val="20033D42"/>
     <w:multiLevelType w:val="multilevel"/>
     <w:tmpl w:val="95F68FA2"/>
@@ -6851,7 +12703,156 @@
       </w:rPr>
     </w:lvl>
   </w:abstractNum>
-  <w:abstractNum w:abstractNumId="12" w15:restartNumberingAfterBreak="0">
+  <w:abstractNum w:abstractNumId="14" w15:restartNumberingAfterBreak="0">
+    <w:nsid w:val="20145968"/>
+    <w:multiLevelType w:val="multilevel"/>
+    <w:tmpl w:val="4C9EA266"/>
+    <w:lvl w:ilvl="0">
+      <w:start w:val="1"/>
+      <w:numFmt w:val="bullet"/>
+      <w:lvlText w:val=""/>
+      <w:lvlJc w:val="left"/>
+      <w:pPr>
+        <w:tabs>
+          <w:tab w:val="num" w:pos="720"/>
+        </w:tabs>
+        <w:ind w:left="720" w:hanging="360"/>
+      </w:pPr>
+      <w:rPr>
+        <w:rFonts w:ascii="Symbol" w:hAnsi="Symbol" w:hint="default"/>
+        <w:sz w:val="20"/>
+      </w:rPr>
+    </w:lvl>
+    <w:lvl w:ilvl="1" w:tentative="1">
+      <w:start w:val="1"/>
+      <w:numFmt w:val="bullet"/>
+      <w:lvlText w:val="o"/>
+      <w:lvlJc w:val="left"/>
+      <w:pPr>
+        <w:tabs>
+          <w:tab w:val="num" w:pos="1440"/>
+        </w:tabs>
+        <w:ind w:left="1440" w:hanging="360"/>
+      </w:pPr>
+      <w:rPr>
+        <w:rFonts w:ascii="Courier New" w:hAnsi="Courier New" w:hint="default"/>
+        <w:sz w:val="20"/>
+      </w:rPr>
+    </w:lvl>
+    <w:lvl w:ilvl="2" w:tentative="1">
+      <w:start w:val="1"/>
+      <w:numFmt w:val="bullet"/>
+      <w:lvlText w:val=""/>
+      <w:lvlJc w:val="left"/>
+      <w:pPr>
+        <w:tabs>
+          <w:tab w:val="num" w:pos="2160"/>
+        </w:tabs>
+        <w:ind w:left="2160" w:hanging="360"/>
+      </w:pPr>
+      <w:rPr>
+        <w:rFonts w:ascii="Wingdings" w:hAnsi="Wingdings" w:hint="default"/>
+        <w:sz w:val="20"/>
+      </w:rPr>
+    </w:lvl>
+    <w:lvl w:ilvl="3" w:tentative="1">
+      <w:start w:val="1"/>
+      <w:numFmt w:val="bullet"/>
+      <w:lvlText w:val=""/>
+      <w:lvlJc w:val="left"/>
+      <w:pPr>
+        <w:tabs>
+          <w:tab w:val="num" w:pos="2880"/>
+        </w:tabs>
+        <w:ind w:left="2880" w:hanging="360"/>
+      </w:pPr>
+      <w:rPr>
+        <w:rFonts w:ascii="Wingdings" w:hAnsi="Wingdings" w:hint="default"/>
+        <w:sz w:val="20"/>
+      </w:rPr>
+    </w:lvl>
+    <w:lvl w:ilvl="4" w:tentative="1">
+      <w:start w:val="1"/>
+      <w:numFmt w:val="bullet"/>
+      <w:lvlText w:val=""/>
+      <w:lvlJc w:val="left"/>
+      <w:pPr>
+        <w:tabs>
+          <w:tab w:val="num" w:pos="3600"/>
+        </w:tabs>
+        <w:ind w:left="3600" w:hanging="360"/>
+      </w:pPr>
+      <w:rPr>
+        <w:rFonts w:ascii="Wingdings" w:hAnsi="Wingdings" w:hint="default"/>
+        <w:sz w:val="20"/>
+      </w:rPr>
+    </w:lvl>
+    <w:lvl w:ilvl="5" w:tentative="1">
+      <w:start w:val="1"/>
+      <w:numFmt w:val="bullet"/>
+      <w:lvlText w:val=""/>
+      <w:lvlJc w:val="left"/>
+      <w:pPr>
+        <w:tabs>
+          <w:tab w:val="num" w:pos="4320"/>
+        </w:tabs>
+        <w:ind w:left="4320" w:hanging="360"/>
+      </w:pPr>
+      <w:rPr>
+        <w:rFonts w:ascii="Wingdings" w:hAnsi="Wingdings" w:hint="default"/>
+        <w:sz w:val="20"/>
+      </w:rPr>
+    </w:lvl>
+    <w:lvl w:ilvl="6" w:tentative="1">
+      <w:start w:val="1"/>
+      <w:numFmt w:val="bullet"/>
+      <w:lvlText w:val=""/>
+      <w:lvlJc w:val="left"/>
+      <w:pPr>
+        <w:tabs>
+          <w:tab w:val="num" w:pos="5040"/>
+        </w:tabs>
+        <w:ind w:left="5040" w:hanging="360"/>
+      </w:pPr>
+      <w:rPr>
+        <w:rFonts w:ascii="Wingdings" w:hAnsi="Wingdings" w:hint="default"/>
+        <w:sz w:val="20"/>
+      </w:rPr>
+    </w:lvl>
+    <w:lvl w:ilvl="7" w:tentative="1">
+      <w:start w:val="1"/>
+      <w:numFmt w:val="bullet"/>
+      <w:lvlText w:val=""/>
+      <w:lvlJc w:val="left"/>
+      <w:pPr>
+        <w:tabs>
+          <w:tab w:val="num" w:pos="5760"/>
+        </w:tabs>
+        <w:ind w:left="5760" w:hanging="360"/>
+      </w:pPr>
+      <w:rPr>
+        <w:rFonts w:ascii="Wingdings" w:hAnsi="Wingdings" w:hint="default"/>
+        <w:sz w:val="20"/>
+      </w:rPr>
+    </w:lvl>
+    <w:lvl w:ilvl="8" w:tentative="1">
+      <w:start w:val="1"/>
+      <w:numFmt w:val="bullet"/>
+      <w:lvlText w:val=""/>
+      <w:lvlJc w:val="left"/>
+      <w:pPr>
+        <w:tabs>
+          <w:tab w:val="num" w:pos="6480"/>
+        </w:tabs>
+        <w:ind w:left="6480" w:hanging="360"/>
+      </w:pPr>
+      <w:rPr>
+        <w:rFonts w:ascii="Wingdings" w:hAnsi="Wingdings" w:hint="default"/>
+        <w:sz w:val="20"/>
+      </w:rPr>
+    </w:lvl>
+  </w:abstractNum>
+  <w:abstractNum w:abstractNumId="15" w15:restartNumberingAfterBreak="0">
     <w:nsid w:val="22315852"/>
     <w:multiLevelType w:val="multilevel"/>
     <w:tmpl w:val="250A7752"/>
@@ -7000,7 +13001,156 @@
       </w:rPr>
     </w:lvl>
   </w:abstractNum>
-  <w:abstractNum w:abstractNumId="13" w15:restartNumberingAfterBreak="0">
+  <w:abstractNum w:abstractNumId="16" w15:restartNumberingAfterBreak="0">
+    <w:nsid w:val="28ED34CF"/>
+    <w:multiLevelType w:val="multilevel"/>
+    <w:tmpl w:val="6D20FDF4"/>
+    <w:lvl w:ilvl="0">
+      <w:start w:val="1"/>
+      <w:numFmt w:val="bullet"/>
+      <w:lvlText w:val=""/>
+      <w:lvlJc w:val="left"/>
+      <w:pPr>
+        <w:tabs>
+          <w:tab w:val="num" w:pos="720"/>
+        </w:tabs>
+        <w:ind w:left="720" w:hanging="360"/>
+      </w:pPr>
+      <w:rPr>
+        <w:rFonts w:ascii="Symbol" w:hAnsi="Symbol" w:hint="default"/>
+        <w:sz w:val="20"/>
+      </w:rPr>
+    </w:lvl>
+    <w:lvl w:ilvl="1" w:tentative="1">
+      <w:start w:val="1"/>
+      <w:numFmt w:val="bullet"/>
+      <w:lvlText w:val="o"/>
+      <w:lvlJc w:val="left"/>
+      <w:pPr>
+        <w:tabs>
+          <w:tab w:val="num" w:pos="1440"/>
+        </w:tabs>
+        <w:ind w:left="1440" w:hanging="360"/>
+      </w:pPr>
+      <w:rPr>
+        <w:rFonts w:ascii="Courier New" w:hAnsi="Courier New" w:hint="default"/>
+        <w:sz w:val="20"/>
+      </w:rPr>
+    </w:lvl>
+    <w:lvl w:ilvl="2" w:tentative="1">
+      <w:start w:val="1"/>
+      <w:numFmt w:val="bullet"/>
+      <w:lvlText w:val=""/>
+      <w:lvlJc w:val="left"/>
+      <w:pPr>
+        <w:tabs>
+          <w:tab w:val="num" w:pos="2160"/>
+        </w:tabs>
+        <w:ind w:left="2160" w:hanging="360"/>
+      </w:pPr>
+      <w:rPr>
+        <w:rFonts w:ascii="Wingdings" w:hAnsi="Wingdings" w:hint="default"/>
+        <w:sz w:val="20"/>
+      </w:rPr>
+    </w:lvl>
+    <w:lvl w:ilvl="3" w:tentative="1">
+      <w:start w:val="1"/>
+      <w:numFmt w:val="bullet"/>
+      <w:lvlText w:val=""/>
+      <w:lvlJc w:val="left"/>
+      <w:pPr>
+        <w:tabs>
+          <w:tab w:val="num" w:pos="2880"/>
+        </w:tabs>
+        <w:ind w:left="2880" w:hanging="360"/>
+      </w:pPr>
+      <w:rPr>
+        <w:rFonts w:ascii="Wingdings" w:hAnsi="Wingdings" w:hint="default"/>
+        <w:sz w:val="20"/>
+      </w:rPr>
+    </w:lvl>
+    <w:lvl w:ilvl="4" w:tentative="1">
+      <w:start w:val="1"/>
+      <w:numFmt w:val="bullet"/>
+      <w:lvlText w:val=""/>
+      <w:lvlJc w:val="left"/>
+      <w:pPr>
+        <w:tabs>
+          <w:tab w:val="num" w:pos="3600"/>
+        </w:tabs>
+        <w:ind w:left="3600" w:hanging="360"/>
+      </w:pPr>
+      <w:rPr>
+        <w:rFonts w:ascii="Wingdings" w:hAnsi="Wingdings" w:hint="default"/>
+        <w:sz w:val="20"/>
+      </w:rPr>
+    </w:lvl>
+    <w:lvl w:ilvl="5" w:tentative="1">
+      <w:start w:val="1"/>
+      <w:numFmt w:val="bullet"/>
+      <w:lvlText w:val=""/>
+      <w:lvlJc w:val="left"/>
+      <w:pPr>
+        <w:tabs>
+          <w:tab w:val="num" w:pos="4320"/>
+        </w:tabs>
+        <w:ind w:left="4320" w:hanging="360"/>
+      </w:pPr>
+      <w:rPr>
+        <w:rFonts w:ascii="Wingdings" w:hAnsi="Wingdings" w:hint="default"/>
+        <w:sz w:val="20"/>
+      </w:rPr>
+    </w:lvl>
+    <w:lvl w:ilvl="6" w:tentative="1">
+      <w:start w:val="1"/>
+      <w:numFmt w:val="bullet"/>
+      <w:lvlText w:val=""/>
+      <w:lvlJc w:val="left"/>
+      <w:pPr>
+        <w:tabs>
+          <w:tab w:val="num" w:pos="5040"/>
+        </w:tabs>
+        <w:ind w:left="5040" w:hanging="360"/>
+      </w:pPr>
+      <w:rPr>
+        <w:rFonts w:ascii="Wingdings" w:hAnsi="Wingdings" w:hint="default"/>
+        <w:sz w:val="20"/>
+      </w:rPr>
+    </w:lvl>
+    <w:lvl w:ilvl="7" w:tentative="1">
+      <w:start w:val="1"/>
+      <w:numFmt w:val="bullet"/>
+      <w:lvlText w:val=""/>
+      <w:lvlJc w:val="left"/>
+      <w:pPr>
+        <w:tabs>
+          <w:tab w:val="num" w:pos="5760"/>
+        </w:tabs>
+        <w:ind w:left="5760" w:hanging="360"/>
+      </w:pPr>
+      <w:rPr>
+        <w:rFonts w:ascii="Wingdings" w:hAnsi="Wingdings" w:hint="default"/>
+        <w:sz w:val="20"/>
+      </w:rPr>
+    </w:lvl>
+    <w:lvl w:ilvl="8" w:tentative="1">
+      <w:start w:val="1"/>
+      <w:numFmt w:val="bullet"/>
+      <w:lvlText w:val=""/>
+      <w:lvlJc w:val="left"/>
+      <w:pPr>
+        <w:tabs>
+          <w:tab w:val="num" w:pos="6480"/>
+        </w:tabs>
+        <w:ind w:left="6480" w:hanging="360"/>
+      </w:pPr>
+      <w:rPr>
+        <w:rFonts w:ascii="Wingdings" w:hAnsi="Wingdings" w:hint="default"/>
+        <w:sz w:val="20"/>
+      </w:rPr>
+    </w:lvl>
+  </w:abstractNum>
+  <w:abstractNum w:abstractNumId="17" w15:restartNumberingAfterBreak="0">
     <w:nsid w:val="30A30774"/>
     <w:multiLevelType w:val="multilevel"/>
     <w:tmpl w:val="2C3691FC"/>
@@ -7149,7 +13299,7 @@
       </w:rPr>
     </w:lvl>
   </w:abstractNum>
-  <w:abstractNum w:abstractNumId="14" w15:restartNumberingAfterBreak="0">
+  <w:abstractNum w:abstractNumId="18" w15:restartNumberingAfterBreak="0">
     <w:nsid w:val="36691187"/>
     <w:multiLevelType w:val="hybridMultilevel"/>
     <w:tmpl w:val="2864F9AA"/>
@@ -7262,7 +13412,7 @@
       </w:rPr>
     </w:lvl>
   </w:abstractNum>
-  <w:abstractNum w:abstractNumId="15" w15:restartNumberingAfterBreak="0">
+  <w:abstractNum w:abstractNumId="19" w15:restartNumberingAfterBreak="0">
     <w:nsid w:val="385A0BF3"/>
     <w:multiLevelType w:val="hybridMultilevel"/>
     <w:tmpl w:val="1E1A2D36"/>
@@ -7375,7 +13525,156 @@
       </w:rPr>
     </w:lvl>
   </w:abstractNum>
-  <w:abstractNum w:abstractNumId="16" w15:restartNumberingAfterBreak="0">
+  <w:abstractNum w:abstractNumId="20" w15:restartNumberingAfterBreak="0">
+    <w:nsid w:val="3BFC7E25"/>
+    <w:multiLevelType w:val="multilevel"/>
+    <w:tmpl w:val="25F45B26"/>
+    <w:lvl w:ilvl="0">
+      <w:start w:val="1"/>
+      <w:numFmt w:val="bullet"/>
+      <w:lvlText w:val=""/>
+      <w:lvlJc w:val="left"/>
+      <w:pPr>
+        <w:tabs>
+          <w:tab w:val="num" w:pos="720"/>
+        </w:tabs>
+        <w:ind w:left="720" w:hanging="360"/>
+      </w:pPr>
+      <w:rPr>
+        <w:rFonts w:ascii="Symbol" w:hAnsi="Symbol" w:hint="default"/>
+        <w:sz w:val="20"/>
+      </w:rPr>
+    </w:lvl>
+    <w:lvl w:ilvl="1" w:tentative="1">
+      <w:start w:val="1"/>
+      <w:numFmt w:val="bullet"/>
+      <w:lvlText w:val="o"/>
+      <w:lvlJc w:val="left"/>
+      <w:pPr>
+        <w:tabs>
+          <w:tab w:val="num" w:pos="1440"/>
+        </w:tabs>
+        <w:ind w:left="1440" w:hanging="360"/>
+      </w:pPr>
+      <w:rPr>
+        <w:rFonts w:ascii="Courier New" w:hAnsi="Courier New" w:hint="default"/>
+        <w:sz w:val="20"/>
+      </w:rPr>
+    </w:lvl>
+    <w:lvl w:ilvl="2" w:tentative="1">
+      <w:start w:val="1"/>
+      <w:numFmt w:val="bullet"/>
+      <w:lvlText w:val=""/>
+      <w:lvlJc w:val="left"/>
+      <w:pPr>
+        <w:tabs>
+          <w:tab w:val="num" w:pos="2160"/>
+        </w:tabs>
+        <w:ind w:left="2160" w:hanging="360"/>
+      </w:pPr>
+      <w:rPr>
+        <w:rFonts w:ascii="Wingdings" w:hAnsi="Wingdings" w:hint="default"/>
+        <w:sz w:val="20"/>
+      </w:rPr>
+    </w:lvl>
+    <w:lvl w:ilvl="3" w:tentative="1">
+      <w:start w:val="1"/>
+      <w:numFmt w:val="bullet"/>
+      <w:lvlText w:val=""/>
+      <w:lvlJc w:val="left"/>
+      <w:pPr>
+        <w:tabs>
+          <w:tab w:val="num" w:pos="2880"/>
+        </w:tabs>
+        <w:ind w:left="2880" w:hanging="360"/>
+      </w:pPr>
+      <w:rPr>
+        <w:rFonts w:ascii="Wingdings" w:hAnsi="Wingdings" w:hint="default"/>
+        <w:sz w:val="20"/>
+      </w:rPr>
+    </w:lvl>
+    <w:lvl w:ilvl="4" w:tentative="1">
+      <w:start w:val="1"/>
+      <w:numFmt w:val="bullet"/>
+      <w:lvlText w:val=""/>
+      <w:lvlJc w:val="left"/>
+      <w:pPr>
+        <w:tabs>
+          <w:tab w:val="num" w:pos="3600"/>
+        </w:tabs>
+        <w:ind w:left="3600" w:hanging="360"/>
+      </w:pPr>
+      <w:rPr>
+        <w:rFonts w:ascii="Wingdings" w:hAnsi="Wingdings" w:hint="default"/>
+        <w:sz w:val="20"/>
+      </w:rPr>
+    </w:lvl>
+    <w:lvl w:ilvl="5" w:tentative="1">
+      <w:start w:val="1"/>
+      <w:numFmt w:val="bullet"/>
+      <w:lvlText w:val=""/>
+      <w:lvlJc w:val="left"/>
+      <w:pPr>
+        <w:tabs>
+          <w:tab w:val="num" w:pos="4320"/>
+        </w:tabs>
+        <w:ind w:left="4320" w:hanging="360"/>
+      </w:pPr>
+      <w:rPr>
+        <w:rFonts w:ascii="Wingdings" w:hAnsi="Wingdings" w:hint="default"/>
+        <w:sz w:val="20"/>
+      </w:rPr>
+    </w:lvl>
+    <w:lvl w:ilvl="6" w:tentative="1">
+      <w:start w:val="1"/>
+      <w:numFmt w:val="bullet"/>
+      <w:lvlText w:val=""/>
+      <w:lvlJc w:val="left"/>
+      <w:pPr>
+        <w:tabs>
+          <w:tab w:val="num" w:pos="5040"/>
+        </w:tabs>
+        <w:ind w:left="5040" w:hanging="360"/>
+      </w:pPr>
+      <w:rPr>
+        <w:rFonts w:ascii="Wingdings" w:hAnsi="Wingdings" w:hint="default"/>
+        <w:sz w:val="20"/>
+      </w:rPr>
+    </w:lvl>
+    <w:lvl w:ilvl="7" w:tentative="1">
+      <w:start w:val="1"/>
+      <w:numFmt w:val="bullet"/>
+      <w:lvlText w:val=""/>
+      <w:lvlJc w:val="left"/>
+      <w:pPr>
+        <w:tabs>
+          <w:tab w:val="num" w:pos="5760"/>
+        </w:tabs>
+        <w:ind w:left="5760" w:hanging="360"/>
+      </w:pPr>
+      <w:rPr>
+        <w:rFonts w:ascii="Wingdings" w:hAnsi="Wingdings" w:hint="default"/>
+        <w:sz w:val="20"/>
+      </w:rPr>
+    </w:lvl>
+    <w:lvl w:ilvl="8" w:tentative="1">
+      <w:start w:val="1"/>
+      <w:numFmt w:val="bullet"/>
+      <w:lvlText w:val=""/>
+      <w:lvlJc w:val="left"/>
+      <w:pPr>
+        <w:tabs>
+          <w:tab w:val="num" w:pos="6480"/>
+        </w:tabs>
+        <w:ind w:left="6480" w:hanging="360"/>
+      </w:pPr>
+      <w:rPr>
+        <w:rFonts w:ascii="Wingdings" w:hAnsi="Wingdings" w:hint="default"/>
+        <w:sz w:val="20"/>
+      </w:rPr>
+    </w:lvl>
+  </w:abstractNum>
+  <w:abstractNum w:abstractNumId="21" w15:restartNumberingAfterBreak="0">
     <w:nsid w:val="3F0736D1"/>
     <w:multiLevelType w:val="multilevel"/>
     <w:tmpl w:val="48DC9734"/>
@@ -7524,7 +13823,156 @@
       </w:rPr>
     </w:lvl>
   </w:abstractNum>
-  <w:abstractNum w:abstractNumId="17" w15:restartNumberingAfterBreak="0">
+  <w:abstractNum w:abstractNumId="22" w15:restartNumberingAfterBreak="0">
+    <w:nsid w:val="3F4B4F03"/>
+    <w:multiLevelType w:val="multilevel"/>
+    <w:tmpl w:val="E4A64E42"/>
+    <w:lvl w:ilvl="0">
+      <w:start w:val="1"/>
+      <w:numFmt w:val="bullet"/>
+      <w:lvlText w:val=""/>
+      <w:lvlJc w:val="left"/>
+      <w:pPr>
+        <w:tabs>
+          <w:tab w:val="num" w:pos="720"/>
+        </w:tabs>
+        <w:ind w:left="720" w:hanging="360"/>
+      </w:pPr>
+      <w:rPr>
+        <w:rFonts w:ascii="Symbol" w:hAnsi="Symbol" w:hint="default"/>
+        <w:sz w:val="20"/>
+      </w:rPr>
+    </w:lvl>
+    <w:lvl w:ilvl="1" w:tentative="1">
+      <w:start w:val="1"/>
+      <w:numFmt w:val="bullet"/>
+      <w:lvlText w:val="o"/>
+      <w:lvlJc w:val="left"/>
+      <w:pPr>
+        <w:tabs>
+          <w:tab w:val="num" w:pos="1440"/>
+        </w:tabs>
+        <w:ind w:left="1440" w:hanging="360"/>
+      </w:pPr>
+      <w:rPr>
+        <w:rFonts w:ascii="Courier New" w:hAnsi="Courier New" w:hint="default"/>
+        <w:sz w:val="20"/>
+      </w:rPr>
+    </w:lvl>
+    <w:lvl w:ilvl="2" w:tentative="1">
+      <w:start w:val="1"/>
+      <w:numFmt w:val="bullet"/>
+      <w:lvlText w:val=""/>
+      <w:lvlJc w:val="left"/>
+      <w:pPr>
+        <w:tabs>
+          <w:tab w:val="num" w:pos="2160"/>
+        </w:tabs>
+        <w:ind w:left="2160" w:hanging="360"/>
+      </w:pPr>
+      <w:rPr>
+        <w:rFonts w:ascii="Wingdings" w:hAnsi="Wingdings" w:hint="default"/>
+        <w:sz w:val="20"/>
+      </w:rPr>
+    </w:lvl>
+    <w:lvl w:ilvl="3" w:tentative="1">
+      <w:start w:val="1"/>
+      <w:numFmt w:val="bullet"/>
+      <w:lvlText w:val=""/>
+      <w:lvlJc w:val="left"/>
+      <w:pPr>
+        <w:tabs>
+          <w:tab w:val="num" w:pos="2880"/>
+        </w:tabs>
+        <w:ind w:left="2880" w:hanging="360"/>
+      </w:pPr>
+      <w:rPr>
+        <w:rFonts w:ascii="Wingdings" w:hAnsi="Wingdings" w:hint="default"/>
+        <w:sz w:val="20"/>
+      </w:rPr>
+    </w:lvl>
+    <w:lvl w:ilvl="4" w:tentative="1">
+      <w:start w:val="1"/>
+      <w:numFmt w:val="bullet"/>
+      <w:lvlText w:val=""/>
+      <w:lvlJc w:val="left"/>
+      <w:pPr>
+        <w:tabs>
+          <w:tab w:val="num" w:pos="3600"/>
+        </w:tabs>
+        <w:ind w:left="3600" w:hanging="360"/>
+      </w:pPr>
+      <w:rPr>
+        <w:rFonts w:ascii="Wingdings" w:hAnsi="Wingdings" w:hint="default"/>
+        <w:sz w:val="20"/>
+      </w:rPr>
+    </w:lvl>
+    <w:lvl w:ilvl="5" w:tentative="1">
+      <w:start w:val="1"/>
+      <w:numFmt w:val="bullet"/>
+      <w:lvlText w:val=""/>
+      <w:lvlJc w:val="left"/>
+      <w:pPr>
+        <w:tabs>
+          <w:tab w:val="num" w:pos="4320"/>
+        </w:tabs>
+        <w:ind w:left="4320" w:hanging="360"/>
+      </w:pPr>
+      <w:rPr>
+        <w:rFonts w:ascii="Wingdings" w:hAnsi="Wingdings" w:hint="default"/>
+        <w:sz w:val="20"/>
+      </w:rPr>
+    </w:lvl>
+    <w:lvl w:ilvl="6" w:tentative="1">
+      <w:start w:val="1"/>
+      <w:numFmt w:val="bullet"/>
+      <w:lvlText w:val=""/>
+      <w:lvlJc w:val="left"/>
+      <w:pPr>
+        <w:tabs>
+          <w:tab w:val="num" w:pos="5040"/>
+        </w:tabs>
+        <w:ind w:left="5040" w:hanging="360"/>
+      </w:pPr>
+      <w:rPr>
+        <w:rFonts w:ascii="Wingdings" w:hAnsi="Wingdings" w:hint="default"/>
+        <w:sz w:val="20"/>
+      </w:rPr>
+    </w:lvl>
+    <w:lvl w:ilvl="7" w:tentative="1">
+      <w:start w:val="1"/>
+      <w:numFmt w:val="bullet"/>
+      <w:lvlText w:val=""/>
+      <w:lvlJc w:val="left"/>
+      <w:pPr>
+        <w:tabs>
+          <w:tab w:val="num" w:pos="5760"/>
+        </w:tabs>
+        <w:ind w:left="5760" w:hanging="360"/>
+      </w:pPr>
+      <w:rPr>
+        <w:rFonts w:ascii="Wingdings" w:hAnsi="Wingdings" w:hint="default"/>
+        <w:sz w:val="20"/>
+      </w:rPr>
+    </w:lvl>
+    <w:lvl w:ilvl="8" w:tentative="1">
+      <w:start w:val="1"/>
+      <w:numFmt w:val="bullet"/>
+      <w:lvlText w:val=""/>
+      <w:lvlJc w:val="left"/>
+      <w:pPr>
+        <w:tabs>
+          <w:tab w:val="num" w:pos="6480"/>
+        </w:tabs>
+        <w:ind w:left="6480" w:hanging="360"/>
+      </w:pPr>
+      <w:rPr>
+        <w:rFonts w:ascii="Wingdings" w:hAnsi="Wingdings" w:hint="default"/>
+        <w:sz w:val="20"/>
+      </w:rPr>
+    </w:lvl>
+  </w:abstractNum>
+  <w:abstractNum w:abstractNumId="23" w15:restartNumberingAfterBreak="0">
     <w:nsid w:val="404A1558"/>
     <w:multiLevelType w:val="hybridMultilevel"/>
     <w:tmpl w:val="234C958C"/>
@@ -7637,7 +14085,156 @@
       </w:rPr>
     </w:lvl>
   </w:abstractNum>
-  <w:abstractNum w:abstractNumId="18" w15:restartNumberingAfterBreak="0">
+  <w:abstractNum w:abstractNumId="24" w15:restartNumberingAfterBreak="0">
+    <w:nsid w:val="417E4C3E"/>
+    <w:multiLevelType w:val="multilevel"/>
+    <w:tmpl w:val="56A8FC3E"/>
+    <w:lvl w:ilvl="0">
+      <w:start w:val="1"/>
+      <w:numFmt w:val="bullet"/>
+      <w:lvlText w:val=""/>
+      <w:lvlJc w:val="left"/>
+      <w:pPr>
+        <w:tabs>
+          <w:tab w:val="num" w:pos="720"/>
+        </w:tabs>
+        <w:ind w:left="720" w:hanging="360"/>
+      </w:pPr>
+      <w:rPr>
+        <w:rFonts w:ascii="Symbol" w:hAnsi="Symbol" w:hint="default"/>
+        <w:sz w:val="20"/>
+      </w:rPr>
+    </w:lvl>
+    <w:lvl w:ilvl="1" w:tentative="1">
+      <w:start w:val="1"/>
+      <w:numFmt w:val="bullet"/>
+      <w:lvlText w:val="o"/>
+      <w:lvlJc w:val="left"/>
+      <w:pPr>
+        <w:tabs>
+          <w:tab w:val="num" w:pos="1440"/>
+        </w:tabs>
+        <w:ind w:left="1440" w:hanging="360"/>
+      </w:pPr>
+      <w:rPr>
+        <w:rFonts w:ascii="Courier New" w:hAnsi="Courier New" w:hint="default"/>
+        <w:sz w:val="20"/>
+      </w:rPr>
+    </w:lvl>
+    <w:lvl w:ilvl="2" w:tentative="1">
+      <w:start w:val="1"/>
+      <w:numFmt w:val="bullet"/>
+      <w:lvlText w:val=""/>
+      <w:lvlJc w:val="left"/>
+      <w:pPr>
+        <w:tabs>
+          <w:tab w:val="num" w:pos="2160"/>
+        </w:tabs>
+        <w:ind w:left="2160" w:hanging="360"/>
+      </w:pPr>
+      <w:rPr>
+        <w:rFonts w:ascii="Wingdings" w:hAnsi="Wingdings" w:hint="default"/>
+        <w:sz w:val="20"/>
+      </w:rPr>
+    </w:lvl>
+    <w:lvl w:ilvl="3" w:tentative="1">
+      <w:start w:val="1"/>
+      <w:numFmt w:val="bullet"/>
+      <w:lvlText w:val=""/>
+      <w:lvlJc w:val="left"/>
+      <w:pPr>
+        <w:tabs>
+          <w:tab w:val="num" w:pos="2880"/>
+        </w:tabs>
+        <w:ind w:left="2880" w:hanging="360"/>
+      </w:pPr>
+      <w:rPr>
+        <w:rFonts w:ascii="Wingdings" w:hAnsi="Wingdings" w:hint="default"/>
+        <w:sz w:val="20"/>
+      </w:rPr>
+    </w:lvl>
+    <w:lvl w:ilvl="4" w:tentative="1">
+      <w:start w:val="1"/>
+      <w:numFmt w:val="bullet"/>
+      <w:lvlText w:val=""/>
+      <w:lvlJc w:val="left"/>
+      <w:pPr>
+        <w:tabs>
+          <w:tab w:val="num" w:pos="3600"/>
+        </w:tabs>
+        <w:ind w:left="3600" w:hanging="360"/>
+      </w:pPr>
+      <w:rPr>
+        <w:rFonts w:ascii="Wingdings" w:hAnsi="Wingdings" w:hint="default"/>
+        <w:sz w:val="20"/>
+      </w:rPr>
+    </w:lvl>
+    <w:lvl w:ilvl="5" w:tentative="1">
+      <w:start w:val="1"/>
+      <w:numFmt w:val="bullet"/>
+      <w:lvlText w:val=""/>
+      <w:lvlJc w:val="left"/>
+      <w:pPr>
+        <w:tabs>
+          <w:tab w:val="num" w:pos="4320"/>
+        </w:tabs>
+        <w:ind w:left="4320" w:hanging="360"/>
+      </w:pPr>
+      <w:rPr>
+        <w:rFonts w:ascii="Wingdings" w:hAnsi="Wingdings" w:hint="default"/>
+        <w:sz w:val="20"/>
+      </w:rPr>
+    </w:lvl>
+    <w:lvl w:ilvl="6" w:tentative="1">
+      <w:start w:val="1"/>
+      <w:numFmt w:val="bullet"/>
+      <w:lvlText w:val=""/>
+      <w:lvlJc w:val="left"/>
+      <w:pPr>
+        <w:tabs>
+          <w:tab w:val="num" w:pos="5040"/>
+        </w:tabs>
+        <w:ind w:left="5040" w:hanging="360"/>
+      </w:pPr>
+      <w:rPr>
+        <w:rFonts w:ascii="Wingdings" w:hAnsi="Wingdings" w:hint="default"/>
+        <w:sz w:val="20"/>
+      </w:rPr>
+    </w:lvl>
+    <w:lvl w:ilvl="7" w:tentative="1">
+      <w:start w:val="1"/>
+      <w:numFmt w:val="bullet"/>
+      <w:lvlText w:val=""/>
+      <w:lvlJc w:val="left"/>
+      <w:pPr>
+        <w:tabs>
+          <w:tab w:val="num" w:pos="5760"/>
+        </w:tabs>
+        <w:ind w:left="5760" w:hanging="360"/>
+      </w:pPr>
+      <w:rPr>
+        <w:rFonts w:ascii="Wingdings" w:hAnsi="Wingdings" w:hint="default"/>
+        <w:sz w:val="20"/>
+      </w:rPr>
+    </w:lvl>
+    <w:lvl w:ilvl="8" w:tentative="1">
+      <w:start w:val="1"/>
+      <w:numFmt w:val="bullet"/>
+      <w:lvlText w:val=""/>
+      <w:lvlJc w:val="left"/>
+      <w:pPr>
+        <w:tabs>
+          <w:tab w:val="num" w:pos="6480"/>
+        </w:tabs>
+        <w:ind w:left="6480" w:hanging="360"/>
+      </w:pPr>
+      <w:rPr>
+        <w:rFonts w:ascii="Wingdings" w:hAnsi="Wingdings" w:hint="default"/>
+        <w:sz w:val="20"/>
+      </w:rPr>
+    </w:lvl>
+  </w:abstractNum>
+  <w:abstractNum w:abstractNumId="25" w15:restartNumberingAfterBreak="0">
     <w:nsid w:val="42284AC4"/>
     <w:multiLevelType w:val="hybridMultilevel"/>
     <w:tmpl w:val="1B7CC08A"/>
@@ -7750,7 +14347,156 @@
       </w:rPr>
     </w:lvl>
   </w:abstractNum>
-  <w:abstractNum w:abstractNumId="19" w15:restartNumberingAfterBreak="0">
+  <w:abstractNum w:abstractNumId="26" w15:restartNumberingAfterBreak="0">
+    <w:nsid w:val="45062BCB"/>
+    <w:multiLevelType w:val="multilevel"/>
+    <w:tmpl w:val="85B4D81E"/>
+    <w:lvl w:ilvl="0">
+      <w:start w:val="1"/>
+      <w:numFmt w:val="bullet"/>
+      <w:lvlText w:val=""/>
+      <w:lvlJc w:val="left"/>
+      <w:pPr>
+        <w:tabs>
+          <w:tab w:val="num" w:pos="720"/>
+        </w:tabs>
+        <w:ind w:left="720" w:hanging="360"/>
+      </w:pPr>
+      <w:rPr>
+        <w:rFonts w:ascii="Symbol" w:hAnsi="Symbol" w:hint="default"/>
+        <w:sz w:val="20"/>
+      </w:rPr>
+    </w:lvl>
+    <w:lvl w:ilvl="1" w:tentative="1">
+      <w:start w:val="1"/>
+      <w:numFmt w:val="bullet"/>
+      <w:lvlText w:val="o"/>
+      <w:lvlJc w:val="left"/>
+      <w:pPr>
+        <w:tabs>
+          <w:tab w:val="num" w:pos="1440"/>
+        </w:tabs>
+        <w:ind w:left="1440" w:hanging="360"/>
+      </w:pPr>
+      <w:rPr>
+        <w:rFonts w:ascii="Courier New" w:hAnsi="Courier New" w:hint="default"/>
+        <w:sz w:val="20"/>
+      </w:rPr>
+    </w:lvl>
+    <w:lvl w:ilvl="2" w:tentative="1">
+      <w:start w:val="1"/>
+      <w:numFmt w:val="bullet"/>
+      <w:lvlText w:val=""/>
+      <w:lvlJc w:val="left"/>
+      <w:pPr>
+        <w:tabs>
+          <w:tab w:val="num" w:pos="2160"/>
+        </w:tabs>
+        <w:ind w:left="2160" w:hanging="360"/>
+      </w:pPr>
+      <w:rPr>
+        <w:rFonts w:ascii="Wingdings" w:hAnsi="Wingdings" w:hint="default"/>
+        <w:sz w:val="20"/>
+      </w:rPr>
+    </w:lvl>
+    <w:lvl w:ilvl="3" w:tentative="1">
+      <w:start w:val="1"/>
+      <w:numFmt w:val="bullet"/>
+      <w:lvlText w:val=""/>
+      <w:lvlJc w:val="left"/>
+      <w:pPr>
+        <w:tabs>
+          <w:tab w:val="num" w:pos="2880"/>
+        </w:tabs>
+        <w:ind w:left="2880" w:hanging="360"/>
+      </w:pPr>
+      <w:rPr>
+        <w:rFonts w:ascii="Wingdings" w:hAnsi="Wingdings" w:hint="default"/>
+        <w:sz w:val="20"/>
+      </w:rPr>
+    </w:lvl>
+    <w:lvl w:ilvl="4" w:tentative="1">
+      <w:start w:val="1"/>
+      <w:numFmt w:val="bullet"/>
+      <w:lvlText w:val=""/>
+      <w:lvlJc w:val="left"/>
+      <w:pPr>
+        <w:tabs>
+          <w:tab w:val="num" w:pos="3600"/>
+        </w:tabs>
+        <w:ind w:left="3600" w:hanging="360"/>
+      </w:pPr>
+      <w:rPr>
+        <w:rFonts w:ascii="Wingdings" w:hAnsi="Wingdings" w:hint="default"/>
+        <w:sz w:val="20"/>
+      </w:rPr>
+    </w:lvl>
+    <w:lvl w:ilvl="5" w:tentative="1">
+      <w:start w:val="1"/>
+      <w:numFmt w:val="bullet"/>
+      <w:lvlText w:val=""/>
+      <w:lvlJc w:val="left"/>
+      <w:pPr>
+        <w:tabs>
+          <w:tab w:val="num" w:pos="4320"/>
+        </w:tabs>
+        <w:ind w:left="4320" w:hanging="360"/>
+      </w:pPr>
+      <w:rPr>
+        <w:rFonts w:ascii="Wingdings" w:hAnsi="Wingdings" w:hint="default"/>
+        <w:sz w:val="20"/>
+      </w:rPr>
+    </w:lvl>
+    <w:lvl w:ilvl="6" w:tentative="1">
+      <w:start w:val="1"/>
+      <w:numFmt w:val="bullet"/>
+      <w:lvlText w:val=""/>
+      <w:lvlJc w:val="left"/>
+      <w:pPr>
+        <w:tabs>
+          <w:tab w:val="num" w:pos="5040"/>
+        </w:tabs>
+        <w:ind w:left="5040" w:hanging="360"/>
+      </w:pPr>
+      <w:rPr>
+        <w:rFonts w:ascii="Wingdings" w:hAnsi="Wingdings" w:hint="default"/>
+        <w:sz w:val="20"/>
+      </w:rPr>
+    </w:lvl>
+    <w:lvl w:ilvl="7" w:tentative="1">
+      <w:start w:val="1"/>
+      <w:numFmt w:val="bullet"/>
+      <w:lvlText w:val=""/>
+      <w:lvlJc w:val="left"/>
+      <w:pPr>
+        <w:tabs>
+          <w:tab w:val="num" w:pos="5760"/>
+        </w:tabs>
+        <w:ind w:left="5760" w:hanging="360"/>
+      </w:pPr>
+      <w:rPr>
+        <w:rFonts w:ascii="Wingdings" w:hAnsi="Wingdings" w:hint="default"/>
+        <w:sz w:val="20"/>
+      </w:rPr>
+    </w:lvl>
+    <w:lvl w:ilvl="8" w:tentative="1">
+      <w:start w:val="1"/>
+      <w:numFmt w:val="bullet"/>
+      <w:lvlText w:val=""/>
+      <w:lvlJc w:val="left"/>
+      <w:pPr>
+        <w:tabs>
+          <w:tab w:val="num" w:pos="6480"/>
+        </w:tabs>
+        <w:ind w:left="6480" w:hanging="360"/>
+      </w:pPr>
+      <w:rPr>
+        <w:rFonts w:ascii="Wingdings" w:hAnsi="Wingdings" w:hint="default"/>
+        <w:sz w:val="20"/>
+      </w:rPr>
+    </w:lvl>
+  </w:abstractNum>
+  <w:abstractNum w:abstractNumId="27" w15:restartNumberingAfterBreak="0">
     <w:nsid w:val="47490E1B"/>
     <w:multiLevelType w:val="multilevel"/>
     <w:tmpl w:val="AC34E69A"/>
@@ -7899,7 +14645,7 @@
       </w:rPr>
     </w:lvl>
   </w:abstractNum>
-  <w:abstractNum w:abstractNumId="20" w15:restartNumberingAfterBreak="0">
+  <w:abstractNum w:abstractNumId="28" w15:restartNumberingAfterBreak="0">
     <w:nsid w:val="526D760D"/>
     <w:multiLevelType w:val="hybridMultilevel"/>
     <w:tmpl w:val="390E30F4"/>
@@ -8012,7 +14758,156 @@
       </w:rPr>
     </w:lvl>
   </w:abstractNum>
-  <w:abstractNum w:abstractNumId="21" w15:restartNumberingAfterBreak="0">
+  <w:abstractNum w:abstractNumId="29" w15:restartNumberingAfterBreak="0">
+    <w:nsid w:val="53FF21AA"/>
+    <w:multiLevelType w:val="multilevel"/>
+    <w:tmpl w:val="539AB1AE"/>
+    <w:lvl w:ilvl="0">
+      <w:start w:val="1"/>
+      <w:numFmt w:val="bullet"/>
+      <w:lvlText w:val=""/>
+      <w:lvlJc w:val="left"/>
+      <w:pPr>
+        <w:tabs>
+          <w:tab w:val="num" w:pos="720"/>
+        </w:tabs>
+        <w:ind w:left="720" w:hanging="360"/>
+      </w:pPr>
+      <w:rPr>
+        <w:rFonts w:ascii="Symbol" w:hAnsi="Symbol" w:hint="default"/>
+        <w:sz w:val="20"/>
+      </w:rPr>
+    </w:lvl>
+    <w:lvl w:ilvl="1" w:tentative="1">
+      <w:start w:val="1"/>
+      <w:numFmt w:val="bullet"/>
+      <w:lvlText w:val="o"/>
+      <w:lvlJc w:val="left"/>
+      <w:pPr>
+        <w:tabs>
+          <w:tab w:val="num" w:pos="1440"/>
+        </w:tabs>
+        <w:ind w:left="1440" w:hanging="360"/>
+      </w:pPr>
+      <w:rPr>
+        <w:rFonts w:ascii="Courier New" w:hAnsi="Courier New" w:hint="default"/>
+        <w:sz w:val="20"/>
+      </w:rPr>
+    </w:lvl>
+    <w:lvl w:ilvl="2" w:tentative="1">
+      <w:start w:val="1"/>
+      <w:numFmt w:val="bullet"/>
+      <w:lvlText w:val=""/>
+      <w:lvlJc w:val="left"/>
+      <w:pPr>
+        <w:tabs>
+          <w:tab w:val="num" w:pos="2160"/>
+        </w:tabs>
+        <w:ind w:left="2160" w:hanging="360"/>
+      </w:pPr>
+      <w:rPr>
+        <w:rFonts w:ascii="Wingdings" w:hAnsi="Wingdings" w:hint="default"/>
+        <w:sz w:val="20"/>
+      </w:rPr>
+    </w:lvl>
+    <w:lvl w:ilvl="3" w:tentative="1">
+      <w:start w:val="1"/>
+      <w:numFmt w:val="bullet"/>
+      <w:lvlText w:val=""/>
+      <w:lvlJc w:val="left"/>
+      <w:pPr>
+        <w:tabs>
+          <w:tab w:val="num" w:pos="2880"/>
+        </w:tabs>
+        <w:ind w:left="2880" w:hanging="360"/>
+      </w:pPr>
+      <w:rPr>
+        <w:rFonts w:ascii="Wingdings" w:hAnsi="Wingdings" w:hint="default"/>
+        <w:sz w:val="20"/>
+      </w:rPr>
+    </w:lvl>
+    <w:lvl w:ilvl="4" w:tentative="1">
+      <w:start w:val="1"/>
+      <w:numFmt w:val="bullet"/>
+      <w:lvlText w:val=""/>
+      <w:lvlJc w:val="left"/>
+      <w:pPr>
+        <w:tabs>
+          <w:tab w:val="num" w:pos="3600"/>
+        </w:tabs>
+        <w:ind w:left="3600" w:hanging="360"/>
+      </w:pPr>
+      <w:rPr>
+        <w:rFonts w:ascii="Wingdings" w:hAnsi="Wingdings" w:hint="default"/>
+        <w:sz w:val="20"/>
+      </w:rPr>
+    </w:lvl>
+    <w:lvl w:ilvl="5" w:tentative="1">
+      <w:start w:val="1"/>
+      <w:numFmt w:val="bullet"/>
+      <w:lvlText w:val=""/>
+      <w:lvlJc w:val="left"/>
+      <w:pPr>
+        <w:tabs>
+          <w:tab w:val="num" w:pos="4320"/>
+        </w:tabs>
+        <w:ind w:left="4320" w:hanging="360"/>
+      </w:pPr>
+      <w:rPr>
+        <w:rFonts w:ascii="Wingdings" w:hAnsi="Wingdings" w:hint="default"/>
+        <w:sz w:val="20"/>
+      </w:rPr>
+    </w:lvl>
+    <w:lvl w:ilvl="6" w:tentative="1">
+      <w:start w:val="1"/>
+      <w:numFmt w:val="bullet"/>
+      <w:lvlText w:val=""/>
+      <w:lvlJc w:val="left"/>
+      <w:pPr>
+        <w:tabs>
+          <w:tab w:val="num" w:pos="5040"/>
+        </w:tabs>
+        <w:ind w:left="5040" w:hanging="360"/>
+      </w:pPr>
+      <w:rPr>
+        <w:rFonts w:ascii="Wingdings" w:hAnsi="Wingdings" w:hint="default"/>
+        <w:sz w:val="20"/>
+      </w:rPr>
+    </w:lvl>
+    <w:lvl w:ilvl="7" w:tentative="1">
+      <w:start w:val="1"/>
+      <w:numFmt w:val="bullet"/>
+      <w:lvlText w:val=""/>
+      <w:lvlJc w:val="left"/>
+      <w:pPr>
+        <w:tabs>
+          <w:tab w:val="num" w:pos="5760"/>
+        </w:tabs>
+        <w:ind w:left="5760" w:hanging="360"/>
+      </w:pPr>
+      <w:rPr>
+        <w:rFonts w:ascii="Wingdings" w:hAnsi="Wingdings" w:hint="default"/>
+        <w:sz w:val="20"/>
+      </w:rPr>
+    </w:lvl>
+    <w:lvl w:ilvl="8" w:tentative="1">
+      <w:start w:val="1"/>
+      <w:numFmt w:val="bullet"/>
+      <w:lvlText w:val=""/>
+      <w:lvlJc w:val="left"/>
+      <w:pPr>
+        <w:tabs>
+          <w:tab w:val="num" w:pos="6480"/>
+        </w:tabs>
+        <w:ind w:left="6480" w:hanging="360"/>
+      </w:pPr>
+      <w:rPr>
+        <w:rFonts w:ascii="Wingdings" w:hAnsi="Wingdings" w:hint="default"/>
+        <w:sz w:val="20"/>
+      </w:rPr>
+    </w:lvl>
+  </w:abstractNum>
+  <w:abstractNum w:abstractNumId="30" w15:restartNumberingAfterBreak="0">
     <w:nsid w:val="540340A2"/>
     <w:multiLevelType w:val="multilevel"/>
     <w:tmpl w:val="9E269D3E"/>
@@ -8161,7 +15056,7 @@
       </w:rPr>
     </w:lvl>
   </w:abstractNum>
-  <w:abstractNum w:abstractNumId="22" w15:restartNumberingAfterBreak="0">
+  <w:abstractNum w:abstractNumId="31" w15:restartNumberingAfterBreak="0">
     <w:nsid w:val="541D2B20"/>
     <w:multiLevelType w:val="multilevel"/>
     <w:tmpl w:val="F49A4A26"/>
@@ -8310,7 +15205,7 @@
       </w:rPr>
     </w:lvl>
   </w:abstractNum>
-  <w:abstractNum w:abstractNumId="23" w15:restartNumberingAfterBreak="0">
+  <w:abstractNum w:abstractNumId="32" w15:restartNumberingAfterBreak="0">
     <w:nsid w:val="55001687"/>
     <w:multiLevelType w:val="hybridMultilevel"/>
     <w:tmpl w:val="0172CABA"/>
@@ -8396,7 +15291,305 @@
       </w:pPr>
     </w:lvl>
   </w:abstractNum>
-  <w:abstractNum w:abstractNumId="24" w15:restartNumberingAfterBreak="0">
+  <w:abstractNum w:abstractNumId="33" w15:restartNumberingAfterBreak="0">
+    <w:nsid w:val="56D45266"/>
+    <w:multiLevelType w:val="multilevel"/>
+    <w:tmpl w:val="D02A788C"/>
+    <w:lvl w:ilvl="0">
+      <w:start w:val="1"/>
+      <w:numFmt w:val="bullet"/>
+      <w:lvlText w:val=""/>
+      <w:lvlJc w:val="left"/>
+      <w:pPr>
+        <w:tabs>
+          <w:tab w:val="num" w:pos="720"/>
+        </w:tabs>
+        <w:ind w:left="720" w:hanging="360"/>
+      </w:pPr>
+      <w:rPr>
+        <w:rFonts w:ascii="Symbol" w:hAnsi="Symbol" w:hint="default"/>
+        <w:sz w:val="20"/>
+      </w:rPr>
+    </w:lvl>
+    <w:lvl w:ilvl="1" w:tentative="1">
+      <w:start w:val="1"/>
+      <w:numFmt w:val="bullet"/>
+      <w:lvlText w:val="o"/>
+      <w:lvlJc w:val="left"/>
+      <w:pPr>
+        <w:tabs>
+          <w:tab w:val="num" w:pos="1440"/>
+        </w:tabs>
+        <w:ind w:left="1440" w:hanging="360"/>
+      </w:pPr>
+      <w:rPr>
+        <w:rFonts w:ascii="Courier New" w:hAnsi="Courier New" w:hint="default"/>
+        <w:sz w:val="20"/>
+      </w:rPr>
+    </w:lvl>
+    <w:lvl w:ilvl="2" w:tentative="1">
+      <w:start w:val="1"/>
+      <w:numFmt w:val="bullet"/>
+      <w:lvlText w:val=""/>
+      <w:lvlJc w:val="left"/>
+      <w:pPr>
+        <w:tabs>
+          <w:tab w:val="num" w:pos="2160"/>
+        </w:tabs>
+        <w:ind w:left="2160" w:hanging="360"/>
+      </w:pPr>
+      <w:rPr>
+        <w:rFonts w:ascii="Wingdings" w:hAnsi="Wingdings" w:hint="default"/>
+        <w:sz w:val="20"/>
+      </w:rPr>
+    </w:lvl>
+    <w:lvl w:ilvl="3" w:tentative="1">
+      <w:start w:val="1"/>
+      <w:numFmt w:val="bullet"/>
+      <w:lvlText w:val=""/>
+      <w:lvlJc w:val="left"/>
+      <w:pPr>
+        <w:tabs>
+          <w:tab w:val="num" w:pos="2880"/>
+        </w:tabs>
+        <w:ind w:left="2880" w:hanging="360"/>
+      </w:pPr>
+      <w:rPr>
+        <w:rFonts w:ascii="Wingdings" w:hAnsi="Wingdings" w:hint="default"/>
+        <w:sz w:val="20"/>
+      </w:rPr>
+    </w:lvl>
+    <w:lvl w:ilvl="4" w:tentative="1">
+      <w:start w:val="1"/>
+      <w:numFmt w:val="bullet"/>
+      <w:lvlText w:val=""/>
+      <w:lvlJc w:val="left"/>
+      <w:pPr>
+        <w:tabs>
+          <w:tab w:val="num" w:pos="3600"/>
+        </w:tabs>
+        <w:ind w:left="3600" w:hanging="360"/>
+      </w:pPr>
+      <w:rPr>
+        <w:rFonts w:ascii="Wingdings" w:hAnsi="Wingdings" w:hint="default"/>
+        <w:sz w:val="20"/>
+      </w:rPr>
+    </w:lvl>
+    <w:lvl w:ilvl="5" w:tentative="1">
+      <w:start w:val="1"/>
+      <w:numFmt w:val="bullet"/>
+      <w:lvlText w:val=""/>
+      <w:lvlJc w:val="left"/>
+      <w:pPr>
+        <w:tabs>
+          <w:tab w:val="num" w:pos="4320"/>
+        </w:tabs>
+        <w:ind w:left="4320" w:hanging="360"/>
+      </w:pPr>
+      <w:rPr>
+        <w:rFonts w:ascii="Wingdings" w:hAnsi="Wingdings" w:hint="default"/>
+        <w:sz w:val="20"/>
+      </w:rPr>
+    </w:lvl>
+    <w:lvl w:ilvl="6" w:tentative="1">
+      <w:start w:val="1"/>
+      <w:numFmt w:val="bullet"/>
+      <w:lvlText w:val=""/>
+      <w:lvlJc w:val="left"/>
+      <w:pPr>
+        <w:tabs>
+          <w:tab w:val="num" w:pos="5040"/>
+        </w:tabs>
+        <w:ind w:left="5040" w:hanging="360"/>
+      </w:pPr>
+      <w:rPr>
+        <w:rFonts w:ascii="Wingdings" w:hAnsi="Wingdings" w:hint="default"/>
+        <w:sz w:val="20"/>
+      </w:rPr>
+    </w:lvl>
+    <w:lvl w:ilvl="7" w:tentative="1">
+      <w:start w:val="1"/>
+      <w:numFmt w:val="bullet"/>
+      <w:lvlText w:val=""/>
+      <w:lvlJc w:val="left"/>
+      <w:pPr>
+        <w:tabs>
+          <w:tab w:val="num" w:pos="5760"/>
+        </w:tabs>
+        <w:ind w:left="5760" w:hanging="360"/>
+      </w:pPr>
+      <w:rPr>
+        <w:rFonts w:ascii="Wingdings" w:hAnsi="Wingdings" w:hint="default"/>
+        <w:sz w:val="20"/>
+      </w:rPr>
+    </w:lvl>
+    <w:lvl w:ilvl="8" w:tentative="1">
+      <w:start w:val="1"/>
+      <w:numFmt w:val="bullet"/>
+      <w:lvlText w:val=""/>
+      <w:lvlJc w:val="left"/>
+      <w:pPr>
+        <w:tabs>
+          <w:tab w:val="num" w:pos="6480"/>
+        </w:tabs>
+        <w:ind w:left="6480" w:hanging="360"/>
+      </w:pPr>
+      <w:rPr>
+        <w:rFonts w:ascii="Wingdings" w:hAnsi="Wingdings" w:hint="default"/>
+        <w:sz w:val="20"/>
+      </w:rPr>
+    </w:lvl>
+  </w:abstractNum>
+  <w:abstractNum w:abstractNumId="34" w15:restartNumberingAfterBreak="0">
+    <w:nsid w:val="5DCD5E6B"/>
+    <w:multiLevelType w:val="multilevel"/>
+    <w:tmpl w:val="165E82C2"/>
+    <w:lvl w:ilvl="0">
+      <w:start w:val="1"/>
+      <w:numFmt w:val="bullet"/>
+      <w:lvlText w:val=""/>
+      <w:lvlJc w:val="left"/>
+      <w:pPr>
+        <w:tabs>
+          <w:tab w:val="num" w:pos="720"/>
+        </w:tabs>
+        <w:ind w:left="720" w:hanging="360"/>
+      </w:pPr>
+      <w:rPr>
+        <w:rFonts w:ascii="Symbol" w:hAnsi="Symbol" w:hint="default"/>
+        <w:sz w:val="20"/>
+      </w:rPr>
+    </w:lvl>
+    <w:lvl w:ilvl="1" w:tentative="1">
+      <w:start w:val="1"/>
+      <w:numFmt w:val="bullet"/>
+      <w:lvlText w:val="o"/>
+      <w:lvlJc w:val="left"/>
+      <w:pPr>
+        <w:tabs>
+          <w:tab w:val="num" w:pos="1440"/>
+        </w:tabs>
+        <w:ind w:left="1440" w:hanging="360"/>
+      </w:pPr>
+      <w:rPr>
+        <w:rFonts w:ascii="Courier New" w:hAnsi="Courier New" w:hint="default"/>
+        <w:sz w:val="20"/>
+      </w:rPr>
+    </w:lvl>
+    <w:lvl w:ilvl="2" w:tentative="1">
+      <w:start w:val="1"/>
+      <w:numFmt w:val="bullet"/>
+      <w:lvlText w:val=""/>
+      <w:lvlJc w:val="left"/>
+      <w:pPr>
+        <w:tabs>
+          <w:tab w:val="num" w:pos="2160"/>
+        </w:tabs>
+        <w:ind w:left="2160" w:hanging="360"/>
+      </w:pPr>
+      <w:rPr>
+        <w:rFonts w:ascii="Wingdings" w:hAnsi="Wingdings" w:hint="default"/>
+        <w:sz w:val="20"/>
+      </w:rPr>
+    </w:lvl>
+    <w:lvl w:ilvl="3" w:tentative="1">
+      <w:start w:val="1"/>
+      <w:numFmt w:val="bullet"/>
+      <w:lvlText w:val=""/>
+      <w:lvlJc w:val="left"/>
+      <w:pPr>
+        <w:tabs>
+          <w:tab w:val="num" w:pos="2880"/>
+        </w:tabs>
+        <w:ind w:left="2880" w:hanging="360"/>
+      </w:pPr>
+      <w:rPr>
+        <w:rFonts w:ascii="Wingdings" w:hAnsi="Wingdings" w:hint="default"/>
+        <w:sz w:val="20"/>
+      </w:rPr>
+    </w:lvl>
+    <w:lvl w:ilvl="4" w:tentative="1">
+      <w:start w:val="1"/>
+      <w:numFmt w:val="bullet"/>
+      <w:lvlText w:val=""/>
+      <w:lvlJc w:val="left"/>
+      <w:pPr>
+        <w:tabs>
+          <w:tab w:val="num" w:pos="3600"/>
+        </w:tabs>
+        <w:ind w:left="3600" w:hanging="360"/>
+      </w:pPr>
+      <w:rPr>
+        <w:rFonts w:ascii="Wingdings" w:hAnsi="Wingdings" w:hint="default"/>
+        <w:sz w:val="20"/>
+      </w:rPr>
+    </w:lvl>
+    <w:lvl w:ilvl="5" w:tentative="1">
+      <w:start w:val="1"/>
+      <w:numFmt w:val="bullet"/>
+      <w:lvlText w:val=""/>
+      <w:lvlJc w:val="left"/>
+      <w:pPr>
+        <w:tabs>
+          <w:tab w:val="num" w:pos="4320"/>
+        </w:tabs>
+        <w:ind w:left="4320" w:hanging="360"/>
+      </w:pPr>
+      <w:rPr>
+        <w:rFonts w:ascii="Wingdings" w:hAnsi="Wingdings" w:hint="default"/>
+        <w:sz w:val="20"/>
+      </w:rPr>
+    </w:lvl>
+    <w:lvl w:ilvl="6" w:tentative="1">
+      <w:start w:val="1"/>
+      <w:numFmt w:val="bullet"/>
+      <w:lvlText w:val=""/>
+      <w:lvlJc w:val="left"/>
+      <w:pPr>
+        <w:tabs>
+          <w:tab w:val="num" w:pos="5040"/>
+        </w:tabs>
+        <w:ind w:left="5040" w:hanging="360"/>
+      </w:pPr>
+      <w:rPr>
+        <w:rFonts w:ascii="Wingdings" w:hAnsi="Wingdings" w:hint="default"/>
+        <w:sz w:val="20"/>
+      </w:rPr>
+    </w:lvl>
+    <w:lvl w:ilvl="7" w:tentative="1">
+      <w:start w:val="1"/>
+      <w:numFmt w:val="bullet"/>
+      <w:lvlText w:val=""/>
+      <w:lvlJc w:val="left"/>
+      <w:pPr>
+        <w:tabs>
+          <w:tab w:val="num" w:pos="5760"/>
+        </w:tabs>
+        <w:ind w:left="5760" w:hanging="360"/>
+      </w:pPr>
+      <w:rPr>
+        <w:rFonts w:ascii="Wingdings" w:hAnsi="Wingdings" w:hint="default"/>
+        <w:sz w:val="20"/>
+      </w:rPr>
+    </w:lvl>
+    <w:lvl w:ilvl="8" w:tentative="1">
+      <w:start w:val="1"/>
+      <w:numFmt w:val="bullet"/>
+      <w:lvlText w:val=""/>
+      <w:lvlJc w:val="left"/>
+      <w:pPr>
+        <w:tabs>
+          <w:tab w:val="num" w:pos="6480"/>
+        </w:tabs>
+        <w:ind w:left="6480" w:hanging="360"/>
+      </w:pPr>
+      <w:rPr>
+        <w:rFonts w:ascii="Wingdings" w:hAnsi="Wingdings" w:hint="default"/>
+        <w:sz w:val="20"/>
+      </w:rPr>
+    </w:lvl>
+  </w:abstractNum>
+  <w:abstractNum w:abstractNumId="35" w15:restartNumberingAfterBreak="0">
     <w:nsid w:val="5F255D25"/>
     <w:multiLevelType w:val="hybridMultilevel"/>
     <w:tmpl w:val="00226386"/>
@@ -8482,7 +15675,156 @@
       </w:pPr>
     </w:lvl>
   </w:abstractNum>
-  <w:abstractNum w:abstractNumId="25" w15:restartNumberingAfterBreak="0">
+  <w:abstractNum w:abstractNumId="36" w15:restartNumberingAfterBreak="0">
+    <w:nsid w:val="5F7B4A99"/>
+    <w:multiLevelType w:val="multilevel"/>
+    <w:tmpl w:val="219EEE7E"/>
+    <w:lvl w:ilvl="0">
+      <w:start w:val="1"/>
+      <w:numFmt w:val="bullet"/>
+      <w:lvlText w:val=""/>
+      <w:lvlJc w:val="left"/>
+      <w:pPr>
+        <w:tabs>
+          <w:tab w:val="num" w:pos="720"/>
+        </w:tabs>
+        <w:ind w:left="720" w:hanging="360"/>
+      </w:pPr>
+      <w:rPr>
+        <w:rFonts w:ascii="Symbol" w:hAnsi="Symbol" w:hint="default"/>
+        <w:sz w:val="20"/>
+      </w:rPr>
+    </w:lvl>
+    <w:lvl w:ilvl="1" w:tentative="1">
+      <w:start w:val="1"/>
+      <w:numFmt w:val="bullet"/>
+      <w:lvlText w:val="o"/>
+      <w:lvlJc w:val="left"/>
+      <w:pPr>
+        <w:tabs>
+          <w:tab w:val="num" w:pos="1440"/>
+        </w:tabs>
+        <w:ind w:left="1440" w:hanging="360"/>
+      </w:pPr>
+      <w:rPr>
+        <w:rFonts w:ascii="Courier New" w:hAnsi="Courier New" w:hint="default"/>
+        <w:sz w:val="20"/>
+      </w:rPr>
+    </w:lvl>
+    <w:lvl w:ilvl="2" w:tentative="1">
+      <w:start w:val="1"/>
+      <w:numFmt w:val="bullet"/>
+      <w:lvlText w:val=""/>
+      <w:lvlJc w:val="left"/>
+      <w:pPr>
+        <w:tabs>
+          <w:tab w:val="num" w:pos="2160"/>
+        </w:tabs>
+        <w:ind w:left="2160" w:hanging="360"/>
+      </w:pPr>
+      <w:rPr>
+        <w:rFonts w:ascii="Wingdings" w:hAnsi="Wingdings" w:hint="default"/>
+        <w:sz w:val="20"/>
+      </w:rPr>
+    </w:lvl>
+    <w:lvl w:ilvl="3" w:tentative="1">
+      <w:start w:val="1"/>
+      <w:numFmt w:val="bullet"/>
+      <w:lvlText w:val=""/>
+      <w:lvlJc w:val="left"/>
+      <w:pPr>
+        <w:tabs>
+          <w:tab w:val="num" w:pos="2880"/>
+        </w:tabs>
+        <w:ind w:left="2880" w:hanging="360"/>
+      </w:pPr>
+      <w:rPr>
+        <w:rFonts w:ascii="Wingdings" w:hAnsi="Wingdings" w:hint="default"/>
+        <w:sz w:val="20"/>
+      </w:rPr>
+    </w:lvl>
+    <w:lvl w:ilvl="4" w:tentative="1">
+      <w:start w:val="1"/>
+      <w:numFmt w:val="bullet"/>
+      <w:lvlText w:val=""/>
+      <w:lvlJc w:val="left"/>
+      <w:pPr>
+        <w:tabs>
+          <w:tab w:val="num" w:pos="3600"/>
+        </w:tabs>
+        <w:ind w:left="3600" w:hanging="360"/>
+      </w:pPr>
+      <w:rPr>
+        <w:rFonts w:ascii="Wingdings" w:hAnsi="Wingdings" w:hint="default"/>
+        <w:sz w:val="20"/>
+      </w:rPr>
+    </w:lvl>
+    <w:lvl w:ilvl="5" w:tentative="1">
+      <w:start w:val="1"/>
+      <w:numFmt w:val="bullet"/>
+      <w:lvlText w:val=""/>
+      <w:lvlJc w:val="left"/>
+      <w:pPr>
+        <w:tabs>
+          <w:tab w:val="num" w:pos="4320"/>
+        </w:tabs>
+        <w:ind w:left="4320" w:hanging="360"/>
+      </w:pPr>
+      <w:rPr>
+        <w:rFonts w:ascii="Wingdings" w:hAnsi="Wingdings" w:hint="default"/>
+        <w:sz w:val="20"/>
+      </w:rPr>
+    </w:lvl>
+    <w:lvl w:ilvl="6" w:tentative="1">
+      <w:start w:val="1"/>
+      <w:numFmt w:val="bullet"/>
+      <w:lvlText w:val=""/>
+      <w:lvlJc w:val="left"/>
+      <w:pPr>
+        <w:tabs>
+          <w:tab w:val="num" w:pos="5040"/>
+        </w:tabs>
+        <w:ind w:left="5040" w:hanging="360"/>
+      </w:pPr>
+      <w:rPr>
+        <w:rFonts w:ascii="Wingdings" w:hAnsi="Wingdings" w:hint="default"/>
+        <w:sz w:val="20"/>
+      </w:rPr>
+    </w:lvl>
+    <w:lvl w:ilvl="7" w:tentative="1">
+      <w:start w:val="1"/>
+      <w:numFmt w:val="bullet"/>
+      <w:lvlText w:val=""/>
+      <w:lvlJc w:val="left"/>
+      <w:pPr>
+        <w:tabs>
+          <w:tab w:val="num" w:pos="5760"/>
+        </w:tabs>
+        <w:ind w:left="5760" w:hanging="360"/>
+      </w:pPr>
+      <w:rPr>
+        <w:rFonts w:ascii="Wingdings" w:hAnsi="Wingdings" w:hint="default"/>
+        <w:sz w:val="20"/>
+      </w:rPr>
+    </w:lvl>
+    <w:lvl w:ilvl="8" w:tentative="1">
+      <w:start w:val="1"/>
+      <w:numFmt w:val="bullet"/>
+      <w:lvlText w:val=""/>
+      <w:lvlJc w:val="left"/>
+      <w:pPr>
+        <w:tabs>
+          <w:tab w:val="num" w:pos="6480"/>
+        </w:tabs>
+        <w:ind w:left="6480" w:hanging="360"/>
+      </w:pPr>
+      <w:rPr>
+        <w:rFonts w:ascii="Wingdings" w:hAnsi="Wingdings" w:hint="default"/>
+        <w:sz w:val="20"/>
+      </w:rPr>
+    </w:lvl>
+  </w:abstractNum>
+  <w:abstractNum w:abstractNumId="37" w15:restartNumberingAfterBreak="0">
     <w:nsid w:val="60862D7A"/>
     <w:multiLevelType w:val="multilevel"/>
     <w:tmpl w:val="D42E69BA"/>
@@ -8631,7 +15973,7 @@
       </w:rPr>
     </w:lvl>
   </w:abstractNum>
-  <w:abstractNum w:abstractNumId="26" w15:restartNumberingAfterBreak="0">
+  <w:abstractNum w:abstractNumId="38" w15:restartNumberingAfterBreak="0">
     <w:nsid w:val="62714F65"/>
     <w:multiLevelType w:val="multilevel"/>
     <w:tmpl w:val="1A2A070E"/>
@@ -8780,7 +16122,7 @@
       </w:rPr>
     </w:lvl>
   </w:abstractNum>
-  <w:abstractNum w:abstractNumId="27" w15:restartNumberingAfterBreak="0">
+  <w:abstractNum w:abstractNumId="39" w15:restartNumberingAfterBreak="0">
     <w:nsid w:val="65A52FA8"/>
     <w:multiLevelType w:val="multilevel"/>
     <w:tmpl w:val="E0C81D48"/>
@@ -8929,7 +16271,305 @@
       </w:rPr>
     </w:lvl>
   </w:abstractNum>
-  <w:abstractNum w:abstractNumId="28" w15:restartNumberingAfterBreak="0">
+  <w:abstractNum w:abstractNumId="40" w15:restartNumberingAfterBreak="0">
+    <w:nsid w:val="66CC5FFB"/>
+    <w:multiLevelType w:val="multilevel"/>
+    <w:tmpl w:val="D1A2A9A4"/>
+    <w:lvl w:ilvl="0">
+      <w:start w:val="1"/>
+      <w:numFmt w:val="bullet"/>
+      <w:lvlText w:val=""/>
+      <w:lvlJc w:val="left"/>
+      <w:pPr>
+        <w:tabs>
+          <w:tab w:val="num" w:pos="720"/>
+        </w:tabs>
+        <w:ind w:left="720" w:hanging="360"/>
+      </w:pPr>
+      <w:rPr>
+        <w:rFonts w:ascii="Symbol" w:hAnsi="Symbol" w:hint="default"/>
+        <w:sz w:val="20"/>
+      </w:rPr>
+    </w:lvl>
+    <w:lvl w:ilvl="1" w:tentative="1">
+      <w:start w:val="1"/>
+      <w:numFmt w:val="bullet"/>
+      <w:lvlText w:val="o"/>
+      <w:lvlJc w:val="left"/>
+      <w:pPr>
+        <w:tabs>
+          <w:tab w:val="num" w:pos="1440"/>
+        </w:tabs>
+        <w:ind w:left="1440" w:hanging="360"/>
+      </w:pPr>
+      <w:rPr>
+        <w:rFonts w:ascii="Courier New" w:hAnsi="Courier New" w:hint="default"/>
+        <w:sz w:val="20"/>
+      </w:rPr>
+    </w:lvl>
+    <w:lvl w:ilvl="2" w:tentative="1">
+      <w:start w:val="1"/>
+      <w:numFmt w:val="bullet"/>
+      <w:lvlText w:val=""/>
+      <w:lvlJc w:val="left"/>
+      <w:pPr>
+        <w:tabs>
+          <w:tab w:val="num" w:pos="2160"/>
+        </w:tabs>
+        <w:ind w:left="2160" w:hanging="360"/>
+      </w:pPr>
+      <w:rPr>
+        <w:rFonts w:ascii="Wingdings" w:hAnsi="Wingdings" w:hint="default"/>
+        <w:sz w:val="20"/>
+      </w:rPr>
+    </w:lvl>
+    <w:lvl w:ilvl="3" w:tentative="1">
+      <w:start w:val="1"/>
+      <w:numFmt w:val="bullet"/>
+      <w:lvlText w:val=""/>
+      <w:lvlJc w:val="left"/>
+      <w:pPr>
+        <w:tabs>
+          <w:tab w:val="num" w:pos="2880"/>
+        </w:tabs>
+        <w:ind w:left="2880" w:hanging="360"/>
+      </w:pPr>
+      <w:rPr>
+        <w:rFonts w:ascii="Wingdings" w:hAnsi="Wingdings" w:hint="default"/>
+        <w:sz w:val="20"/>
+      </w:rPr>
+    </w:lvl>
+    <w:lvl w:ilvl="4" w:tentative="1">
+      <w:start w:val="1"/>
+      <w:numFmt w:val="bullet"/>
+      <w:lvlText w:val=""/>
+      <w:lvlJc w:val="left"/>
+      <w:pPr>
+        <w:tabs>
+          <w:tab w:val="num" w:pos="3600"/>
+        </w:tabs>
+        <w:ind w:left="3600" w:hanging="360"/>
+      </w:pPr>
+      <w:rPr>
+        <w:rFonts w:ascii="Wingdings" w:hAnsi="Wingdings" w:hint="default"/>
+        <w:sz w:val="20"/>
+      </w:rPr>
+    </w:lvl>
+    <w:lvl w:ilvl="5" w:tentative="1">
+      <w:start w:val="1"/>
+      <w:numFmt w:val="bullet"/>
+      <w:lvlText w:val=""/>
+      <w:lvlJc w:val="left"/>
+      <w:pPr>
+        <w:tabs>
+          <w:tab w:val="num" w:pos="4320"/>
+        </w:tabs>
+        <w:ind w:left="4320" w:hanging="360"/>
+      </w:pPr>
+      <w:rPr>
+        <w:rFonts w:ascii="Wingdings" w:hAnsi="Wingdings" w:hint="default"/>
+        <w:sz w:val="20"/>
+      </w:rPr>
+    </w:lvl>
+    <w:lvl w:ilvl="6" w:tentative="1">
+      <w:start w:val="1"/>
+      <w:numFmt w:val="bullet"/>
+      <w:lvlText w:val=""/>
+      <w:lvlJc w:val="left"/>
+      <w:pPr>
+        <w:tabs>
+          <w:tab w:val="num" w:pos="5040"/>
+        </w:tabs>
+        <w:ind w:left="5040" w:hanging="360"/>
+      </w:pPr>
+      <w:rPr>
+        <w:rFonts w:ascii="Wingdings" w:hAnsi="Wingdings" w:hint="default"/>
+        <w:sz w:val="20"/>
+      </w:rPr>
+    </w:lvl>
+    <w:lvl w:ilvl="7" w:tentative="1">
+      <w:start w:val="1"/>
+      <w:numFmt w:val="bullet"/>
+      <w:lvlText w:val=""/>
+      <w:lvlJc w:val="left"/>
+      <w:pPr>
+        <w:tabs>
+          <w:tab w:val="num" w:pos="5760"/>
+        </w:tabs>
+        <w:ind w:left="5760" w:hanging="360"/>
+      </w:pPr>
+      <w:rPr>
+        <w:rFonts w:ascii="Wingdings" w:hAnsi="Wingdings" w:hint="default"/>
+        <w:sz w:val="20"/>
+      </w:rPr>
+    </w:lvl>
+    <w:lvl w:ilvl="8" w:tentative="1">
+      <w:start w:val="1"/>
+      <w:numFmt w:val="bullet"/>
+      <w:lvlText w:val=""/>
+      <w:lvlJc w:val="left"/>
+      <w:pPr>
+        <w:tabs>
+          <w:tab w:val="num" w:pos="6480"/>
+        </w:tabs>
+        <w:ind w:left="6480" w:hanging="360"/>
+      </w:pPr>
+      <w:rPr>
+        <w:rFonts w:ascii="Wingdings" w:hAnsi="Wingdings" w:hint="default"/>
+        <w:sz w:val="20"/>
+      </w:rPr>
+    </w:lvl>
+  </w:abstractNum>
+  <w:abstractNum w:abstractNumId="41" w15:restartNumberingAfterBreak="0">
+    <w:nsid w:val="67E6211D"/>
+    <w:multiLevelType w:val="multilevel"/>
+    <w:tmpl w:val="FFACECA0"/>
+    <w:lvl w:ilvl="0">
+      <w:start w:val="1"/>
+      <w:numFmt w:val="bullet"/>
+      <w:lvlText w:val=""/>
+      <w:lvlJc w:val="left"/>
+      <w:pPr>
+        <w:tabs>
+          <w:tab w:val="num" w:pos="720"/>
+        </w:tabs>
+        <w:ind w:left="720" w:hanging="360"/>
+      </w:pPr>
+      <w:rPr>
+        <w:rFonts w:ascii="Symbol" w:hAnsi="Symbol" w:hint="default"/>
+        <w:sz w:val="20"/>
+      </w:rPr>
+    </w:lvl>
+    <w:lvl w:ilvl="1" w:tentative="1">
+      <w:start w:val="1"/>
+      <w:numFmt w:val="bullet"/>
+      <w:lvlText w:val="o"/>
+      <w:lvlJc w:val="left"/>
+      <w:pPr>
+        <w:tabs>
+          <w:tab w:val="num" w:pos="1440"/>
+        </w:tabs>
+        <w:ind w:left="1440" w:hanging="360"/>
+      </w:pPr>
+      <w:rPr>
+        <w:rFonts w:ascii="Courier New" w:hAnsi="Courier New" w:hint="default"/>
+        <w:sz w:val="20"/>
+      </w:rPr>
+    </w:lvl>
+    <w:lvl w:ilvl="2" w:tentative="1">
+      <w:start w:val="1"/>
+      <w:numFmt w:val="bullet"/>
+      <w:lvlText w:val=""/>
+      <w:lvlJc w:val="left"/>
+      <w:pPr>
+        <w:tabs>
+          <w:tab w:val="num" w:pos="2160"/>
+        </w:tabs>
+        <w:ind w:left="2160" w:hanging="360"/>
+      </w:pPr>
+      <w:rPr>
+        <w:rFonts w:ascii="Wingdings" w:hAnsi="Wingdings" w:hint="default"/>
+        <w:sz w:val="20"/>
+      </w:rPr>
+    </w:lvl>
+    <w:lvl w:ilvl="3" w:tentative="1">
+      <w:start w:val="1"/>
+      <w:numFmt w:val="bullet"/>
+      <w:lvlText w:val=""/>
+      <w:lvlJc w:val="left"/>
+      <w:pPr>
+        <w:tabs>
+          <w:tab w:val="num" w:pos="2880"/>
+        </w:tabs>
+        <w:ind w:left="2880" w:hanging="360"/>
+      </w:pPr>
+      <w:rPr>
+        <w:rFonts w:ascii="Wingdings" w:hAnsi="Wingdings" w:hint="default"/>
+        <w:sz w:val="20"/>
+      </w:rPr>
+    </w:lvl>
+    <w:lvl w:ilvl="4" w:tentative="1">
+      <w:start w:val="1"/>
+      <w:numFmt w:val="bullet"/>
+      <w:lvlText w:val=""/>
+      <w:lvlJc w:val="left"/>
+      <w:pPr>
+        <w:tabs>
+          <w:tab w:val="num" w:pos="3600"/>
+        </w:tabs>
+        <w:ind w:left="3600" w:hanging="360"/>
+      </w:pPr>
+      <w:rPr>
+        <w:rFonts w:ascii="Wingdings" w:hAnsi="Wingdings" w:hint="default"/>
+        <w:sz w:val="20"/>
+      </w:rPr>
+    </w:lvl>
+    <w:lvl w:ilvl="5" w:tentative="1">
+      <w:start w:val="1"/>
+      <w:numFmt w:val="bullet"/>
+      <w:lvlText w:val=""/>
+      <w:lvlJc w:val="left"/>
+      <w:pPr>
+        <w:tabs>
+          <w:tab w:val="num" w:pos="4320"/>
+        </w:tabs>
+        <w:ind w:left="4320" w:hanging="360"/>
+      </w:pPr>
+      <w:rPr>
+        <w:rFonts w:ascii="Wingdings" w:hAnsi="Wingdings" w:hint="default"/>
+        <w:sz w:val="20"/>
+      </w:rPr>
+    </w:lvl>
+    <w:lvl w:ilvl="6" w:tentative="1">
+      <w:start w:val="1"/>
+      <w:numFmt w:val="bullet"/>
+      <w:lvlText w:val=""/>
+      <w:lvlJc w:val="left"/>
+      <w:pPr>
+        <w:tabs>
+          <w:tab w:val="num" w:pos="5040"/>
+        </w:tabs>
+        <w:ind w:left="5040" w:hanging="360"/>
+      </w:pPr>
+      <w:rPr>
+        <w:rFonts w:ascii="Wingdings" w:hAnsi="Wingdings" w:hint="default"/>
+        <w:sz w:val="20"/>
+      </w:rPr>
+    </w:lvl>
+    <w:lvl w:ilvl="7" w:tentative="1">
+      <w:start w:val="1"/>
+      <w:numFmt w:val="bullet"/>
+      <w:lvlText w:val=""/>
+      <w:lvlJc w:val="left"/>
+      <w:pPr>
+        <w:tabs>
+          <w:tab w:val="num" w:pos="5760"/>
+        </w:tabs>
+        <w:ind w:left="5760" w:hanging="360"/>
+      </w:pPr>
+      <w:rPr>
+        <w:rFonts w:ascii="Wingdings" w:hAnsi="Wingdings" w:hint="default"/>
+        <w:sz w:val="20"/>
+      </w:rPr>
+    </w:lvl>
+    <w:lvl w:ilvl="8" w:tentative="1">
+      <w:start w:val="1"/>
+      <w:numFmt w:val="bullet"/>
+      <w:lvlText w:val=""/>
+      <w:lvlJc w:val="left"/>
+      <w:pPr>
+        <w:tabs>
+          <w:tab w:val="num" w:pos="6480"/>
+        </w:tabs>
+        <w:ind w:left="6480" w:hanging="360"/>
+      </w:pPr>
+      <w:rPr>
+        <w:rFonts w:ascii="Wingdings" w:hAnsi="Wingdings" w:hint="default"/>
+        <w:sz w:val="20"/>
+      </w:rPr>
+    </w:lvl>
+  </w:abstractNum>
+  <w:abstractNum w:abstractNumId="42" w15:restartNumberingAfterBreak="0">
     <w:nsid w:val="6960438C"/>
     <w:multiLevelType w:val="hybridMultilevel"/>
     <w:tmpl w:val="1FAAFCD0"/>
@@ -9042,7 +16682,7 @@
       </w:rPr>
     </w:lvl>
   </w:abstractNum>
-  <w:abstractNum w:abstractNumId="29" w15:restartNumberingAfterBreak="0">
+  <w:abstractNum w:abstractNumId="43" w15:restartNumberingAfterBreak="0">
     <w:nsid w:val="69A82719"/>
     <w:multiLevelType w:val="hybridMultilevel"/>
     <w:tmpl w:val="6D249676"/>
@@ -9155,7 +16795,7 @@
       </w:rPr>
     </w:lvl>
   </w:abstractNum>
-  <w:abstractNum w:abstractNumId="30" w15:restartNumberingAfterBreak="0">
+  <w:abstractNum w:abstractNumId="44" w15:restartNumberingAfterBreak="0">
     <w:nsid w:val="6C013DC7"/>
     <w:multiLevelType w:val="multilevel"/>
     <w:tmpl w:val="7542CB70"/>
@@ -9304,7 +16944,7 @@
       </w:rPr>
     </w:lvl>
   </w:abstractNum>
-  <w:abstractNum w:abstractNumId="31" w15:restartNumberingAfterBreak="0">
+  <w:abstractNum w:abstractNumId="45" w15:restartNumberingAfterBreak="0">
     <w:nsid w:val="6C8035EA"/>
     <w:multiLevelType w:val="hybridMultilevel"/>
     <w:tmpl w:val="10B41334"/>
@@ -9417,7 +17057,156 @@
       </w:rPr>
     </w:lvl>
   </w:abstractNum>
-  <w:abstractNum w:abstractNumId="32" w15:restartNumberingAfterBreak="0">
+  <w:abstractNum w:abstractNumId="46" w15:restartNumberingAfterBreak="0">
+    <w:nsid w:val="6CEF53FD"/>
+    <w:multiLevelType w:val="multilevel"/>
+    <w:tmpl w:val="97C84DBC"/>
+    <w:lvl w:ilvl="0">
+      <w:start w:val="1"/>
+      <w:numFmt w:val="bullet"/>
+      <w:lvlText w:val=""/>
+      <w:lvlJc w:val="left"/>
+      <w:pPr>
+        <w:tabs>
+          <w:tab w:val="num" w:pos="720"/>
+        </w:tabs>
+        <w:ind w:left="720" w:hanging="360"/>
+      </w:pPr>
+      <w:rPr>
+        <w:rFonts w:ascii="Symbol" w:hAnsi="Symbol" w:hint="default"/>
+        <w:sz w:val="20"/>
+      </w:rPr>
+    </w:lvl>
+    <w:lvl w:ilvl="1" w:tentative="1">
+      <w:start w:val="1"/>
+      <w:numFmt w:val="bullet"/>
+      <w:lvlText w:val="o"/>
+      <w:lvlJc w:val="left"/>
+      <w:pPr>
+        <w:tabs>
+          <w:tab w:val="num" w:pos="1440"/>
+        </w:tabs>
+        <w:ind w:left="1440" w:hanging="360"/>
+      </w:pPr>
+      <w:rPr>
+        <w:rFonts w:ascii="Courier New" w:hAnsi="Courier New" w:hint="default"/>
+        <w:sz w:val="20"/>
+      </w:rPr>
+    </w:lvl>
+    <w:lvl w:ilvl="2" w:tentative="1">
+      <w:start w:val="1"/>
+      <w:numFmt w:val="bullet"/>
+      <w:lvlText w:val=""/>
+      <w:lvlJc w:val="left"/>
+      <w:pPr>
+        <w:tabs>
+          <w:tab w:val="num" w:pos="2160"/>
+        </w:tabs>
+        <w:ind w:left="2160" w:hanging="360"/>
+      </w:pPr>
+      <w:rPr>
+        <w:rFonts w:ascii="Wingdings" w:hAnsi="Wingdings" w:hint="default"/>
+        <w:sz w:val="20"/>
+      </w:rPr>
+    </w:lvl>
+    <w:lvl w:ilvl="3" w:tentative="1">
+      <w:start w:val="1"/>
+      <w:numFmt w:val="bullet"/>
+      <w:lvlText w:val=""/>
+      <w:lvlJc w:val="left"/>
+      <w:pPr>
+        <w:tabs>
+          <w:tab w:val="num" w:pos="2880"/>
+        </w:tabs>
+        <w:ind w:left="2880" w:hanging="360"/>
+      </w:pPr>
+      <w:rPr>
+        <w:rFonts w:ascii="Wingdings" w:hAnsi="Wingdings" w:hint="default"/>
+        <w:sz w:val="20"/>
+      </w:rPr>
+    </w:lvl>
+    <w:lvl w:ilvl="4" w:tentative="1">
+      <w:start w:val="1"/>
+      <w:numFmt w:val="bullet"/>
+      <w:lvlText w:val=""/>
+      <w:lvlJc w:val="left"/>
+      <w:pPr>
+        <w:tabs>
+          <w:tab w:val="num" w:pos="3600"/>
+        </w:tabs>
+        <w:ind w:left="3600" w:hanging="360"/>
+      </w:pPr>
+      <w:rPr>
+        <w:rFonts w:ascii="Wingdings" w:hAnsi="Wingdings" w:hint="default"/>
+        <w:sz w:val="20"/>
+      </w:rPr>
+    </w:lvl>
+    <w:lvl w:ilvl="5" w:tentative="1">
+      <w:start w:val="1"/>
+      <w:numFmt w:val="bullet"/>
+      <w:lvlText w:val=""/>
+      <w:lvlJc w:val="left"/>
+      <w:pPr>
+        <w:tabs>
+          <w:tab w:val="num" w:pos="4320"/>
+        </w:tabs>
+        <w:ind w:left="4320" w:hanging="360"/>
+      </w:pPr>
+      <w:rPr>
+        <w:rFonts w:ascii="Wingdings" w:hAnsi="Wingdings" w:hint="default"/>
+        <w:sz w:val="20"/>
+      </w:rPr>
+    </w:lvl>
+    <w:lvl w:ilvl="6" w:tentative="1">
+      <w:start w:val="1"/>
+      <w:numFmt w:val="bullet"/>
+      <w:lvlText w:val=""/>
+      <w:lvlJc w:val="left"/>
+      <w:pPr>
+        <w:tabs>
+          <w:tab w:val="num" w:pos="5040"/>
+        </w:tabs>
+        <w:ind w:left="5040" w:hanging="360"/>
+      </w:pPr>
+      <w:rPr>
+        <w:rFonts w:ascii="Wingdings" w:hAnsi="Wingdings" w:hint="default"/>
+        <w:sz w:val="20"/>
+      </w:rPr>
+    </w:lvl>
+    <w:lvl w:ilvl="7" w:tentative="1">
+      <w:start w:val="1"/>
+      <w:numFmt w:val="bullet"/>
+      <w:lvlText w:val=""/>
+      <w:lvlJc w:val="left"/>
+      <w:pPr>
+        <w:tabs>
+          <w:tab w:val="num" w:pos="5760"/>
+        </w:tabs>
+        <w:ind w:left="5760" w:hanging="360"/>
+      </w:pPr>
+      <w:rPr>
+        <w:rFonts w:ascii="Wingdings" w:hAnsi="Wingdings" w:hint="default"/>
+        <w:sz w:val="20"/>
+      </w:rPr>
+    </w:lvl>
+    <w:lvl w:ilvl="8" w:tentative="1">
+      <w:start w:val="1"/>
+      <w:numFmt w:val="bullet"/>
+      <w:lvlText w:val=""/>
+      <w:lvlJc w:val="left"/>
+      <w:pPr>
+        <w:tabs>
+          <w:tab w:val="num" w:pos="6480"/>
+        </w:tabs>
+        <w:ind w:left="6480" w:hanging="360"/>
+      </w:pPr>
+      <w:rPr>
+        <w:rFonts w:ascii="Wingdings" w:hAnsi="Wingdings" w:hint="default"/>
+        <w:sz w:val="20"/>
+      </w:rPr>
+    </w:lvl>
+  </w:abstractNum>
+  <w:abstractNum w:abstractNumId="47" w15:restartNumberingAfterBreak="0">
     <w:nsid w:val="766A2463"/>
     <w:multiLevelType w:val="multilevel"/>
     <w:tmpl w:val="6BAAC556"/>
@@ -9566,7 +17355,7 @@
       </w:rPr>
     </w:lvl>
   </w:abstractNum>
-  <w:abstractNum w:abstractNumId="33" w15:restartNumberingAfterBreak="0">
+  <w:abstractNum w:abstractNumId="48" w15:restartNumberingAfterBreak="0">
     <w:nsid w:val="76B016EB"/>
     <w:multiLevelType w:val="multilevel"/>
     <w:tmpl w:val="DD324638"/>
@@ -9715,7 +17504,7 @@
       </w:rPr>
     </w:lvl>
   </w:abstractNum>
-  <w:abstractNum w:abstractNumId="34" w15:restartNumberingAfterBreak="0">
+  <w:abstractNum w:abstractNumId="49" w15:restartNumberingAfterBreak="0">
     <w:nsid w:val="773C77BE"/>
     <w:multiLevelType w:val="multilevel"/>
     <w:tmpl w:val="FC420220"/>
@@ -9864,7 +17653,7 @@
       </w:rPr>
     </w:lvl>
   </w:abstractNum>
-  <w:abstractNum w:abstractNumId="35" w15:restartNumberingAfterBreak="0">
+  <w:abstractNum w:abstractNumId="50" w15:restartNumberingAfterBreak="0">
     <w:nsid w:val="79824C4B"/>
     <w:multiLevelType w:val="multilevel"/>
     <w:tmpl w:val="59B62F68"/>
@@ -10013,7 +17802,7 @@
       </w:rPr>
     </w:lvl>
   </w:abstractNum>
-  <w:abstractNum w:abstractNumId="36" w15:restartNumberingAfterBreak="0">
+  <w:abstractNum w:abstractNumId="51" w15:restartNumberingAfterBreak="0">
     <w:nsid w:val="7B3F7895"/>
     <w:multiLevelType w:val="multilevel"/>
     <w:tmpl w:val="652A609E"/>
@@ -10162,7 +17951,7 @@
       </w:rPr>
     </w:lvl>
   </w:abstractNum>
-  <w:abstractNum w:abstractNumId="37" w15:restartNumberingAfterBreak="0">
+  <w:abstractNum w:abstractNumId="52" w15:restartNumberingAfterBreak="0">
     <w:nsid w:val="7DDB0671"/>
     <w:multiLevelType w:val="hybridMultilevel"/>
     <w:tmpl w:val="AAFAEB76"/>
@@ -10248,7 +18037,7 @@
       </w:pPr>
     </w:lvl>
   </w:abstractNum>
-  <w:abstractNum w:abstractNumId="38" w15:restartNumberingAfterBreak="0">
+  <w:abstractNum w:abstractNumId="53" w15:restartNumberingAfterBreak="0">
     <w:nsid w:val="7EC77748"/>
     <w:multiLevelType w:val="hybridMultilevel"/>
     <w:tmpl w:val="8C3A37F6"/>
@@ -10335,123 +18124,168 @@
     </w:lvl>
   </w:abstractNum>
   <w:num w:numId="1">
-    <w:abstractNumId w:val="22"/>
+    <w:abstractNumId w:val="31"/>
   </w:num>
   <w:num w:numId="2">
-    <w:abstractNumId w:val="37"/>
+    <w:abstractNumId w:val="52"/>
   </w:num>
   <w:num w:numId="3">
-    <w:abstractNumId w:val="17"/>
+    <w:abstractNumId w:val="23"/>
   </w:num>
   <w:num w:numId="4">
-    <w:abstractNumId w:val="24"/>
+    <w:abstractNumId w:val="35"/>
   </w:num>
   <w:num w:numId="5">
-    <w:abstractNumId w:val="28"/>
+    <w:abstractNumId w:val="42"/>
   </w:num>
   <w:num w:numId="6">
-    <w:abstractNumId w:val="14"/>
+    <w:abstractNumId w:val="18"/>
   </w:num>
   <w:num w:numId="7">
-    <w:abstractNumId w:val="6"/>
+    <w:abstractNumId w:val="7"/>
   </w:num>
   <w:num w:numId="8">
     <w:abstractNumId w:val="2"/>
   </w:num>
   <w:num w:numId="9">
-    <w:abstractNumId w:val="4"/>
+    <w:abstractNumId w:val="5"/>
   </w:num>
   <w:num w:numId="10">
-    <w:abstractNumId w:val="38"/>
+    <w:abstractNumId w:val="53"/>
   </w:num>
   <w:num w:numId="11">
-    <w:abstractNumId w:val="23"/>
+    <w:abstractNumId w:val="32"/>
   </w:num>
   <w:num w:numId="12">
-    <w:abstractNumId w:val="8"/>
+    <w:abstractNumId w:val="9"/>
   </w:num>
   <w:num w:numId="13">
-    <w:abstractNumId w:val="15"/>
+    <w:abstractNumId w:val="19"/>
   </w:num>
   <w:num w:numId="14">
-    <w:abstractNumId w:val="5"/>
+    <w:abstractNumId w:val="6"/>
   </w:num>
   <w:num w:numId="15">
     <w:abstractNumId w:val="0"/>
   </w:num>
   <w:num w:numId="16">
-    <w:abstractNumId w:val="29"/>
+    <w:abstractNumId w:val="43"/>
   </w:num>
   <w:num w:numId="17">
-    <w:abstractNumId w:val="20"/>
+    <w:abstractNumId w:val="28"/>
   </w:num>
   <w:num w:numId="18">
-    <w:abstractNumId w:val="31"/>
+    <w:abstractNumId w:val="45"/>
   </w:num>
   <w:num w:numId="19">
-    <w:abstractNumId w:val="18"/>
+    <w:abstractNumId w:val="25"/>
   </w:num>
   <w:num w:numId="20">
+    <w:abstractNumId w:val="11"/>
+  </w:num>
+  <w:num w:numId="21">
     <w:abstractNumId w:val="10"/>
   </w:num>
-  <w:num w:numId="21">
-    <w:abstractNumId w:val="9"/>
-  </w:num>
   <w:num w:numId="22">
-    <w:abstractNumId w:val="30"/>
+    <w:abstractNumId w:val="44"/>
   </w:num>
   <w:num w:numId="23">
-    <w:abstractNumId w:val="12"/>
+    <w:abstractNumId w:val="15"/>
   </w:num>
   <w:num w:numId="24">
-    <w:abstractNumId w:val="34"/>
+    <w:abstractNumId w:val="49"/>
   </w:num>
   <w:num w:numId="25">
-    <w:abstractNumId w:val="27"/>
+    <w:abstractNumId w:val="39"/>
   </w:num>
   <w:num w:numId="26">
-    <w:abstractNumId w:val="25"/>
+    <w:abstractNumId w:val="37"/>
   </w:num>
   <w:num w:numId="27">
-    <w:abstractNumId w:val="16"/>
+    <w:abstractNumId w:val="21"/>
   </w:num>
   <w:num w:numId="28">
-    <w:abstractNumId w:val="7"/>
+    <w:abstractNumId w:val="8"/>
   </w:num>
   <w:num w:numId="29">
-    <w:abstractNumId w:val="26"/>
+    <w:abstractNumId w:val="38"/>
   </w:num>
   <w:num w:numId="30">
-    <w:abstractNumId w:val="35"/>
+    <w:abstractNumId w:val="50"/>
   </w:num>
   <w:num w:numId="31">
-    <w:abstractNumId w:val="36"/>
+    <w:abstractNumId w:val="51"/>
   </w:num>
   <w:num w:numId="32">
     <w:abstractNumId w:val="1"/>
   </w:num>
   <w:num w:numId="33">
+    <w:abstractNumId w:val="4"/>
+  </w:num>
+  <w:num w:numId="34">
+    <w:abstractNumId w:val="27"/>
+  </w:num>
+  <w:num w:numId="35">
+    <w:abstractNumId w:val="13"/>
+  </w:num>
+  <w:num w:numId="36">
+    <w:abstractNumId w:val="30"/>
+  </w:num>
+  <w:num w:numId="37">
+    <w:abstractNumId w:val="47"/>
+  </w:num>
+  <w:num w:numId="38">
+    <w:abstractNumId w:val="48"/>
+  </w:num>
+  <w:num w:numId="39">
+    <w:abstractNumId w:val="17"/>
+  </w:num>
+  <w:num w:numId="40">
+    <w:abstractNumId w:val="33"/>
+  </w:num>
+  <w:num w:numId="41">
     <w:abstractNumId w:val="3"/>
   </w:num>
-  <w:num w:numId="34">
-    <w:abstractNumId w:val="19"/>
+  <w:num w:numId="42">
+    <w:abstractNumId w:val="12"/>
   </w:num>
-  <w:num w:numId="35">
-    <w:abstractNumId w:val="11"/>
+  <w:num w:numId="43">
+    <w:abstractNumId w:val="24"/>
   </w:num>
-  <w:num w:numId="36">
-    <w:abstractNumId w:val="21"/>
+  <w:num w:numId="44">
+    <w:abstractNumId w:val="20"/>
   </w:num>
-  <w:num w:numId="37">
-    <w:abstractNumId w:val="32"/>
+  <w:num w:numId="45">
+    <w:abstractNumId w:val="16"/>
   </w:num>
-  <w:num w:numId="38">
-    <w:abstractNumId w:val="33"/>
+  <w:num w:numId="46">
+    <w:abstractNumId w:val="26"/>
   </w:num>
-  <w:num w:numId="39">
-    <w:abstractNumId w:val="13"/>
+  <w:num w:numId="47">
+    <w:abstractNumId w:val="22"/>
   </w:num>
-  <w:numIdMacAtCleanup w:val="39"/>
+  <w:num w:numId="48">
+    <w:abstractNumId w:val="34"/>
+  </w:num>
+  <w:num w:numId="49">
+    <w:abstractNumId w:val="46"/>
+  </w:num>
+  <w:num w:numId="50">
+    <w:abstractNumId w:val="36"/>
+  </w:num>
+  <w:num w:numId="51">
+    <w:abstractNumId w:val="41"/>
+  </w:num>
+  <w:num w:numId="52">
+    <w:abstractNumId w:val="14"/>
+  </w:num>
+  <w:num w:numId="53">
+    <w:abstractNumId w:val="29"/>
+  </w:num>
+  <w:num w:numId="54">
+    <w:abstractNumId w:val="40"/>
+  </w:num>
+  <w:numIdMacAtCleanup w:val="54"/>
 </w:numbering>
 </file>
 
@@ -11073,6 +18907,19 @@
       <w:szCs w:val="32"/>
     </w:rPr>
   </w:style>
+  <w:style w:type="character" w:styleId="CodeHTML">
+    <w:name w:val="HTML Code"/>
+    <w:basedOn w:val="Policepardfaut"/>
+    <w:uiPriority w:val="99"/>
+    <w:semiHidden/>
+    <w:unhideWhenUsed/>
+    <w:rsid w:val="00B66516"/>
+    <w:rPr>
+      <w:rFonts w:ascii="Courier New" w:eastAsia="Times New Roman" w:hAnsi="Courier New" w:cs="Courier New"/>
+      <w:sz w:val="20"/>
+      <w:szCs w:val="20"/>
+    </w:rPr>
+  </w:style>
 </w:styles>
 </file>
 
